--- a/arb/docx/006.content.docx
+++ b/arb/docx/006.content.docx
@@ -22,7 +22,7 @@
         <w:rPr>
           <w:lang w:val="ar_AE" w:bidi="ar_AE"/>
         </w:rPr>
-        <w:t>Resource: Tyndale Open Study Notes</w:t>
+        <w:t>Resource: Aquifer Open Study Notes (Profiles)</w:t>
       </w:r>
       <w:r>
         <w:rPr>
@@ -122,7 +122,7 @@
         <w:rPr>
           <w:lang w:val="ar_AE" w:bidi="ar_AE"/>
         </w:rPr>
-        <w:t>Tyndale Open Study Notes</w:t>
+        <w:t>Aquifer Open Study Notes (Profiles)</w:t>
       </w:r>
     </w:p>
     <w:p>

--- a/arb/docx/006.content.docx
+++ b/arb/docx/006.content.docx
@@ -9,6 +9,8 @@
       </w:pPr>
       <w:r>
         <w:rPr>
+          <w:rtl/>
+          <w:cs/>
           <w:lang w:val="ar_AE" w:bidi="ar_AE"/>
         </w:rPr>
       </w:r>
@@ -20,12 +22,16 @@
       </w:pPr>
       <w:r>
         <w:rPr>
+          <w:rtl/>
+          <w:cs/>
           <w:lang w:val="ar_AE" w:bidi="ar_AE"/>
         </w:rPr>
         <w:t>Resource: Aquifer Open Study Notes (Profiles)</w:t>
       </w:r>
       <w:r>
         <w:rPr>
+          <w:rtl/>
+          <w:cs/>
           <w:lang w:val="ar_AE" w:bidi="ar_AE"/>
         </w:rPr>
       </w:r>
@@ -36,12 +42,16 @@
       </w:pPr>
       <w:r>
         <w:rPr>
+          <w:rtl/>
+          <w:cs/>
           <w:lang w:val="ar_AE" w:bidi="ar_AE"/>
         </w:rPr>
       </w:r>
       <w:r>
         <w:rPr>
           <w:b/>
+          <w:rtl/>
+          <w:cs/>
           <w:lang w:val="ar_AE" w:bidi="ar_AE"/>
         </w:rPr>
         <w:t>Aquifer Open Study Notes (Profiles)</w:t>
@@ -53,35 +63,47 @@
       </w:pPr>
       <w:r>
         <w:rPr>
-          <w:lang w:val="ar_AE" w:bidi="ar_AE"/>
-        </w:rPr>
-      </w:r>
-      <w:r>
-        <w:rPr>
+          <w:rtl/>
+          <w:cs/>
+          <w:lang w:val="ar_AE" w:bidi="ar_AE"/>
+        </w:rPr>
+      </w:r>
+      <w:r>
+        <w:rPr>
+          <w:rtl/>
+          <w:cs/>
           <w:lang w:val="ar_AE" w:bidi="ar_AE"/>
         </w:rPr>
         <w:t xml:space="preserve">This work is an adaptation of </w:t>
       </w:r>
       <w:r>
         <w:rPr>
+          <w:rtl/>
+          <w:cs/>
           <w:lang w:val="ar_AE" w:bidi="ar_AE"/>
         </w:rPr>
         <w:t>Tyndale Open Study Notes</w:t>
       </w:r>
       <w:r>
         <w:rPr>
+          <w:rtl/>
+          <w:cs/>
           <w:lang w:val="ar_AE" w:bidi="ar_AE"/>
         </w:rPr>
         <w:t xml:space="preserve"> © 2023 Tyndale House Publishers, licensed under the CC BY-SA 4.0 license. The adaptation, </w:t>
       </w:r>
       <w:r>
         <w:rPr>
+          <w:rtl/>
+          <w:cs/>
           <w:lang w:val="ar_AE" w:bidi="ar_AE"/>
         </w:rPr>
         <w:t>Aquifer Open Study Notes</w:t>
       </w:r>
       <w:r>
         <w:rPr>
+          <w:rtl/>
+          <w:cs/>
           <w:lang w:val="ar_AE" w:bidi="ar_AE"/>
         </w:rPr>
         <w:t>, was created by Mission Mutual and is also licensed under CC BY-SA 4.0.</w:t>
@@ -93,22 +115,30 @@
       </w:pPr>
       <w:r>
         <w:rPr>
-          <w:lang w:val="ar_AE" w:bidi="ar_AE"/>
-        </w:rPr>
-      </w:r>
-      <w:r>
-        <w:rPr>
+          <w:rtl/>
+          <w:cs/>
+          <w:lang w:val="ar_AE" w:bidi="ar_AE"/>
+        </w:rPr>
+      </w:r>
+      <w:r>
+        <w:rPr>
+          <w:rtl/>
+          <w:cs/>
           <w:lang w:val="ar_AE" w:bidi="ar_AE"/>
         </w:rPr>
         <w:t>This resource has been adapted into multiple languages, including English, Tok Pisin, Arabic (عربي), French (Français), Hindi (हिंदी), Indonesian (Bahasa Indonesia), Portuguese (Português), Russian (Русский), Spanish (Español), Swahili (Kiswahili), and Simplified Chinese (简体中文).</w:t>
       </w:r>
       <w:r>
         <w:rPr>
-          <w:lang w:val="ar_AE" w:bidi="ar_AE"/>
-        </w:rPr>
-      </w:r>
-      <w:r>
-        <w:rPr>
+          <w:rtl/>
+          <w:cs/>
+          <w:lang w:val="ar_AE" w:bidi="ar_AE"/>
+        </w:rPr>
+      </w:r>
+      <w:r>
+        <w:rPr>
+          <w:rtl/>
+          <w:cs/>
           <w:lang w:val="ar_AE" w:bidi="ar_AE"/>
         </w:rPr>
       </w:r>
@@ -120,6 +150,8 @@
       </w:pPr>
       <w:r>
         <w:rPr>
+          <w:rtl/>
+          <w:cs/>
           <w:lang w:val="ar_AE" w:bidi="ar_AE"/>
         </w:rPr>
         <w:t>Aquifer Open Study Notes (Profiles)</w:t>
@@ -149,6 +181,8 @@
       </w:pPr>
       <w:r>
         <w:rPr>
+          <w:rtl/>
+          <w:cs/>
           <w:lang w:val="ar_AE" w:bidi="ar_AE"/>
         </w:rPr>
       </w:r>
@@ -160,12 +194,16 @@
       </w:pPr>
       <w:r>
         <w:rPr>
+          <w:rtl/>
+          <w:cs/>
           <w:lang w:val="ar_AE" w:bidi="ar_AE"/>
         </w:rPr>
         <w:t>ع</w:t>
       </w:r>
       <w:r>
         <w:rPr>
+          <w:rtl/>
+          <w:cs/>
           <w:lang w:val="ar_AE" w:bidi="ar_AE"/>
         </w:rPr>
       </w:r>
@@ -176,22 +214,30 @@
       </w:pPr>
       <w:r>
         <w:rPr>
-          <w:lang w:val="ar_AE" w:bidi="ar_AE"/>
-        </w:rPr>
-      </w:r>
-      <w:r>
-        <w:rPr>
+          <w:rtl/>
+          <w:cs/>
+          <w:lang w:val="ar_AE" w:bidi="ar_AE"/>
+        </w:rPr>
+      </w:r>
+      <w:r>
+        <w:rPr>
+          <w:rtl/>
+          <w:cs/>
           <w:lang w:val="ar_AE" w:bidi="ar_AE"/>
         </w:rPr>
         <w:t xml:space="preserve"> </w:t>
       </w:r>
       <w:r>
         <w:rPr>
-          <w:lang w:val="ar_AE" w:bidi="ar_AE"/>
-        </w:rPr>
-      </w:r>
-      <w:r>
-        <w:rPr>
+          <w:rtl/>
+          <w:cs/>
+          <w:lang w:val="ar_AE" w:bidi="ar_AE"/>
+        </w:rPr>
+      </w:r>
+      <w:r>
+        <w:rPr>
+          <w:rtl/>
+          <w:cs/>
           <w:lang w:val="ar_AE" w:bidi="ar_AE"/>
         </w:rPr>
       </w:r>
@@ -217,6 +263,8 @@
       </w:pPr>
       <w:r>
         <w:rPr>
+          <w:rtl/>
+          <w:cs/>
           <w:lang w:val="ar_AE" w:bidi="ar_AE"/>
         </w:rPr>
       </w:r>
@@ -228,12 +276,16 @@
       </w:pPr>
       <w:r>
         <w:rPr>
+          <w:rtl/>
+          <w:cs/>
           <w:lang w:val="ar_AE" w:bidi="ar_AE"/>
         </w:rPr>
         <w:t>العَمَالِيق</w:t>
       </w:r>
       <w:r>
         <w:rPr>
+          <w:rtl/>
+          <w:cs/>
           <w:lang w:val="ar_AE" w:bidi="ar_AE"/>
         </w:rPr>
       </w:r>
@@ -244,11 +296,15 @@
       </w:pPr>
       <w:r>
         <w:rPr>
-          <w:lang w:val="ar_AE" w:bidi="ar_AE"/>
-        </w:rPr>
-      </w:r>
-      <w:r>
-        <w:rPr>
+          <w:rtl/>
+          <w:cs/>
+          <w:lang w:val="ar_AE" w:bidi="ar_AE"/>
+        </w:rPr>
+      </w:r>
+      <w:r>
+        <w:rPr>
+          <w:rtl/>
+          <w:cs/>
           <w:lang w:val="ar_AE" w:bidi="ar_AE"/>
         </w:rPr>
         <w:t>كان العَمَالِيق من نسل عَمَالِيق، حفيد عيسو (</w:t>
@@ -256,6 +312,8 @@
       <w:hyperlink r:id="rId13">
         <w:r>
           <w:rPr>
+            <w:rtl/>
+            <w:cs/>
             <w:lang w:val="ar_AE" w:bidi="ar_AE"/>
           </w:rPr>
           <w:rPr>
@@ -267,6 +325,8 @@
       </w:hyperlink>
       <w:r>
         <w:rPr>
+          <w:rtl/>
+          <w:cs/>
           <w:lang w:val="ar_AE" w:bidi="ar_AE"/>
         </w:rPr>
         <w:t xml:space="preserve">؛ </w:t>
@@ -274,6 +334,8 @@
       <w:hyperlink r:id="rId14">
         <w:r>
           <w:rPr>
+            <w:rtl/>
+            <w:cs/>
             <w:lang w:val="ar_AE" w:bidi="ar_AE"/>
           </w:rPr>
           <w:rPr>
@@ -285,30 +347,40 @@
       </w:hyperlink>
       <w:r>
         <w:rPr>
+          <w:rtl/>
+          <w:cs/>
           <w:lang w:val="ar_AE" w:bidi="ar_AE"/>
         </w:rPr>
         <w:t xml:space="preserve">). كانوا رعاة بدويين، وامتدت أراضيهم في الجَنُوب من جَنُوب بئر السبع إلى الجَنُوب الشرقي، وصولًا إلى </w:t>
       </w:r>
       <w:r>
         <w:rPr>
+          <w:rtl/>
+          <w:cs/>
           <w:lang w:val="ar_AE" w:bidi="ar_AE"/>
         </w:rPr>
         <w:t>أَيْلَة</w:t>
       </w:r>
       <w:r>
         <w:rPr>
+          <w:rtl/>
+          <w:cs/>
           <w:lang w:val="ar_AE" w:bidi="ar_AE"/>
         </w:rPr>
         <w:t xml:space="preserve"> و</w:t>
       </w:r>
       <w:r>
         <w:rPr>
+          <w:rtl/>
+          <w:cs/>
           <w:lang w:val="ar_AE" w:bidi="ar_AE"/>
         </w:rPr>
         <w:t>عِصْيُون جَابَر</w:t>
       </w:r>
       <w:r>
         <w:rPr>
+          <w:rtl/>
+          <w:cs/>
           <w:lang w:val="ar_AE" w:bidi="ar_AE"/>
         </w:rPr>
         <w:t>. ويُحتمل أنهم شنوا غارات على السهل الساحلي غربًا، وبرية العربة شرقًا، وربما العربية أيضًا.</w:t>
@@ -320,23 +392,31 @@
       </w:pPr>
       <w:r>
         <w:rPr>
-          <w:lang w:val="ar_AE" w:bidi="ar_AE"/>
-        </w:rPr>
-      </w:r>
-      <w:r>
-        <w:rPr>
+          <w:rtl/>
+          <w:cs/>
+          <w:lang w:val="ar_AE" w:bidi="ar_AE"/>
+        </w:rPr>
+      </w:r>
+      <w:r>
+        <w:rPr>
+          <w:rtl/>
+          <w:cs/>
           <w:lang w:val="ar_AE" w:bidi="ar_AE"/>
         </w:rPr>
         <w:t>كان ال</w:t>
       </w:r>
       <w:r>
         <w:rPr>
+          <w:rtl/>
+          <w:cs/>
           <w:lang w:val="ar_AE" w:bidi="ar_AE"/>
         </w:rPr>
         <w:t xml:space="preserve">عَمَالِيق </w:t>
       </w:r>
       <w:r>
         <w:rPr>
+          <w:rtl/>
+          <w:cs/>
           <w:lang w:val="ar_AE" w:bidi="ar_AE"/>
         </w:rPr>
         <w:t>أعداء أقوياء لإسرائيل. التقى إسرائيل أول مرة بمحاربي عَمَالِيق في رفيديم بالقرب من سيناء عندما هاجموا إسرائيل (</w:t>
@@ -344,6 +424,8 @@
       <w:hyperlink r:id="rId15">
         <w:r>
           <w:rPr>
+            <w:rtl/>
+            <w:cs/>
             <w:lang w:val="ar_AE" w:bidi="ar_AE"/>
           </w:rPr>
           <w:rPr>
@@ -355,6 +437,8 @@
       </w:hyperlink>
       <w:r>
         <w:rPr>
+          <w:rtl/>
+          <w:cs/>
           <w:lang w:val="ar_AE" w:bidi="ar_AE"/>
         </w:rPr>
         <w:t>). هزم يشوع وجيش إسرائيل العَمَالِيق في تلك المعركة. لاحقًا، أوقف العَمَالِيق محاولة إسرائيل (في عصيانها) لدخول أرض الموعد (</w:t>
@@ -362,6 +446,8 @@
       <w:hyperlink r:id="rId16">
         <w:r>
           <w:rPr>
+            <w:rtl/>
+            <w:cs/>
             <w:lang w:val="ar_AE" w:bidi="ar_AE"/>
           </w:rPr>
           <w:rPr>
@@ -373,6 +459,8 @@
       </w:hyperlink>
       <w:r>
         <w:rPr>
+          <w:rtl/>
+          <w:cs/>
           <w:lang w:val="ar_AE" w:bidi="ar_AE"/>
         </w:rPr>
         <w:t>).</w:t>
@@ -384,11 +472,15 @@
       </w:pPr>
       <w:r>
         <w:rPr>
-          <w:lang w:val="ar_AE" w:bidi="ar_AE"/>
-        </w:rPr>
-      </w:r>
-      <w:r>
-        <w:rPr>
+          <w:rtl/>
+          <w:cs/>
+          <w:lang w:val="ar_AE" w:bidi="ar_AE"/>
+        </w:rPr>
+      </w:r>
+      <w:r>
+        <w:rPr>
+          <w:rtl/>
+          <w:cs/>
           <w:lang w:val="ar_AE" w:bidi="ar_AE"/>
         </w:rPr>
         <w:t>بسبب حقد العَمَالِيق وعداوتهم، أمر موسى إسرائيل بإهلاكهم [محو ذكرهم من تحت السماء] (</w:t>
@@ -396,6 +488,8 @@
       <w:hyperlink r:id="rId17">
         <w:r>
           <w:rPr>
+            <w:rtl/>
+            <w:cs/>
             <w:lang w:val="ar_AE" w:bidi="ar_AE"/>
           </w:rPr>
           <w:rPr>
@@ -407,6 +501,8 @@
       </w:hyperlink>
       <w:r>
         <w:rPr>
+          <w:rtl/>
+          <w:cs/>
           <w:lang w:val="ar_AE" w:bidi="ar_AE"/>
         </w:rPr>
         <w:t xml:space="preserve">). ومع ذلك، استمر العمالقة في العيش في الجَنُوب [النّقب] (انظر </w:t>
@@ -414,6 +510,8 @@
       <w:hyperlink r:id="rId18">
         <w:r>
           <w:rPr>
+            <w:rtl/>
+            <w:cs/>
             <w:lang w:val="ar_AE" w:bidi="ar_AE"/>
           </w:rPr>
           <w:rPr>
@@ -425,6 +523,8 @@
       </w:hyperlink>
       <w:r>
         <w:rPr>
+          <w:rtl/>
+          <w:cs/>
           <w:lang w:val="ar_AE" w:bidi="ar_AE"/>
         </w:rPr>
         <w:t xml:space="preserve">؛ </w:t>
@@ -432,6 +532,8 @@
       <w:hyperlink r:id="rId19">
         <w:r>
           <w:rPr>
+            <w:rtl/>
+            <w:cs/>
             <w:lang w:val="ar_AE" w:bidi="ar_AE"/>
           </w:rPr>
           <w:rPr>
@@ -443,6 +545,8 @@
       </w:hyperlink>
       <w:r>
         <w:rPr>
+          <w:rtl/>
+          <w:cs/>
           <w:lang w:val="ar_AE" w:bidi="ar_AE"/>
         </w:rPr>
         <w:t xml:space="preserve">؛ </w:t>
@@ -450,6 +554,8 @@
       <w:hyperlink r:id="rId20">
         <w:r>
           <w:rPr>
+            <w:rtl/>
+            <w:cs/>
             <w:lang w:val="ar_AE" w:bidi="ar_AE"/>
           </w:rPr>
           <w:rPr>
@@ -461,6 +567,8 @@
       </w:hyperlink>
       <w:r>
         <w:rPr>
+          <w:rtl/>
+          <w:cs/>
           <w:lang w:val="ar_AE" w:bidi="ar_AE"/>
         </w:rPr>
         <w:t xml:space="preserve">؛ </w:t>
@@ -468,6 +576,8 @@
       <w:hyperlink r:id="rId21">
         <w:r>
           <w:rPr>
+            <w:rtl/>
+            <w:cs/>
             <w:lang w:val="ar_AE" w:bidi="ar_AE"/>
           </w:rPr>
           <w:rPr>
@@ -479,6 +589,8 @@
       </w:hyperlink>
       <w:r>
         <w:rPr>
+          <w:rtl/>
+          <w:cs/>
           <w:lang w:val="ar_AE" w:bidi="ar_AE"/>
         </w:rPr>
         <w:t>). أولئك الذين نجوا من العَمَالِيق ظلوا أعداء لإسرائيل (</w:t>
@@ -486,6 +598,8 @@
       <w:hyperlink r:id="rId22">
         <w:r>
           <w:rPr>
+            <w:rtl/>
+            <w:cs/>
             <w:lang w:val="ar_AE" w:bidi="ar_AE"/>
           </w:rPr>
           <w:rPr>
@@ -497,6 +611,8 @@
       </w:hyperlink>
       <w:r>
         <w:rPr>
+          <w:rtl/>
+          <w:cs/>
           <w:lang w:val="ar_AE" w:bidi="ar_AE"/>
         </w:rPr>
         <w:t xml:space="preserve">؛ </w:t>
@@ -504,6 +620,8 @@
       <w:hyperlink r:id="rId23">
         <w:r>
           <w:rPr>
+            <w:rtl/>
+            <w:cs/>
             <w:lang w:val="ar_AE" w:bidi="ar_AE"/>
           </w:rPr>
           <w:rPr>
@@ -515,6 +633,8 @@
       </w:hyperlink>
       <w:r>
         <w:rPr>
+          <w:rtl/>
+          <w:cs/>
           <w:lang w:val="ar_AE" w:bidi="ar_AE"/>
         </w:rPr>
         <w:t xml:space="preserve">؛ </w:t>
@@ -522,6 +642,8 @@
       <w:hyperlink r:id="rId24">
         <w:r>
           <w:rPr>
+            <w:rtl/>
+            <w:cs/>
             <w:lang w:val="ar_AE" w:bidi="ar_AE"/>
           </w:rPr>
           <w:rPr>
@@ -533,6 +655,8 @@
       </w:hyperlink>
       <w:r>
         <w:rPr>
+          <w:rtl/>
+          <w:cs/>
           <w:lang w:val="ar_AE" w:bidi="ar_AE"/>
         </w:rPr>
         <w:t xml:space="preserve">؛ </w:t>
@@ -540,6 +664,8 @@
       <w:hyperlink r:id="rId25">
         <w:r>
           <w:rPr>
+            <w:rtl/>
+            <w:cs/>
             <w:lang w:val="ar_AE" w:bidi="ar_AE"/>
           </w:rPr>
           <w:rPr>
@@ -551,6 +677,8 @@
       </w:hyperlink>
       <w:r>
         <w:rPr>
+          <w:rtl/>
+          <w:cs/>
           <w:lang w:val="ar_AE" w:bidi="ar_AE"/>
         </w:rPr>
         <w:t>). وأُفنيت هذه المجموعة المتبقية في النهاية في أثناء حكم الملك حزقيّا (</w:t>
@@ -558,6 +686,8 @@
       <w:hyperlink r:id="rId26">
         <w:r>
           <w:rPr>
+            <w:rtl/>
+            <w:cs/>
             <w:lang w:val="ar_AE" w:bidi="ar_AE"/>
           </w:rPr>
           <w:rPr>
@@ -569,6 +699,8 @@
       </w:hyperlink>
       <w:r>
         <w:rPr>
+          <w:rtl/>
+          <w:cs/>
           <w:lang w:val="ar_AE" w:bidi="ar_AE"/>
         </w:rPr>
         <w:t>). في سفر أستير، أظهر هامان، الذي كان من نسل الملك أجاج، عداوتهم إلى آخر لحظة (</w:t>
@@ -576,6 +708,8 @@
       <w:hyperlink r:id="rId27">
         <w:r>
           <w:rPr>
+            <w:rtl/>
+            <w:cs/>
             <w:lang w:val="ar_AE" w:bidi="ar_AE"/>
           </w:rPr>
           <w:rPr>
@@ -587,6 +721,8 @@
       </w:hyperlink>
       <w:r>
         <w:rPr>
+          <w:rtl/>
+          <w:cs/>
           <w:lang w:val="ar_AE" w:bidi="ar_AE"/>
         </w:rPr>
         <w:t xml:space="preserve">؛ انظر </w:t>
@@ -594,6 +730,8 @@
       <w:hyperlink r:id="rId21">
         <w:r>
           <w:rPr>
+            <w:rtl/>
+            <w:cs/>
             <w:lang w:val="ar_AE" w:bidi="ar_AE"/>
           </w:rPr>
           <w:rPr>
@@ -605,6 +743,8 @@
       </w:hyperlink>
       <w:r>
         <w:rPr>
+          <w:rtl/>
+          <w:cs/>
           <w:lang w:val="ar_AE" w:bidi="ar_AE"/>
         </w:rPr>
         <w:t>).</w:t>
@@ -616,12 +756,16 @@
       </w:pPr>
       <w:r>
         <w:rPr>
+          <w:rtl/>
+          <w:cs/>
           <w:lang w:val="ar_AE" w:bidi="ar_AE"/>
         </w:rPr>
       </w:r>
       <w:r>
         <w:rPr>
           <w:u w:val="single"/>
+          <w:rtl/>
+          <w:cs/>
           <w:lang w:val="ar_AE" w:bidi="ar_AE"/>
         </w:rPr>
         <w:t>مقاطع كتابية لدراسة أعمق</w:t>
@@ -633,12 +777,16 @@
       </w:pPr>
       <w:r>
         <w:rPr>
+          <w:rtl/>
+          <w:cs/>
           <w:lang w:val="ar_AE" w:bidi="ar_AE"/>
         </w:rPr>
       </w:r>
       <w:hyperlink r:id="rId28">
         <w:r>
           <w:rPr>
+            <w:rtl/>
+            <w:cs/>
             <w:lang w:val="ar_AE" w:bidi="ar_AE"/>
           </w:rPr>
           <w:rPr>
@@ -650,17 +798,23 @@
       </w:hyperlink>
       <w:r>
         <w:rPr>
+          <w:rtl/>
+          <w:cs/>
           <w:lang w:val="ar_AE" w:bidi="ar_AE"/>
         </w:rPr>
         <w:t>.</w:t>
       </w:r>
       <w:r>
         <w:rPr>
-          <w:lang w:val="ar_AE" w:bidi="ar_AE"/>
-        </w:rPr>
-      </w:r>
-      <w:r>
-        <w:rPr>
+          <w:rtl/>
+          <w:cs/>
+          <w:lang w:val="ar_AE" w:bidi="ar_AE"/>
+        </w:rPr>
+      </w:r>
+      <w:r>
+        <w:rPr>
+          <w:rtl/>
+          <w:cs/>
           <w:lang w:val="ar_AE" w:bidi="ar_AE"/>
         </w:rPr>
       </w:r>
@@ -671,6 +825,8 @@
       </w:pPr>
       <w:r>
         <w:rPr>
+          <w:rtl/>
+          <w:cs/>
           <w:lang w:val="ar_AE" w:bidi="ar_AE"/>
         </w:rPr>
       </w:r>
@@ -682,12 +838,16 @@
       </w:pPr>
       <w:r>
         <w:rPr>
+          <w:rtl/>
+          <w:cs/>
           <w:lang w:val="ar_AE" w:bidi="ar_AE"/>
         </w:rPr>
         <w:t>عالي</w:t>
       </w:r>
       <w:r>
         <w:rPr>
+          <w:rtl/>
+          <w:cs/>
           <w:lang w:val="ar_AE" w:bidi="ar_AE"/>
         </w:rPr>
       </w:r>
@@ -698,23 +858,31 @@
       </w:pPr>
       <w:r>
         <w:rPr>
-          <w:lang w:val="ar_AE" w:bidi="ar_AE"/>
-        </w:rPr>
-      </w:r>
-      <w:r>
-        <w:rPr>
+          <w:rtl/>
+          <w:cs/>
+          <w:lang w:val="ar_AE" w:bidi="ar_AE"/>
+        </w:rPr>
+      </w:r>
+      <w:r>
+        <w:rPr>
+          <w:rtl/>
+          <w:cs/>
           <w:lang w:val="ar_AE" w:bidi="ar_AE"/>
         </w:rPr>
         <w:t xml:space="preserve">كان عالي رئيس كهنة لإسرائيل في خيمة الاجتماع في شيلوه، التي كانت المركز الرئيس للعبادة في زمن القضاة. يرجح أن عالي كان من نسل </w:t>
       </w:r>
       <w:r>
         <w:rPr>
+          <w:rtl/>
+          <w:cs/>
           <w:lang w:val="ar_AE" w:bidi="ar_AE"/>
         </w:rPr>
         <w:t>إِيثَامَار</w:t>
       </w:r>
       <w:r>
         <w:rPr>
+          <w:rtl/>
+          <w:cs/>
           <w:lang w:val="ar_AE" w:bidi="ar_AE"/>
         </w:rPr>
         <w:t xml:space="preserve">، الابن الأصغر لهارون (انظر </w:t>
@@ -722,6 +890,8 @@
       <w:hyperlink r:id="rId29">
         <w:r>
           <w:rPr>
+            <w:rtl/>
+            <w:cs/>
             <w:lang w:val="ar_AE" w:bidi="ar_AE"/>
           </w:rPr>
           <w:rPr>
@@ -733,6 +903,8 @@
       </w:hyperlink>
       <w:r>
         <w:rPr>
+          <w:rtl/>
+          <w:cs/>
           <w:lang w:val="ar_AE" w:bidi="ar_AE"/>
         </w:rPr>
         <w:t xml:space="preserve">؛ </w:t>
@@ -740,6 +912,8 @@
       <w:hyperlink r:id="rId30">
         <w:r>
           <w:rPr>
+            <w:rtl/>
+            <w:cs/>
             <w:lang w:val="ar_AE" w:bidi="ar_AE"/>
           </w:rPr>
           <w:rPr>
@@ -751,6 +925,8 @@
       </w:hyperlink>
       <w:r>
         <w:rPr>
+          <w:rtl/>
+          <w:cs/>
           <w:lang w:val="ar_AE" w:bidi="ar_AE"/>
         </w:rPr>
         <w:t xml:space="preserve">؛ </w:t>
@@ -758,6 +934,8 @@
       <w:hyperlink r:id="rId31">
         <w:r>
           <w:rPr>
+            <w:rtl/>
+            <w:cs/>
             <w:lang w:val="ar_AE" w:bidi="ar_AE"/>
           </w:rPr>
           <w:rPr>
@@ -769,6 +947,8 @@
       </w:hyperlink>
       <w:r>
         <w:rPr>
+          <w:rtl/>
+          <w:cs/>
           <w:lang w:val="ar_AE" w:bidi="ar_AE"/>
         </w:rPr>
         <w:t>). كان عالي مخلصًا وتقيًّا، لكنه واجه صعوبة بالغة في تربيّة أبنائه الأشرار وتأديبهم، حُفْنِي وفِينَحَاس.</w:t>
@@ -780,11 +960,15 @@
       </w:pPr>
       <w:r>
         <w:rPr>
-          <w:lang w:val="ar_AE" w:bidi="ar_AE"/>
-        </w:rPr>
-      </w:r>
-      <w:r>
-        <w:rPr>
+          <w:rtl/>
+          <w:cs/>
+          <w:lang w:val="ar_AE" w:bidi="ar_AE"/>
+        </w:rPr>
+      </w:r>
+      <w:r>
+        <w:rPr>
+          <w:rtl/>
+          <w:cs/>
           <w:lang w:val="ar_AE" w:bidi="ar_AE"/>
         </w:rPr>
         <w:t>عندما التقى عالي بحنّة عند خيمة الاجتماع، ظنّ خطأً أنها كانت سكرى لأنها كانت تصلي في صمت من أجل أن يرزقها الله طفلًا. وبعد أن أدرك عالي خطأه، بارك حنّة. استجاب الله لصلاتها وأعطاها ابنًا أسمته صموئيل.</w:t>
@@ -796,11 +980,15 @@
       </w:pPr>
       <w:r>
         <w:rPr>
-          <w:lang w:val="ar_AE" w:bidi="ar_AE"/>
-        </w:rPr>
-      </w:r>
-      <w:r>
-        <w:rPr>
+          <w:rtl/>
+          <w:cs/>
+          <w:lang w:val="ar_AE" w:bidi="ar_AE"/>
+        </w:rPr>
+      </w:r>
+      <w:r>
+        <w:rPr>
+          <w:rtl/>
+          <w:cs/>
           <w:lang w:val="ar_AE" w:bidi="ar_AE"/>
         </w:rPr>
         <w:t>حَظِيَ صموئيل برضا الرب والناس (</w:t>
@@ -808,6 +996,8 @@
       <w:hyperlink r:id="rId32">
         <w:r>
           <w:rPr>
+            <w:rtl/>
+            <w:cs/>
             <w:lang w:val="ar_AE" w:bidi="ar_AE"/>
           </w:rPr>
           <w:rPr>
@@ -819,6 +1009,8 @@
       </w:hyperlink>
       <w:r>
         <w:rPr>
+          <w:rtl/>
+          <w:cs/>
           <w:lang w:val="ar_AE" w:bidi="ar_AE"/>
         </w:rPr>
         <w:t>). أما أبناء عالي فكانوا مزدرين وغير أمناء (</w:t>
@@ -826,6 +1018,8 @@
       <w:hyperlink r:id="rId33">
         <w:r>
           <w:rPr>
+            <w:rtl/>
+            <w:cs/>
             <w:lang w:val="ar_AE" w:bidi="ar_AE"/>
           </w:rPr>
           <w:rPr>
@@ -837,6 +1031,8 @@
       </w:hyperlink>
       <w:r>
         <w:rPr>
+          <w:rtl/>
+          <w:cs/>
           <w:lang w:val="ar_AE" w:bidi="ar_AE"/>
         </w:rPr>
         <w:t>). كانوا يسرقون من التقدمات ويغوون النساء اللواتي يخدمن عند باب خيمة الاجتماع. عندما وبّخهم عالي، لم يبالوا به. أرسل الله نبيًا لينتقد ضعف عالي وشرور أبنائه، معلنًا أن الله سيزيل الكهنوت عن عائلة عالي (</w:t>
@@ -844,6 +1040,8 @@
       <w:hyperlink r:id="rId34">
         <w:r>
           <w:rPr>
+            <w:rtl/>
+            <w:cs/>
             <w:lang w:val="ar_AE" w:bidi="ar_AE"/>
           </w:rPr>
           <w:rPr>
@@ -855,6 +1053,8 @@
       </w:hyperlink>
       <w:r>
         <w:rPr>
+          <w:rtl/>
+          <w:cs/>
           <w:lang w:val="ar_AE" w:bidi="ar_AE"/>
         </w:rPr>
         <w:t>). تأيدت هذه الرسالة حين تكلم الله إلى صموئيل ذات ليلة، وأخبره أنه سيعاقب قريبًا عائلة عالي (</w:t>
@@ -862,6 +1062,8 @@
       <w:hyperlink r:id="rId35">
         <w:r>
           <w:rPr>
+            <w:rtl/>
+            <w:cs/>
             <w:lang w:val="ar_AE" w:bidi="ar_AE"/>
           </w:rPr>
           <w:rPr>
@@ -873,6 +1075,8 @@
       </w:hyperlink>
       <w:r>
         <w:rPr>
+          <w:rtl/>
+          <w:cs/>
           <w:lang w:val="ar_AE" w:bidi="ar_AE"/>
         </w:rPr>
         <w:t>).</w:t>
@@ -884,35 +1088,47 @@
       </w:pPr>
       <w:r>
         <w:rPr>
-          <w:lang w:val="ar_AE" w:bidi="ar_AE"/>
-        </w:rPr>
-      </w:r>
-      <w:r>
-        <w:rPr>
+          <w:rtl/>
+          <w:cs/>
+          <w:lang w:val="ar_AE" w:bidi="ar_AE"/>
+        </w:rPr>
+      </w:r>
+      <w:r>
+        <w:rPr>
+          <w:rtl/>
+          <w:cs/>
           <w:lang w:val="ar_AE" w:bidi="ar_AE"/>
         </w:rPr>
         <w:t>بعد</w:t>
       </w:r>
       <w:r>
         <w:rPr>
+          <w:rtl/>
+          <w:cs/>
           <w:lang w:val="ar_AE" w:bidi="ar_AE"/>
         </w:rPr>
         <w:t xml:space="preserve"> فترة وجيزة</w:t>
       </w:r>
       <w:r>
         <w:rPr>
+          <w:rtl/>
+          <w:cs/>
           <w:lang w:val="ar_AE" w:bidi="ar_AE"/>
         </w:rPr>
         <w:t xml:space="preserve">، هُزم جيش إسرائيل في معركة أمام الفلسطينيين، الذين استولوا على تابوت العهد، </w:t>
       </w:r>
       <w:r>
         <w:rPr>
+          <w:rtl/>
+          <w:cs/>
           <w:lang w:val="ar_AE" w:bidi="ar_AE"/>
         </w:rPr>
         <w:t>وماتَ ابْنا عَالي حُفْنِي وفِينَحَاس.</w:t>
       </w:r>
       <w:r>
         <w:rPr>
+          <w:rtl/>
+          <w:cs/>
           <w:lang w:val="ar_AE" w:bidi="ar_AE"/>
         </w:rPr>
         <w:t xml:space="preserve"> (</w:t>
@@ -920,6 +1136,8 @@
       <w:hyperlink r:id="rId36">
         <w:r>
           <w:rPr>
+            <w:rtl/>
+            <w:cs/>
             <w:lang w:val="ar_AE" w:bidi="ar_AE"/>
           </w:rPr>
           <w:rPr>
@@ -931,6 +1149,8 @@
       </w:hyperlink>
       <w:r>
         <w:rPr>
+          <w:rtl/>
+          <w:cs/>
           <w:lang w:val="ar_AE" w:bidi="ar_AE"/>
         </w:rPr>
         <w:t>). عندما علم عالي، الذي كان يبلغ من العمر ثمانية وتسعين عامًا بخبر موت ابنيه سقط إلى الوراء وانكسرت رقبته فمات (</w:t>
@@ -938,6 +1158,8 @@
       <w:hyperlink r:id="rId37">
         <w:r>
           <w:rPr>
+            <w:rtl/>
+            <w:cs/>
             <w:lang w:val="ar_AE" w:bidi="ar_AE"/>
           </w:rPr>
           <w:rPr>
@@ -949,18 +1171,24 @@
       </w:hyperlink>
       <w:r>
         <w:rPr>
+          <w:rtl/>
+          <w:cs/>
           <w:lang w:val="ar_AE" w:bidi="ar_AE"/>
         </w:rPr>
         <w:t>). حينها فاجأ مخاض الولادة زوجة ابنه-ا</w:t>
       </w:r>
       <w:r>
         <w:rPr>
+          <w:rtl/>
+          <w:cs/>
           <w:lang w:val="ar_AE" w:bidi="ar_AE"/>
         </w:rPr>
         <w:t>مرَأَة فِينَحَاس</w:t>
       </w:r>
       <w:r>
         <w:rPr>
+          <w:rtl/>
+          <w:cs/>
           <w:lang w:val="ar_AE" w:bidi="ar_AE"/>
         </w:rPr>
         <w:t>، وماتت في أثناء ولادة حفيد عالي، الذي أطلق عليه اسم إِيخَابُود (بمعنى "أين المَجْد؟"، لأن المجد قد زال عن إسرائيل) (</w:t>
@@ -968,6 +1196,8 @@
       <w:hyperlink r:id="rId38">
         <w:r>
           <w:rPr>
+            <w:rtl/>
+            <w:cs/>
             <w:lang w:val="ar_AE" w:bidi="ar_AE"/>
           </w:rPr>
           <w:rPr>
@@ -979,6 +1209,8 @@
       </w:hyperlink>
       <w:r>
         <w:rPr>
+          <w:rtl/>
+          <w:cs/>
           <w:lang w:val="ar_AE" w:bidi="ar_AE"/>
         </w:rPr>
         <w:t>).</w:t>
@@ -990,11 +1222,15 @@
       </w:pPr>
       <w:r>
         <w:rPr>
-          <w:lang w:val="ar_AE" w:bidi="ar_AE"/>
-        </w:rPr>
-      </w:r>
-      <w:r>
-        <w:rPr>
+          <w:rtl/>
+          <w:cs/>
+          <w:lang w:val="ar_AE" w:bidi="ar_AE"/>
+        </w:rPr>
+      </w:r>
+      <w:r>
+        <w:rPr>
+          <w:rtl/>
+          <w:cs/>
           <w:lang w:val="ar_AE" w:bidi="ar_AE"/>
         </w:rPr>
         <w:t>استمرت عائلة عالي في خدمة الكهنوت حتى وفاة الملك داود. كان أبياثار آخر نسل عالي الذي خدم رئيسًا للكهنة. أزال سليمان أبياثار عن الكهنوت لأن أبياثار كان قد دعم أدونيّا، الذي حاول أن يصبح ملكًا بدلًا من سليمان. ثم عيّن سليمان صادوق رئيسًا للكهنة (</w:t>
@@ -1002,6 +1238,8 @@
       <w:hyperlink r:id="rId29">
         <w:r>
           <w:rPr>
+            <w:rtl/>
+            <w:cs/>
             <w:lang w:val="ar_AE" w:bidi="ar_AE"/>
           </w:rPr>
           <w:rPr>
@@ -1013,6 +1251,8 @@
       </w:hyperlink>
       <w:r>
         <w:rPr>
+          <w:rtl/>
+          <w:cs/>
           <w:lang w:val="ar_AE" w:bidi="ar_AE"/>
         </w:rPr>
         <w:t>).</w:t>
@@ -1024,12 +1264,16 @@
       </w:pPr>
       <w:r>
         <w:rPr>
+          <w:rtl/>
+          <w:cs/>
           <w:lang w:val="ar_AE" w:bidi="ar_AE"/>
         </w:rPr>
       </w:r>
       <w:r>
         <w:rPr>
           <w:u w:val="single"/>
+          <w:rtl/>
+          <w:cs/>
           <w:lang w:val="ar_AE" w:bidi="ar_AE"/>
         </w:rPr>
         <w:t>مقاطع كتابية لدراسة أعمق</w:t>
@@ -1041,12 +1285,16 @@
       </w:pPr>
       <w:r>
         <w:rPr>
+          <w:rtl/>
+          <w:cs/>
           <w:lang w:val="ar_AE" w:bidi="ar_AE"/>
         </w:rPr>
       </w:r>
       <w:hyperlink r:id="rId39">
         <w:r>
           <w:rPr>
+            <w:rtl/>
+            <w:cs/>
             <w:lang w:val="ar_AE" w:bidi="ar_AE"/>
           </w:rPr>
           <w:rPr>
@@ -1058,6 +1306,8 @@
       </w:hyperlink>
       <w:r>
         <w:rPr>
+          <w:rtl/>
+          <w:cs/>
           <w:lang w:val="ar_AE" w:bidi="ar_AE"/>
         </w:rPr>
         <w:t xml:space="preserve">، </w:t>
@@ -1065,6 +1315,8 @@
       <w:hyperlink r:id="rId40">
         <w:r>
           <w:rPr>
+            <w:rtl/>
+            <w:cs/>
             <w:lang w:val="ar_AE" w:bidi="ar_AE"/>
           </w:rPr>
           <w:rPr>
@@ -1076,6 +1328,8 @@
       </w:hyperlink>
       <w:r>
         <w:rPr>
+          <w:rtl/>
+          <w:cs/>
           <w:lang w:val="ar_AE" w:bidi="ar_AE"/>
         </w:rPr>
         <w:t xml:space="preserve">؛ </w:t>
@@ -1083,6 +1337,8 @@
       <w:hyperlink r:id="rId41">
         <w:r>
           <w:rPr>
+            <w:rtl/>
+            <w:cs/>
             <w:lang w:val="ar_AE" w:bidi="ar_AE"/>
           </w:rPr>
           <w:rPr>
@@ -1094,6 +1350,8 @@
       </w:hyperlink>
       <w:r>
         <w:rPr>
+          <w:rtl/>
+          <w:cs/>
           <w:lang w:val="ar_AE" w:bidi="ar_AE"/>
         </w:rPr>
         <w:t xml:space="preserve">؛ </w:t>
@@ -1101,6 +1359,8 @@
       <w:hyperlink r:id="rId29">
         <w:r>
           <w:rPr>
+            <w:rtl/>
+            <w:cs/>
             <w:lang w:val="ar_AE" w:bidi="ar_AE"/>
           </w:rPr>
           <w:rPr>
@@ -1112,11 +1372,15 @@
       </w:hyperlink>
       <w:r>
         <w:rPr>
-          <w:lang w:val="ar_AE" w:bidi="ar_AE"/>
-        </w:rPr>
-      </w:r>
-      <w:r>
-        <w:rPr>
+          <w:rtl/>
+          <w:cs/>
+          <w:lang w:val="ar_AE" w:bidi="ar_AE"/>
+        </w:rPr>
+      </w:r>
+      <w:r>
+        <w:rPr>
+          <w:rtl/>
+          <w:cs/>
           <w:lang w:val="ar_AE" w:bidi="ar_AE"/>
         </w:rPr>
       </w:r>
@@ -1127,6 +1391,8 @@
       </w:pPr>
       <w:r>
         <w:rPr>
+          <w:rtl/>
+          <w:cs/>
           <w:lang w:val="ar_AE" w:bidi="ar_AE"/>
         </w:rPr>
       </w:r>
@@ -1138,12 +1404,16 @@
       </w:pPr>
       <w:r>
         <w:rPr>
+          <w:rtl/>
+          <w:cs/>
           <w:lang w:val="ar_AE" w:bidi="ar_AE"/>
         </w:rPr>
         <w:t>عَزْرَا</w:t>
       </w:r>
       <w:r>
         <w:rPr>
+          <w:rtl/>
+          <w:cs/>
           <w:lang w:val="ar_AE" w:bidi="ar_AE"/>
         </w:rPr>
       </w:r>
@@ -1154,11 +1424,15 @@
       </w:pPr>
       <w:r>
         <w:rPr>
-          <w:lang w:val="ar_AE" w:bidi="ar_AE"/>
-        </w:rPr>
-      </w:r>
-      <w:r>
-        <w:rPr>
+          <w:rtl/>
+          <w:cs/>
+          <w:lang w:val="ar_AE" w:bidi="ar_AE"/>
+        </w:rPr>
+      </w:r>
+      <w:r>
+        <w:rPr>
+          <w:rtl/>
+          <w:cs/>
           <w:lang w:val="ar_AE" w:bidi="ar_AE"/>
         </w:rPr>
         <w:t>كان عزرا كاهنًا وكاتبًا (معلمًا وناسخًا للكتاب المقدس)، وينتمي إلى عائلة بارزة من رؤساء الكهنة المنحدرين من صادوق الكاهن (</w:t>
@@ -1166,6 +1440,8 @@
       <w:hyperlink r:id="rId42">
         <w:r>
           <w:rPr>
+            <w:rtl/>
+            <w:cs/>
             <w:lang w:val="ar_AE" w:bidi="ar_AE"/>
           </w:rPr>
           <w:rPr>
@@ -1177,6 +1453,8 @@
       </w:hyperlink>
       <w:r>
         <w:rPr>
+          <w:rtl/>
+          <w:cs/>
           <w:lang w:val="ar_AE" w:bidi="ar_AE"/>
         </w:rPr>
         <w:t xml:space="preserve"> </w:t>
@@ -1184,6 +1462,8 @@
       <w:hyperlink r:id="rId43">
         <w:r>
           <w:rPr>
+            <w:rtl/>
+            <w:cs/>
             <w:lang w:val="ar_AE" w:bidi="ar_AE"/>
           </w:rPr>
           <w:rPr>
@@ -1195,6 +1475,8 @@
       </w:hyperlink>
       <w:r>
         <w:rPr>
+          <w:rtl/>
+          <w:cs/>
           <w:lang w:val="ar_AE" w:bidi="ar_AE"/>
         </w:rPr>
         <w:t xml:space="preserve">؛ انظر أيضًا </w:t>
@@ -1202,6 +1484,8 @@
       <w:hyperlink r:id="rId44">
         <w:r>
           <w:rPr>
+            <w:rtl/>
+            <w:cs/>
             <w:lang w:val="ar_AE" w:bidi="ar_AE"/>
           </w:rPr>
           <w:rPr>
@@ -1213,6 +1497,8 @@
       </w:hyperlink>
       <w:r>
         <w:rPr>
+          <w:rtl/>
+          <w:cs/>
           <w:lang w:val="ar_AE" w:bidi="ar_AE"/>
         </w:rPr>
         <w:t xml:space="preserve">، </w:t>
@@ -1220,6 +1506,8 @@
       <w:hyperlink r:id="rId45">
         <w:r>
           <w:rPr>
+            <w:rtl/>
+            <w:cs/>
             <w:lang w:val="ar_AE" w:bidi="ar_AE"/>
           </w:rPr>
           <w:rPr>
@@ -1231,6 +1519,8 @@
       </w:hyperlink>
       <w:r>
         <w:rPr>
+          <w:rtl/>
+          <w:cs/>
           <w:lang w:val="ar_AE" w:bidi="ar_AE"/>
         </w:rPr>
         <w:t>). تولى عزرا زمام القيادة في يهوذا بعد عودة اليهود من السبي. ولم يكن عزرا بدوره كاتبًا مجرد ناسخ فحسب بل كان تلميذًا أمينًا لشريعة الله (</w:t>
@@ -1238,6 +1528,8 @@
       <w:hyperlink r:id="rId46">
         <w:r>
           <w:rPr>
+            <w:rtl/>
+            <w:cs/>
             <w:lang w:val="ar_AE" w:bidi="ar_AE"/>
           </w:rPr>
           <w:rPr>
@@ -1249,6 +1541,8 @@
       </w:hyperlink>
       <w:r>
         <w:rPr>
+          <w:rtl/>
+          <w:cs/>
           <w:lang w:val="ar_AE" w:bidi="ar_AE"/>
         </w:rPr>
         <w:t>). كان أهلًا للتعليم والوعظ وشرح الكتب (الأسفار) المقدسة.</w:t>
@@ -1260,11 +1554,15 @@
       </w:pPr>
       <w:r>
         <w:rPr>
-          <w:lang w:val="ar_AE" w:bidi="ar_AE"/>
-        </w:rPr>
-      </w:r>
-      <w:r>
-        <w:rPr>
+          <w:rtl/>
+          <w:cs/>
+          <w:lang w:val="ar_AE" w:bidi="ar_AE"/>
+        </w:rPr>
+      </w:r>
+      <w:r>
+        <w:rPr>
+          <w:rtl/>
+          <w:cs/>
           <w:lang w:val="ar_AE" w:bidi="ar_AE"/>
         </w:rPr>
         <w:t>عزرا، وهو مسؤول بارز ساعد الملك من جهة الشؤون اليهودية داخل الإمبراطورية الفارسية، زار أورشليم حوالي عام 458 قبل الميلاد. جلب معه أشياء للهيكل وكان يهدف إلى إقامة شريعة الله، ووضع قوانين فارس. كانت إحدى خطواته الأولى معالجة قضية الزواج المختلط مع الجيران غير اليهود (</w:t>
@@ -1272,6 +1570,8 @@
       <w:hyperlink r:id="rId47">
         <w:r>
           <w:rPr>
+            <w:rtl/>
+            <w:cs/>
             <w:lang w:val="ar_AE" w:bidi="ar_AE"/>
           </w:rPr>
           <w:rPr>
@@ -1283,6 +1583,8 @@
       </w:hyperlink>
       <w:r>
         <w:rPr>
+          <w:rtl/>
+          <w:cs/>
           <w:lang w:val="ar_AE" w:bidi="ar_AE"/>
         </w:rPr>
         <w:t>). ثم بعد إعادة بناء أسوار المدينة في عام 445 قبل الميلاد (</w:t>
@@ -1290,6 +1592,8 @@
       <w:hyperlink r:id="rId48">
         <w:r>
           <w:rPr>
+            <w:rtl/>
+            <w:cs/>
             <w:lang w:val="ar_AE" w:bidi="ar_AE"/>
           </w:rPr>
           <w:rPr>
@@ -1301,6 +1605,8 @@
       </w:hyperlink>
       <w:r>
         <w:rPr>
+          <w:rtl/>
+          <w:cs/>
           <w:lang w:val="ar_AE" w:bidi="ar_AE"/>
         </w:rPr>
         <w:t>)، قاد عزرا المجتمع لاتباع كلام شريعة الله بأكثر تدقيق (</w:t>
@@ -1308,6 +1614,8 @@
       <w:hyperlink r:id="rId49">
         <w:r>
           <w:rPr>
+            <w:rtl/>
+            <w:cs/>
             <w:lang w:val="ar_AE" w:bidi="ar_AE"/>
           </w:rPr>
           <w:rPr>
@@ -1319,6 +1627,8 @@
       </w:hyperlink>
       <w:r>
         <w:rPr>
+          <w:rtl/>
+          <w:cs/>
           <w:lang w:val="ar_AE" w:bidi="ar_AE"/>
         </w:rPr>
         <w:t>).</w:t>
@@ -1330,11 +1640,15 @@
       </w:pPr>
       <w:r>
         <w:rPr>
-          <w:lang w:val="ar_AE" w:bidi="ar_AE"/>
-        </w:rPr>
-      </w:r>
-      <w:r>
-        <w:rPr>
+          <w:rtl/>
+          <w:cs/>
+          <w:lang w:val="ar_AE" w:bidi="ar_AE"/>
+        </w:rPr>
+      </w:r>
+      <w:r>
+        <w:rPr>
+          <w:rtl/>
+          <w:cs/>
           <w:lang w:val="ar_AE" w:bidi="ar_AE"/>
         </w:rPr>
         <w:t>لقد أكرم عزرا الله بحُسن إدارته للشؤون المالية. اعتمد الملك الفارسي على أراء عزرا وحكمته، وسمح له بطلب مال أكثر عند الحاجة (</w:t>
@@ -1342,6 +1656,8 @@
       <w:hyperlink r:id="rId50">
         <w:r>
           <w:rPr>
+            <w:rtl/>
+            <w:cs/>
             <w:lang w:val="ar_AE" w:bidi="ar_AE"/>
           </w:rPr>
           <w:rPr>
@@ -1353,6 +1669,8 @@
       </w:hyperlink>
       <w:r>
         <w:rPr>
+          <w:rtl/>
+          <w:cs/>
           <w:lang w:val="ar_AE" w:bidi="ar_AE"/>
         </w:rPr>
         <w:t>). وكلّّما أمكن أعطى عزرا مسؤوليات مالية لآخرين، وطالبهم بنزاهة مالية صارمة (</w:t>
@@ -1360,6 +1678,8 @@
       <w:hyperlink r:id="rId51">
         <w:r>
           <w:rPr>
+            <w:rtl/>
+            <w:cs/>
             <w:lang w:val="ar_AE" w:bidi="ar_AE"/>
           </w:rPr>
           <w:rPr>
@@ -1371,6 +1691,8 @@
       </w:hyperlink>
       <w:r>
         <w:rPr>
+          <w:rtl/>
+          <w:cs/>
           <w:lang w:val="ar_AE" w:bidi="ar_AE"/>
         </w:rPr>
         <w:t>). كما قدّس بعض الموارد المالية للرب وخصّصها للرب وحده.</w:t>
@@ -1382,11 +1704,15 @@
       </w:pPr>
       <w:r>
         <w:rPr>
-          <w:lang w:val="ar_AE" w:bidi="ar_AE"/>
-        </w:rPr>
-      </w:r>
-      <w:r>
-        <w:rPr>
+          <w:rtl/>
+          <w:cs/>
+          <w:lang w:val="ar_AE" w:bidi="ar_AE"/>
+        </w:rPr>
+      </w:r>
+      <w:r>
+        <w:rPr>
+          <w:rtl/>
+          <w:cs/>
           <w:lang w:val="ar_AE" w:bidi="ar_AE"/>
         </w:rPr>
         <w:t>أظهر عزرا تواضعًا أمام الله عندما بدأ الشعب رحلتهم للعودة (</w:t>
@@ -1394,6 +1720,8 @@
       <w:hyperlink r:id="rId52">
         <w:r>
           <w:rPr>
+            <w:rtl/>
+            <w:cs/>
             <w:lang w:val="ar_AE" w:bidi="ar_AE"/>
           </w:rPr>
           <w:rPr>
@@ -1405,6 +1733,8 @@
       </w:hyperlink>
       <w:r>
         <w:rPr>
+          <w:rtl/>
+          <w:cs/>
           <w:lang w:val="ar_AE" w:bidi="ar_AE"/>
         </w:rPr>
         <w:t>)، وعندما علم عن زواج الشعب غير المقدس (</w:t>
@@ -1412,6 +1742,8 @@
       <w:hyperlink r:id="rId53">
         <w:r>
           <w:rPr>
+            <w:rtl/>
+            <w:cs/>
             <w:lang w:val="ar_AE" w:bidi="ar_AE"/>
           </w:rPr>
           <w:rPr>
@@ -1423,6 +1755,8 @@
       </w:hyperlink>
       <w:r>
         <w:rPr>
+          <w:rtl/>
+          <w:cs/>
           <w:lang w:val="ar_AE" w:bidi="ar_AE"/>
         </w:rPr>
         <w:t>)، وعندما جمع الذين كان عليهم تطليق زوجاتهم الوثنيات (</w:t>
@@ -1430,6 +1764,8 @@
       <w:hyperlink r:id="rId54">
         <w:r>
           <w:rPr>
+            <w:rtl/>
+            <w:cs/>
             <w:lang w:val="ar_AE" w:bidi="ar_AE"/>
           </w:rPr>
           <w:rPr>
@@ -1441,18 +1777,24 @@
       </w:hyperlink>
       <w:r>
         <w:rPr>
+          <w:rtl/>
+          <w:cs/>
           <w:lang w:val="ar_AE" w:bidi="ar_AE"/>
         </w:rPr>
         <w:t>). كان دائمًا يعترف ب</w:t>
       </w:r>
       <w:r>
         <w:rPr>
+          <w:rtl/>
+          <w:cs/>
           <w:lang w:val="ar_AE" w:bidi="ar_AE"/>
         </w:rPr>
         <w:t>يَد ٱلرَّبّ إِلَهِه</w:t>
       </w:r>
       <w:r>
         <w:rPr>
+          <w:rtl/>
+          <w:cs/>
           <w:lang w:val="ar_AE" w:bidi="ar_AE"/>
         </w:rPr>
         <w:t>- وليس قدرته أو حكمته الشخصية - هي التي أحدثت كل الأمور الصالحة (</w:t>
@@ -1460,6 +1802,8 @@
       <w:hyperlink r:id="rId46">
         <w:r>
           <w:rPr>
+            <w:rtl/>
+            <w:cs/>
             <w:lang w:val="ar_AE" w:bidi="ar_AE"/>
           </w:rPr>
           <w:rPr>
@@ -1471,6 +1815,8 @@
       </w:hyperlink>
       <w:r>
         <w:rPr>
+          <w:rtl/>
+          <w:cs/>
           <w:lang w:val="ar_AE" w:bidi="ar_AE"/>
         </w:rPr>
         <w:t xml:space="preserve">، </w:t>
@@ -1478,6 +1824,8 @@
       <w:hyperlink r:id="rId55">
         <w:r>
           <w:rPr>
+            <w:rtl/>
+            <w:cs/>
             <w:lang w:val="ar_AE" w:bidi="ar_AE"/>
           </w:rPr>
           <w:rPr>
@@ -1489,6 +1837,8 @@
       </w:hyperlink>
       <w:r>
         <w:rPr>
+          <w:rtl/>
+          <w:cs/>
           <w:lang w:val="ar_AE" w:bidi="ar_AE"/>
         </w:rPr>
         <w:t xml:space="preserve">، </w:t>
@@ -1496,6 +1846,8 @@
       <w:hyperlink r:id="rId56">
         <w:r>
           <w:rPr>
+            <w:rtl/>
+            <w:cs/>
             <w:lang w:val="ar_AE" w:bidi="ar_AE"/>
           </w:rPr>
           <w:rPr>
@@ -1507,6 +1859,8 @@
       </w:hyperlink>
       <w:r>
         <w:rPr>
+          <w:rtl/>
+          <w:cs/>
           <w:lang w:val="ar_AE" w:bidi="ar_AE"/>
         </w:rPr>
         <w:t xml:space="preserve">؛ </w:t>
@@ -1514,6 +1868,8 @@
       <w:hyperlink r:id="rId57">
         <w:r>
           <w:rPr>
+            <w:rtl/>
+            <w:cs/>
             <w:lang w:val="ar_AE" w:bidi="ar_AE"/>
           </w:rPr>
           <w:rPr>
@@ -1525,6 +1881,8 @@
       </w:hyperlink>
       <w:r>
         <w:rPr>
+          <w:rtl/>
+          <w:cs/>
           <w:lang w:val="ar_AE" w:bidi="ar_AE"/>
         </w:rPr>
         <w:t xml:space="preserve">، </w:t>
@@ -1532,6 +1890,8 @@
       <w:hyperlink r:id="rId58">
         <w:r>
           <w:rPr>
+            <w:rtl/>
+            <w:cs/>
             <w:lang w:val="ar_AE" w:bidi="ar_AE"/>
           </w:rPr>
           <w:rPr>
@@ -1543,6 +1903,8 @@
       </w:hyperlink>
       <w:r>
         <w:rPr>
+          <w:rtl/>
+          <w:cs/>
           <w:lang w:val="ar_AE" w:bidi="ar_AE"/>
         </w:rPr>
         <w:t xml:space="preserve">، </w:t>
@@ -1550,6 +1912,8 @@
       <w:hyperlink r:id="rId59">
         <w:r>
           <w:rPr>
+            <w:rtl/>
+            <w:cs/>
             <w:lang w:val="ar_AE" w:bidi="ar_AE"/>
           </w:rPr>
           <w:rPr>
@@ -1561,6 +1925,8 @@
       </w:hyperlink>
       <w:r>
         <w:rPr>
+          <w:rtl/>
+          <w:cs/>
           <w:lang w:val="ar_AE" w:bidi="ar_AE"/>
         </w:rPr>
         <w:t xml:space="preserve">؛ </w:t>
@@ -1568,6 +1934,8 @@
       <w:hyperlink r:id="rId60">
         <w:r>
           <w:rPr>
+            <w:rtl/>
+            <w:cs/>
             <w:lang w:val="ar_AE" w:bidi="ar_AE"/>
           </w:rPr>
           <w:rPr>
@@ -1579,6 +1947,8 @@
       </w:hyperlink>
       <w:r>
         <w:rPr>
+          <w:rtl/>
+          <w:cs/>
           <w:lang w:val="ar_AE" w:bidi="ar_AE"/>
         </w:rPr>
         <w:t>). لقد هيأ عزرا قلبه لكلمة الله، وقد عمل بها، وكذلك علّم الشعب أن يهيء قلبه لإعلانات الله (</w:t>
@@ -1586,6 +1956,8 @@
       <w:hyperlink r:id="rId61">
         <w:r>
           <w:rPr>
+            <w:rtl/>
+            <w:cs/>
             <w:lang w:val="ar_AE" w:bidi="ar_AE"/>
           </w:rPr>
           <w:rPr>
@@ -1597,6 +1969,8 @@
       </w:hyperlink>
       <w:r>
         <w:rPr>
+          <w:rtl/>
+          <w:cs/>
           <w:lang w:val="ar_AE" w:bidi="ar_AE"/>
         </w:rPr>
         <w:t>). كان معلمًا وقائدًا خادمًا، وليس مسؤولًا متعجرفًا يسيطر على الآخرين.</w:t>
@@ -1608,11 +1982,15 @@
       </w:pPr>
       <w:r>
         <w:rPr>
-          <w:lang w:val="ar_AE" w:bidi="ar_AE"/>
-        </w:rPr>
-      </w:r>
-      <w:r>
-        <w:rPr>
+          <w:rtl/>
+          <w:cs/>
+          <w:lang w:val="ar_AE" w:bidi="ar_AE"/>
+        </w:rPr>
+      </w:r>
+      <w:r>
+        <w:rPr>
+          <w:rtl/>
+          <w:cs/>
           <w:lang w:val="ar_AE" w:bidi="ar_AE"/>
         </w:rPr>
         <w:t>أظهر عزرا تكريسه وأمانته للرب بالصلاة والصوم. وقد جسد هذا التكريس رغبته العميقة في مساعدة الشعب على اتباع الله. وكان مثالًا يحتذى به للحياة في المجتمع اليهودي بعد السبي، إذا كانت أولى أولياته هي كلمة الله والعبادة.</w:t>
@@ -1624,12 +2002,16 @@
       </w:pPr>
       <w:r>
         <w:rPr>
+          <w:rtl/>
+          <w:cs/>
           <w:lang w:val="ar_AE" w:bidi="ar_AE"/>
         </w:rPr>
       </w:r>
       <w:r>
         <w:rPr>
           <w:u w:val="single"/>
+          <w:rtl/>
+          <w:cs/>
           <w:lang w:val="ar_AE" w:bidi="ar_AE"/>
         </w:rPr>
         <w:t>مقاطع كتابية لدراسة أعمق</w:t>
@@ -1641,12 +2023,16 @@
       </w:pPr>
       <w:r>
         <w:rPr>
+          <w:rtl/>
+          <w:cs/>
           <w:lang w:val="ar_AE" w:bidi="ar_AE"/>
         </w:rPr>
       </w:r>
       <w:hyperlink r:id="rId62">
         <w:r>
           <w:rPr>
+            <w:rtl/>
+            <w:cs/>
             <w:lang w:val="ar_AE" w:bidi="ar_AE"/>
           </w:rPr>
           <w:rPr>
@@ -1658,6 +2044,8 @@
       </w:hyperlink>
       <w:r>
         <w:rPr>
+          <w:rtl/>
+          <w:cs/>
           <w:lang w:val="ar_AE" w:bidi="ar_AE"/>
         </w:rPr>
         <w:t xml:space="preserve">؛ </w:t>
@@ -1665,6 +2053,8 @@
       <w:hyperlink r:id="rId63">
         <w:r>
           <w:rPr>
+            <w:rtl/>
+            <w:cs/>
             <w:lang w:val="ar_AE" w:bidi="ar_AE"/>
           </w:rPr>
           <w:rPr>
@@ -1676,6 +2066,8 @@
       </w:hyperlink>
       <w:r>
         <w:rPr>
+          <w:rtl/>
+          <w:cs/>
           <w:lang w:val="ar_AE" w:bidi="ar_AE"/>
         </w:rPr>
         <w:t xml:space="preserve">؛ </w:t>
@@ -1683,6 +2075,8 @@
       <w:hyperlink r:id="rId64">
         <w:r>
           <w:rPr>
+            <w:rtl/>
+            <w:cs/>
             <w:lang w:val="ar_AE" w:bidi="ar_AE"/>
           </w:rPr>
           <w:rPr>
@@ -1694,6 +2088,8 @@
       </w:hyperlink>
       <w:r>
         <w:rPr>
+          <w:rtl/>
+          <w:cs/>
           <w:lang w:val="ar_AE" w:bidi="ar_AE"/>
         </w:rPr>
         <w:t xml:space="preserve">، </w:t>
@@ -1701,6 +2097,8 @@
       <w:hyperlink r:id="rId65">
         <w:r>
           <w:rPr>
+            <w:rtl/>
+            <w:cs/>
             <w:lang w:val="ar_AE" w:bidi="ar_AE"/>
           </w:rPr>
           <w:rPr>
@@ -1712,6 +2110,8 @@
       </w:hyperlink>
       <w:r>
         <w:rPr>
+          <w:rtl/>
+          <w:cs/>
           <w:lang w:val="ar_AE" w:bidi="ar_AE"/>
         </w:rPr>
         <w:t xml:space="preserve">، </w:t>
@@ -1719,6 +2119,8 @@
       <w:hyperlink r:id="rId66">
         <w:r>
           <w:rPr>
+            <w:rtl/>
+            <w:cs/>
             <w:lang w:val="ar_AE" w:bidi="ar_AE"/>
           </w:rPr>
           <w:rPr>
@@ -1730,17 +2132,23 @@
       </w:hyperlink>
       <w:r>
         <w:rPr>
+          <w:rtl/>
+          <w:cs/>
           <w:lang w:val="ar_AE" w:bidi="ar_AE"/>
         </w:rPr>
         <w:t>.</w:t>
       </w:r>
       <w:r>
         <w:rPr>
-          <w:lang w:val="ar_AE" w:bidi="ar_AE"/>
-        </w:rPr>
-      </w:r>
-      <w:r>
-        <w:rPr>
+          <w:rtl/>
+          <w:cs/>
+          <w:lang w:val="ar_AE" w:bidi="ar_AE"/>
+        </w:rPr>
+      </w:r>
+      <w:r>
+        <w:rPr>
+          <w:rtl/>
+          <w:cs/>
           <w:lang w:val="ar_AE" w:bidi="ar_AE"/>
         </w:rPr>
       </w:r>
@@ -1751,6 +2159,8 @@
       </w:pPr>
       <w:r>
         <w:rPr>
+          <w:rtl/>
+          <w:cs/>
           <w:lang w:val="ar_AE" w:bidi="ar_AE"/>
         </w:rPr>
       </w:r>
@@ -1762,12 +2172,16 @@
       </w:pPr>
       <w:r>
         <w:rPr>
+          <w:rtl/>
+          <w:cs/>
           <w:lang w:val="ar_AE" w:bidi="ar_AE"/>
         </w:rPr>
         <w:t>عُزِّيَّا</w:t>
       </w:r>
       <w:r>
         <w:rPr>
+          <w:rtl/>
+          <w:cs/>
           <w:lang w:val="ar_AE" w:bidi="ar_AE"/>
         </w:rPr>
       </w:r>
@@ -1778,29 +2192,39 @@
       </w:pPr>
       <w:r>
         <w:rPr>
-          <w:lang w:val="ar_AE" w:bidi="ar_AE"/>
-        </w:rPr>
-      </w:r>
-      <w:r>
-        <w:rPr>
+          <w:rtl/>
+          <w:cs/>
+          <w:lang w:val="ar_AE" w:bidi="ar_AE"/>
+        </w:rPr>
+      </w:r>
+      <w:r>
+        <w:rPr>
+          <w:rtl/>
+          <w:cs/>
           <w:lang w:val="ar_AE" w:bidi="ar_AE"/>
         </w:rPr>
         <w:t xml:space="preserve">عُزِّيَّا </w:t>
       </w:r>
       <w:r>
         <w:rPr>
+          <w:rtl/>
+          <w:cs/>
           <w:lang w:val="ar_AE" w:bidi="ar_AE"/>
         </w:rPr>
         <w:t xml:space="preserve">كان ابن </w:t>
       </w:r>
       <w:r>
         <w:rPr>
+          <w:rtl/>
+          <w:cs/>
           <w:lang w:val="ar_AE" w:bidi="ar_AE"/>
         </w:rPr>
         <w:t>أَمَصْيَا ويَكُلْيَا</w:t>
       </w:r>
       <w:r>
         <w:rPr>
+          <w:rtl/>
+          <w:cs/>
           <w:lang w:val="ar_AE" w:bidi="ar_AE"/>
         </w:rPr>
         <w:t xml:space="preserve">. حكم يهوذا مدة 52 عامًا، من 792 إلى 740 قبل الميلاد (انظر </w:t>
@@ -1808,6 +2232,8 @@
       <w:hyperlink r:id="rId67">
         <w:r>
           <w:rPr>
+            <w:rtl/>
+            <w:cs/>
             <w:lang w:val="ar_AE" w:bidi="ar_AE"/>
           </w:rPr>
           <w:rPr>
@@ -1819,6 +2245,8 @@
       </w:hyperlink>
       <w:r>
         <w:rPr>
+          <w:rtl/>
+          <w:cs/>
           <w:lang w:val="ar_AE" w:bidi="ar_AE"/>
         </w:rPr>
         <w:t xml:space="preserve">؛ </w:t>
@@ -1826,6 +2254,8 @@
       <w:hyperlink r:id="rId68">
         <w:r>
           <w:rPr>
+            <w:rtl/>
+            <w:cs/>
             <w:lang w:val="ar_AE" w:bidi="ar_AE"/>
           </w:rPr>
           <w:rPr>
@@ -1837,6 +2267,8 @@
       </w:hyperlink>
       <w:r>
         <w:rPr>
+          <w:rtl/>
+          <w:cs/>
           <w:lang w:val="ar_AE" w:bidi="ar_AE"/>
         </w:rPr>
         <w:t xml:space="preserve">؛ </w:t>
@@ -1844,6 +2276,8 @@
       <w:hyperlink r:id="rId69">
         <w:r>
           <w:rPr>
+            <w:rtl/>
+            <w:cs/>
             <w:lang w:val="ar_AE" w:bidi="ar_AE"/>
           </w:rPr>
           <w:rPr>
@@ -1855,6 +2289,8 @@
       </w:hyperlink>
       <w:r>
         <w:rPr>
+          <w:rtl/>
+          <w:cs/>
           <w:lang w:val="ar_AE" w:bidi="ar_AE"/>
         </w:rPr>
         <w:t>). اشترك مع والده في الحُكم في سن السادسة عشرة لمدة حوالي 25 عامًا. بعدما قُتل والده، انفرد عزّيّا بالحكم. كان ملكًا مقتدرًا، نشيطًا، ومنظمًا جيدًا وأرضى الرب في معظم فترة حكمه.</w:t>
@@ -1866,23 +2302,31 @@
       </w:pPr>
       <w:r>
         <w:rPr>
-          <w:lang w:val="ar_AE" w:bidi="ar_AE"/>
-        </w:rPr>
-      </w:r>
-      <w:r>
-        <w:rPr>
+          <w:rtl/>
+          <w:cs/>
+          <w:lang w:val="ar_AE" w:bidi="ar_AE"/>
+        </w:rPr>
+      </w:r>
+      <w:r>
+        <w:rPr>
+          <w:rtl/>
+          <w:cs/>
           <w:lang w:val="ar_AE" w:bidi="ar_AE"/>
         </w:rPr>
         <w:t>طيلة معظم فترة حكم عزّيّا، كان يربعام الثاني يحكم المملكة الشمالية لإسرائيل من 793 إلى 753 قبل الميلاد. كان كلا الملكين ناجحين، وحققا لإسرائيل ويهوذا مدة طويلة من الازدهار والرخاء. نجح عزّيّا في محاربة الفلسطينيين وبنى تحصينات كثيرة في أورشليم وفي جميع أنحاء يهوذا. لقد "</w:t>
       </w:r>
       <w:r>
         <w:rPr>
+          <w:rtl/>
+          <w:cs/>
           <w:lang w:val="ar_AE" w:bidi="ar_AE"/>
         </w:rPr>
         <w:t>كَانَ يَطْلُبُ ٱللهَ"</w:t>
       </w:r>
       <w:r>
         <w:rPr>
+          <w:rtl/>
+          <w:cs/>
           <w:lang w:val="ar_AE" w:bidi="ar_AE"/>
         </w:rPr>
         <w:t xml:space="preserve"> (</w:t>
@@ -1890,6 +2334,8 @@
       <w:hyperlink r:id="rId70">
         <w:r>
           <w:rPr>
+            <w:rtl/>
+            <w:cs/>
             <w:lang w:val="ar_AE" w:bidi="ar_AE"/>
           </w:rPr>
           <w:rPr>
@@ -1901,6 +2347,8 @@
       </w:hyperlink>
       <w:r>
         <w:rPr>
+          <w:rtl/>
+          <w:cs/>
           <w:lang w:val="ar_AE" w:bidi="ar_AE"/>
         </w:rPr>
         <w:t>)، وكلما فعل ذلك، باركه الرب كل تعبه، وأنجحه.</w:t>
@@ -1912,11 +2360,15 @@
       </w:pPr>
       <w:r>
         <w:rPr>
-          <w:lang w:val="ar_AE" w:bidi="ar_AE"/>
-        </w:rPr>
-      </w:r>
-      <w:r>
-        <w:rPr>
+          <w:rtl/>
+          <w:cs/>
+          <w:lang w:val="ar_AE" w:bidi="ar_AE"/>
+        </w:rPr>
+      </w:r>
+      <w:r>
+        <w:rPr>
+          <w:rtl/>
+          <w:cs/>
           <w:lang w:val="ar_AE" w:bidi="ar_AE"/>
         </w:rPr>
         <w:t>نشط أنبياء كثيرون في فترة حكم عزّيّا. فتنبأ عاموس وهوشع في أثناء حياته (</w:t>
@@ -1924,6 +2376,8 @@
       <w:hyperlink r:id="rId71">
         <w:r>
           <w:rPr>
+            <w:rtl/>
+            <w:cs/>
             <w:lang w:val="ar_AE" w:bidi="ar_AE"/>
           </w:rPr>
           <w:rPr>
@@ -1935,6 +2389,8 @@
       </w:hyperlink>
       <w:r>
         <w:rPr>
+          <w:rtl/>
+          <w:cs/>
           <w:lang w:val="ar_AE" w:bidi="ar_AE"/>
         </w:rPr>
         <w:t xml:space="preserve">؛ </w:t>
@@ -1942,6 +2398,8 @@
       <w:hyperlink r:id="rId72">
         <w:r>
           <w:rPr>
+            <w:rtl/>
+            <w:cs/>
             <w:lang w:val="ar_AE" w:bidi="ar_AE"/>
           </w:rPr>
           <w:rPr>
@@ -1953,6 +2411,8 @@
       </w:hyperlink>
       <w:r>
         <w:rPr>
+          <w:rtl/>
+          <w:cs/>
           <w:lang w:val="ar_AE" w:bidi="ar_AE"/>
         </w:rPr>
         <w:t>)، مع أنّ معظم رسائلهم كانت موجهة إلى المملكة الشمالية. تلقى النبي إشعياء دعوته في السنة التي توفي فيها عزّيّا (</w:t>
@@ -1960,6 +2420,8 @@
       <w:hyperlink r:id="rId73">
         <w:r>
           <w:rPr>
+            <w:rtl/>
+            <w:cs/>
             <w:lang w:val="ar_AE" w:bidi="ar_AE"/>
           </w:rPr>
           <w:rPr>
@@ -1971,6 +2433,8 @@
       </w:hyperlink>
       <w:r>
         <w:rPr>
+          <w:rtl/>
+          <w:cs/>
           <w:lang w:val="ar_AE" w:bidi="ar_AE"/>
         </w:rPr>
         <w:t xml:space="preserve">؛ </w:t>
@@ -1978,6 +2442,8 @@
       <w:hyperlink r:id="rId74">
         <w:r>
           <w:rPr>
+            <w:rtl/>
+            <w:cs/>
             <w:lang w:val="ar_AE" w:bidi="ar_AE"/>
           </w:rPr>
           <w:rPr>
@@ -1989,6 +2455,8 @@
       </w:hyperlink>
       <w:r>
         <w:rPr>
+          <w:rtl/>
+          <w:cs/>
           <w:lang w:val="ar_AE" w:bidi="ar_AE"/>
         </w:rPr>
         <w:t>).</w:t>
@@ -2000,23 +2468,31 @@
       </w:pPr>
       <w:r>
         <w:rPr>
-          <w:lang w:val="ar_AE" w:bidi="ar_AE"/>
-        </w:rPr>
-      </w:r>
-      <w:r>
-        <w:rPr>
+          <w:rtl/>
+          <w:cs/>
+          <w:lang w:val="ar_AE" w:bidi="ar_AE"/>
+        </w:rPr>
+      </w:r>
+      <w:r>
+        <w:rPr>
+          <w:rtl/>
+          <w:cs/>
           <w:lang w:val="ar_AE" w:bidi="ar_AE"/>
         </w:rPr>
         <w:t xml:space="preserve">تفاخر </w:t>
       </w:r>
       <w:r>
         <w:rPr>
+          <w:rtl/>
+          <w:cs/>
           <w:lang w:val="ar_AE" w:bidi="ar_AE"/>
         </w:rPr>
         <w:t>عُزِّيَّا</w:t>
       </w:r>
       <w:r>
         <w:rPr>
+          <w:rtl/>
+          <w:cs/>
           <w:lang w:val="ar_AE" w:bidi="ar_AE"/>
         </w:rPr>
         <w:t xml:space="preserve"> بتعدد نجاحاته، مما أدى إلى سقوطه (</w:t>
@@ -2024,6 +2500,8 @@
       <w:hyperlink r:id="rId75">
         <w:r>
           <w:rPr>
+            <w:rtl/>
+            <w:cs/>
             <w:lang w:val="ar_AE" w:bidi="ar_AE"/>
           </w:rPr>
           <w:rPr>
@@ -2035,30 +2513,40 @@
       </w:hyperlink>
       <w:r>
         <w:rPr>
+          <w:rtl/>
+          <w:cs/>
           <w:lang w:val="ar_AE" w:bidi="ar_AE"/>
         </w:rPr>
         <w:t xml:space="preserve">). تصرف وكأنه كاهن ودخل منطقة القدس داخل الهيكل </w:t>
       </w:r>
       <w:r>
         <w:rPr>
+          <w:rtl/>
+          <w:cs/>
           <w:lang w:val="ar_AE" w:bidi="ar_AE"/>
         </w:rPr>
         <w:t>لِيُوقِدَ عَلَى مَذْبَحِ ٱلْبَخُور</w:t>
       </w:r>
       <w:r>
         <w:rPr>
+          <w:rtl/>
+          <w:cs/>
           <w:lang w:val="ar_AE" w:bidi="ar_AE"/>
         </w:rPr>
         <w:t xml:space="preserve">. حاول الكهنة منعه من أن يخطئ ضد الرب، لكنه تجاهل تحذيراتهم بسخطٍ شديد. وبسبب عِصْيَان عُزِّيَّا، ضربه الله بالبرص، وكان عليه أن يعيش بقية حياته في عزلة. دُفن عزّيّا مع </w:t>
       </w:r>
       <w:r>
         <w:rPr>
+          <w:rtl/>
+          <w:cs/>
           <w:lang w:val="ar_AE" w:bidi="ar_AE"/>
         </w:rPr>
         <w:t>آبَائِه</w:t>
       </w:r>
       <w:r>
         <w:rPr>
+          <w:rtl/>
+          <w:cs/>
           <w:lang w:val="ar_AE" w:bidi="ar_AE"/>
         </w:rPr>
         <w:t>، ولكن على مسافة بعيدة بسبب برصه (</w:t>
@@ -2066,6 +2554,8 @@
       <w:hyperlink r:id="rId76">
         <w:r>
           <w:rPr>
+            <w:rtl/>
+            <w:cs/>
             <w:lang w:val="ar_AE" w:bidi="ar_AE"/>
           </w:rPr>
           <w:rPr>
@@ -2077,6 +2567,8 @@
       </w:hyperlink>
       <w:r>
         <w:rPr>
+          <w:rtl/>
+          <w:cs/>
           <w:lang w:val="ar_AE" w:bidi="ar_AE"/>
         </w:rPr>
         <w:t>).</w:t>
@@ -2088,12 +2580,16 @@
       </w:pPr>
       <w:r>
         <w:rPr>
+          <w:rtl/>
+          <w:cs/>
           <w:lang w:val="ar_AE" w:bidi="ar_AE"/>
         </w:rPr>
       </w:r>
       <w:r>
         <w:rPr>
           <w:u w:val="single"/>
+          <w:rtl/>
+          <w:cs/>
           <w:lang w:val="ar_AE" w:bidi="ar_AE"/>
         </w:rPr>
         <w:t>مقاطع كتابية لدراسة أعمق</w:t>
@@ -2105,12 +2601,16 @@
       </w:pPr>
       <w:r>
         <w:rPr>
+          <w:rtl/>
+          <w:cs/>
           <w:lang w:val="ar_AE" w:bidi="ar_AE"/>
         </w:rPr>
       </w:r>
       <w:hyperlink r:id="rId67">
         <w:r>
           <w:rPr>
+            <w:rtl/>
+            <w:cs/>
             <w:lang w:val="ar_AE" w:bidi="ar_AE"/>
           </w:rPr>
           <w:rPr>
@@ -2122,6 +2622,8 @@
       </w:hyperlink>
       <w:r>
         <w:rPr>
+          <w:rtl/>
+          <w:cs/>
           <w:lang w:val="ar_AE" w:bidi="ar_AE"/>
         </w:rPr>
         <w:t xml:space="preserve">؛ </w:t>
@@ -2129,6 +2631,8 @@
       <w:hyperlink r:id="rId77">
         <w:r>
           <w:rPr>
+            <w:rtl/>
+            <w:cs/>
             <w:lang w:val="ar_AE" w:bidi="ar_AE"/>
           </w:rPr>
           <w:rPr>
@@ -2140,6 +2644,8 @@
       </w:hyperlink>
       <w:r>
         <w:rPr>
+          <w:rtl/>
+          <w:cs/>
           <w:lang w:val="ar_AE" w:bidi="ar_AE"/>
         </w:rPr>
         <w:t xml:space="preserve">؛ </w:t>
@@ -2147,6 +2653,8 @@
       <w:hyperlink r:id="rId78">
         <w:r>
           <w:rPr>
+            <w:rtl/>
+            <w:cs/>
             <w:lang w:val="ar_AE" w:bidi="ar_AE"/>
           </w:rPr>
           <w:rPr>
@@ -2158,6 +2666,8 @@
       </w:hyperlink>
       <w:r>
         <w:rPr>
+          <w:rtl/>
+          <w:cs/>
           <w:lang w:val="ar_AE" w:bidi="ar_AE"/>
         </w:rPr>
         <w:t xml:space="preserve">؛ </w:t>
@@ -2165,6 +2675,8 @@
       <w:hyperlink r:id="rId73">
         <w:r>
           <w:rPr>
+            <w:rtl/>
+            <w:cs/>
             <w:lang w:val="ar_AE" w:bidi="ar_AE"/>
           </w:rPr>
           <w:rPr>
@@ -2176,6 +2688,8 @@
       </w:hyperlink>
       <w:r>
         <w:rPr>
+          <w:rtl/>
+          <w:cs/>
           <w:lang w:val="ar_AE" w:bidi="ar_AE"/>
         </w:rPr>
         <w:t xml:space="preserve">؛ </w:t>
@@ -2183,6 +2697,8 @@
       <w:hyperlink r:id="rId74">
         <w:r>
           <w:rPr>
+            <w:rtl/>
+            <w:cs/>
             <w:lang w:val="ar_AE" w:bidi="ar_AE"/>
           </w:rPr>
           <w:rPr>
@@ -2194,6 +2710,8 @@
       </w:hyperlink>
       <w:r>
         <w:rPr>
+          <w:rtl/>
+          <w:cs/>
           <w:lang w:val="ar_AE" w:bidi="ar_AE"/>
         </w:rPr>
         <w:t xml:space="preserve">؛ </w:t>
@@ -2201,6 +2719,8 @@
       <w:hyperlink r:id="rId71">
         <w:r>
           <w:rPr>
+            <w:rtl/>
+            <w:cs/>
             <w:lang w:val="ar_AE" w:bidi="ar_AE"/>
           </w:rPr>
           <w:rPr>
@@ -2212,6 +2732,8 @@
       </w:hyperlink>
       <w:r>
         <w:rPr>
+          <w:rtl/>
+          <w:cs/>
           <w:lang w:val="ar_AE" w:bidi="ar_AE"/>
         </w:rPr>
         <w:t xml:space="preserve">؛ </w:t>
@@ -2219,6 +2741,8 @@
       <w:hyperlink r:id="rId72">
         <w:r>
           <w:rPr>
+            <w:rtl/>
+            <w:cs/>
             <w:lang w:val="ar_AE" w:bidi="ar_AE"/>
           </w:rPr>
           <w:rPr>
@@ -2230,6 +2754,8 @@
       </w:hyperlink>
       <w:r>
         <w:rPr>
+          <w:rtl/>
+          <w:cs/>
           <w:lang w:val="ar_AE" w:bidi="ar_AE"/>
         </w:rPr>
         <w:t xml:space="preserve">؛ </w:t>
@@ -2237,6 +2763,8 @@
       <w:hyperlink r:id="rId79">
         <w:r>
           <w:rPr>
+            <w:rtl/>
+            <w:cs/>
             <w:lang w:val="ar_AE" w:bidi="ar_AE"/>
           </w:rPr>
           <w:rPr>
@@ -2248,17 +2776,23 @@
       </w:hyperlink>
       <w:r>
         <w:rPr>
+          <w:rtl/>
+          <w:cs/>
           <w:lang w:val="ar_AE" w:bidi="ar_AE"/>
         </w:rPr>
         <w:t>.</w:t>
       </w:r>
       <w:r>
         <w:rPr>
-          <w:lang w:val="ar_AE" w:bidi="ar_AE"/>
-        </w:rPr>
-      </w:r>
-      <w:r>
-        <w:rPr>
+          <w:rtl/>
+          <w:cs/>
+          <w:lang w:val="ar_AE" w:bidi="ar_AE"/>
+        </w:rPr>
+      </w:r>
+      <w:r>
+        <w:rPr>
+          <w:rtl/>
+          <w:cs/>
           <w:lang w:val="ar_AE" w:bidi="ar_AE"/>
         </w:rPr>
       </w:r>
@@ -2269,6 +2803,8 @@
       </w:pPr>
       <w:r>
         <w:rPr>
+          <w:rtl/>
+          <w:cs/>
           <w:lang w:val="ar_AE" w:bidi="ar_AE"/>
         </w:rPr>
       </w:r>
@@ -2280,12 +2816,16 @@
       </w:pPr>
       <w:r>
         <w:rPr>
+          <w:rtl/>
+          <w:cs/>
           <w:lang w:val="ar_AE" w:bidi="ar_AE"/>
         </w:rPr>
         <w:t>عِيسُو</w:t>
       </w:r>
       <w:r>
         <w:rPr>
+          <w:rtl/>
+          <w:cs/>
           <w:lang w:val="ar_AE" w:bidi="ar_AE"/>
         </w:rPr>
       </w:r>
@@ -2296,11 +2836,15 @@
       </w:pPr>
       <w:r>
         <w:rPr>
-          <w:lang w:val="ar_AE" w:bidi="ar_AE"/>
-        </w:rPr>
-      </w:r>
-      <w:r>
-        <w:rPr>
+          <w:rtl/>
+          <w:cs/>
+          <w:lang w:val="ar_AE" w:bidi="ar_AE"/>
+        </w:rPr>
+      </w:r>
+      <w:r>
+        <w:rPr>
+          <w:rtl/>
+          <w:cs/>
           <w:lang w:val="ar_AE" w:bidi="ar_AE"/>
         </w:rPr>
         <w:t>عيسو هو ابن إسحاق ورفقة، والأخ التوأم الأكبر ليعقوب (</w:t>
@@ -2308,6 +2852,8 @@
       <w:hyperlink r:id="rId80">
         <w:r>
           <w:rPr>
+            <w:rtl/>
+            <w:cs/>
             <w:lang w:val="ar_AE" w:bidi="ar_AE"/>
           </w:rPr>
           <w:rPr>
@@ -2319,6 +2865,8 @@
       </w:hyperlink>
       <w:r>
         <w:rPr>
+          <w:rtl/>
+          <w:cs/>
           <w:lang w:val="ar_AE" w:bidi="ar_AE"/>
         </w:rPr>
         <w:t>). سُمّي عيسو لأنه كان مُشعرًا عند ولادته. أصبح نسله يعرف بالأدوميين. "أدوم" تعني "أحمر"، في إشارة إلى:</w:t>
@@ -2333,11 +2881,15 @@
       </w:pPr>
       <w:r>
         <w:rPr>
-          <w:lang w:val="ar_AE" w:bidi="ar_AE"/>
-        </w:rPr>
-      </w:r>
-      <w:r>
-        <w:rPr>
+          <w:rtl/>
+          <w:cs/>
+          <w:lang w:val="ar_AE" w:bidi="ar_AE"/>
+        </w:rPr>
+      </w:r>
+      <w:r>
+        <w:rPr>
+          <w:rtl/>
+          <w:cs/>
           <w:lang w:val="ar_AE" w:bidi="ar_AE"/>
         </w:rPr>
         <w:t>لون عيسو الأحمر عند ولادته (</w:t>
@@ -2345,6 +2897,8 @@
       <w:hyperlink r:id="rId81">
         <w:r>
           <w:rPr>
+            <w:rtl/>
+            <w:cs/>
             <w:lang w:val="ar_AE" w:bidi="ar_AE"/>
           </w:rPr>
           <w:rPr>
@@ -2356,6 +2910,8 @@
       </w:hyperlink>
       <w:r>
         <w:rPr>
+          <w:rtl/>
+          <w:cs/>
           <w:lang w:val="ar_AE" w:bidi="ar_AE"/>
         </w:rPr>
         <w:t>)</w:t>
@@ -2370,11 +2926,15 @@
       </w:pPr>
       <w:r>
         <w:rPr>
-          <w:lang w:val="ar_AE" w:bidi="ar_AE"/>
-        </w:rPr>
-      </w:r>
-      <w:r>
-        <w:rPr>
+          <w:rtl/>
+          <w:cs/>
+          <w:lang w:val="ar_AE" w:bidi="ar_AE"/>
+        </w:rPr>
+      </w:r>
+      <w:r>
+        <w:rPr>
+          <w:rtl/>
+          <w:cs/>
           <w:lang w:val="ar_AE" w:bidi="ar_AE"/>
         </w:rPr>
         <w:t>حِساء العدس الأحمر الذي حصل عليه من يعقوب (</w:t>
@@ -2382,6 +2942,8 @@
       <w:hyperlink r:id="rId82">
         <w:r>
           <w:rPr>
+            <w:rtl/>
+            <w:cs/>
             <w:lang w:val="ar_AE" w:bidi="ar_AE"/>
           </w:rPr>
           <w:rPr>
@@ -2393,6 +2955,8 @@
       </w:hyperlink>
       <w:r>
         <w:rPr>
+          <w:rtl/>
+          <w:cs/>
           <w:lang w:val="ar_AE" w:bidi="ar_AE"/>
         </w:rPr>
         <w:t>)</w:t>
@@ -2407,23 +2971,31 @@
       </w:pPr>
       <w:r>
         <w:rPr>
-          <w:lang w:val="ar_AE" w:bidi="ar_AE"/>
-        </w:rPr>
-      </w:r>
-      <w:r>
-        <w:rPr>
+          <w:rtl/>
+          <w:cs/>
+          <w:lang w:val="ar_AE" w:bidi="ar_AE"/>
+        </w:rPr>
+      </w:r>
+      <w:r>
+        <w:rPr>
+          <w:rtl/>
+          <w:cs/>
           <w:lang w:val="ar_AE" w:bidi="ar_AE"/>
         </w:rPr>
         <w:t xml:space="preserve">لون الأرض المائل إلى الحُمرة التي أقام فيها (انظر </w:t>
       </w:r>
       <w:r>
         <w:rPr>
+          <w:rtl/>
+          <w:cs/>
           <w:lang w:val="ar_AE" w:bidi="ar_AE"/>
         </w:rPr>
         <w:t>ملاحظة الدراسة حول تكوين 25:25</w:t>
       </w:r>
       <w:r>
         <w:rPr>
+          <w:rtl/>
+          <w:cs/>
           <w:lang w:val="ar_AE" w:bidi="ar_AE"/>
         </w:rPr>
         <w:t>)</w:t>
@@ -2435,11 +3007,15 @@
       </w:pPr>
       <w:r>
         <w:rPr>
-          <w:lang w:val="ar_AE" w:bidi="ar_AE"/>
-        </w:rPr>
-      </w:r>
-      <w:r>
-        <w:rPr>
+          <w:rtl/>
+          <w:cs/>
+          <w:lang w:val="ar_AE" w:bidi="ar_AE"/>
+        </w:rPr>
+      </w:r>
+      <w:r>
+        <w:rPr>
+          <w:rtl/>
+          <w:cs/>
           <w:lang w:val="ar_AE" w:bidi="ar_AE"/>
         </w:rPr>
         <w:t>كان عيسو صيادًا ماهرًا يجلب لحمًا بريًّا شهي إلى أبيه. كان إسحاق يفضل طعم اللحم الدسم القوّي عن مذاق اللحم الخفيف الذي كان يعقوب يوفره من قطعان العائلة. في إحدى الأيام، عاد عيسو إلى البيت جائعًا جدًا بعد رحلة صيد غير ناجحة. أقنع يعقوب عيسو بالتخلي عن حقوقه وامتيازاته كونه البكر مقابل الطعام (</w:t>
@@ -2447,6 +3023,8 @@
       <w:hyperlink r:id="rId83">
         <w:r>
           <w:rPr>
+            <w:rtl/>
+            <w:cs/>
             <w:lang w:val="ar_AE" w:bidi="ar_AE"/>
           </w:rPr>
           <w:rPr>
@@ -2458,6 +3036,8 @@
       </w:hyperlink>
       <w:r>
         <w:rPr>
+          <w:rtl/>
+          <w:cs/>
           <w:lang w:val="ar_AE" w:bidi="ar_AE"/>
         </w:rPr>
         <w:t xml:space="preserve">). لم يكن عيسو يقدّر حقوق البكورية، إذ كانت رغباته وشهواته الجسدية هي ما تحرّكه (انظر </w:t>
@@ -2465,6 +3045,8 @@
       <w:hyperlink r:id="rId84">
         <w:r>
           <w:rPr>
+            <w:rtl/>
+            <w:cs/>
             <w:lang w:val="ar_AE" w:bidi="ar_AE"/>
           </w:rPr>
           <w:rPr>
@@ -2476,6 +3058,8 @@
       </w:hyperlink>
       <w:r>
         <w:rPr>
+          <w:rtl/>
+          <w:cs/>
           <w:lang w:val="ar_AE" w:bidi="ar_AE"/>
         </w:rPr>
         <w:t>).</w:t>
@@ -2487,11 +3071,15 @@
       </w:pPr>
       <w:r>
         <w:rPr>
-          <w:lang w:val="ar_AE" w:bidi="ar_AE"/>
-        </w:rPr>
-      </w:r>
-      <w:r>
-        <w:rPr>
+          <w:rtl/>
+          <w:cs/>
+          <w:lang w:val="ar_AE" w:bidi="ar_AE"/>
+        </w:rPr>
+      </w:r>
+      <w:r>
+        <w:rPr>
+          <w:rtl/>
+          <w:cs/>
           <w:lang w:val="ar_AE" w:bidi="ar_AE"/>
         </w:rPr>
         <w:t>تزوج عيسو امرأتين من المنطقة التي يسكن فيه، ولم تكونا من نسل إبراهيم (</w:t>
@@ -2499,6 +3087,8 @@
       <w:hyperlink r:id="rId85">
         <w:r>
           <w:rPr>
+            <w:rtl/>
+            <w:cs/>
             <w:lang w:val="ar_AE" w:bidi="ar_AE"/>
           </w:rPr>
           <w:rPr>
@@ -2510,6 +3100,8 @@
       </w:hyperlink>
       <w:r>
         <w:rPr>
+          <w:rtl/>
+          <w:cs/>
           <w:lang w:val="ar_AE" w:bidi="ar_AE"/>
         </w:rPr>
         <w:t>). ربما هذا الأمر كان سبب تفضيل رفقة ليعقوب وتدبيرها لانتزاع بركة إسحاق التي كانت من نصيب عيسو (</w:t>
@@ -2517,6 +3109,8 @@
       <w:hyperlink r:id="rId86">
         <w:r>
           <w:rPr>
+            <w:rtl/>
+            <w:cs/>
             <w:lang w:val="ar_AE" w:bidi="ar_AE"/>
           </w:rPr>
           <w:rPr>
@@ -2528,6 +3122,8 @@
       </w:hyperlink>
       <w:r>
         <w:rPr>
+          <w:rtl/>
+          <w:cs/>
           <w:lang w:val="ar_AE" w:bidi="ar_AE"/>
         </w:rPr>
         <w:t>). حين اكتشف عيسو خداع أخيه له، غضب عيسو غضبًا شديدًا حتى إن يعقوب هرب من وجه عيسو إلى حاران. واجتمع الأخوان بعد عشرين عامًا عندما أظهر عيسو غفرانه لأخيه، وترأف به. (</w:t>
@@ -2535,6 +3131,8 @@
       <w:hyperlink r:id="rId87">
         <w:r>
           <w:rPr>
+            <w:rtl/>
+            <w:cs/>
             <w:lang w:val="ar_AE" w:bidi="ar_AE"/>
           </w:rPr>
           <w:rPr>
@@ -2546,6 +3144,8 @@
       </w:hyperlink>
       <w:r>
         <w:rPr>
+          <w:rtl/>
+          <w:cs/>
           <w:lang w:val="ar_AE" w:bidi="ar_AE"/>
         </w:rPr>
         <w:t>).</w:t>
@@ -2557,11 +3157,15 @@
       </w:pPr>
       <w:r>
         <w:rPr>
-          <w:lang w:val="ar_AE" w:bidi="ar_AE"/>
-        </w:rPr>
-      </w:r>
-      <w:r>
-        <w:rPr>
+          <w:rtl/>
+          <w:cs/>
+          <w:lang w:val="ar_AE" w:bidi="ar_AE"/>
+        </w:rPr>
+      </w:r>
+      <w:r>
+        <w:rPr>
+          <w:rtl/>
+          <w:cs/>
           <w:lang w:val="ar_AE" w:bidi="ar_AE"/>
         </w:rPr>
         <w:t>وُلد عيسو، ويعقوب مُمسِكًا بعقبه، ورأى الناس في تلك الحادثة إشارة إلى أن نسل عيسو سيكون عبيدًا لنسل يعقوب. في عهد داود بدأ الأدوميون في خدمة بني إسرائيل، أي عبيدًا لهم (</w:t>
@@ -2569,6 +3173,8 @@
       <w:hyperlink r:id="rId88">
         <w:r>
           <w:rPr>
+            <w:rtl/>
+            <w:cs/>
             <w:lang w:val="ar_AE" w:bidi="ar_AE"/>
           </w:rPr>
           <w:rPr>
@@ -2580,6 +3186,8 @@
       </w:hyperlink>
       <w:r>
         <w:rPr>
+          <w:rtl/>
+          <w:cs/>
           <w:lang w:val="ar_AE" w:bidi="ar_AE"/>
         </w:rPr>
         <w:t xml:space="preserve">؛ </w:t>
@@ -2587,6 +3195,8 @@
       <w:hyperlink r:id="rId89">
         <w:r>
           <w:rPr>
+            <w:rtl/>
+            <w:cs/>
             <w:lang w:val="ar_AE" w:bidi="ar_AE"/>
           </w:rPr>
           <w:rPr>
@@ -2598,6 +3208,8 @@
       </w:hyperlink>
       <w:r>
         <w:rPr>
+          <w:rtl/>
+          <w:cs/>
           <w:lang w:val="ar_AE" w:bidi="ar_AE"/>
         </w:rPr>
         <w:t>) واستمر ذلك حتى عهد يهورام (</w:t>
@@ -2605,6 +3217,8 @@
       <w:hyperlink r:id="rId90">
         <w:r>
           <w:rPr>
+            <w:rtl/>
+            <w:cs/>
             <w:lang w:val="ar_AE" w:bidi="ar_AE"/>
           </w:rPr>
           <w:rPr>
@@ -2616,6 +3230,8 @@
       </w:hyperlink>
       <w:r>
         <w:rPr>
+          <w:rtl/>
+          <w:cs/>
           <w:lang w:val="ar_AE" w:bidi="ar_AE"/>
         </w:rPr>
         <w:t xml:space="preserve">؛ </w:t>
@@ -2623,6 +3239,8 @@
       <w:hyperlink r:id="rId91">
         <w:r>
           <w:rPr>
+            <w:rtl/>
+            <w:cs/>
             <w:lang w:val="ar_AE" w:bidi="ar_AE"/>
           </w:rPr>
           <w:rPr>
@@ -2634,6 +3252,8 @@
       </w:hyperlink>
       <w:r>
         <w:rPr>
+          <w:rtl/>
+          <w:cs/>
           <w:lang w:val="ar_AE" w:bidi="ar_AE"/>
         </w:rPr>
         <w:t>). بعد تمرد حدث في عام 845 قبل الميلاد، حصل الأدوميون على حريّة مؤقتة، لكنهم هُزموا مرة أخرى على يدّ أمصيا، الذي حكم من 796 إلى 767 قبل الميلاد. ثم استعادوا حريتهم في عام 735 قبل الميلاد وظلوا مستقلين بعيدًا عن يهوذا.</w:t>
@@ -2645,11 +3265,15 @@
       </w:pPr>
       <w:r>
         <w:rPr>
-          <w:lang w:val="ar_AE" w:bidi="ar_AE"/>
-        </w:rPr>
-      </w:r>
-      <w:r>
-        <w:rPr>
+          <w:rtl/>
+          <w:cs/>
+          <w:lang w:val="ar_AE" w:bidi="ar_AE"/>
+        </w:rPr>
+      </w:r>
+      <w:r>
+        <w:rPr>
+          <w:rtl/>
+          <w:cs/>
           <w:lang w:val="ar_AE" w:bidi="ar_AE"/>
         </w:rPr>
         <w:t xml:space="preserve">في العهد الجديد، يرمز عيسو إلى نسل إبراهيم الذين لم يؤمن بالله ومواعيده، وقد رفضهم الله نتيجة لبركات الموعد (انظر </w:t>
@@ -2657,6 +3281,8 @@
       <w:hyperlink r:id="rId92">
         <w:r>
           <w:rPr>
+            <w:rtl/>
+            <w:cs/>
             <w:lang w:val="ar_AE" w:bidi="ar_AE"/>
           </w:rPr>
           <w:rPr>
@@ -2668,6 +3294,8 @@
       </w:hyperlink>
       <w:r>
         <w:rPr>
+          <w:rtl/>
+          <w:cs/>
           <w:lang w:val="ar_AE" w:bidi="ar_AE"/>
         </w:rPr>
         <w:t>). وقد كان هيرودس الكبير من الأدوميين.</w:t>
@@ -2679,12 +3307,16 @@
       </w:pPr>
       <w:r>
         <w:rPr>
+          <w:rtl/>
+          <w:cs/>
           <w:lang w:val="ar_AE" w:bidi="ar_AE"/>
         </w:rPr>
       </w:r>
       <w:r>
         <w:rPr>
           <w:u w:val="single"/>
+          <w:rtl/>
+          <w:cs/>
           <w:lang w:val="ar_AE" w:bidi="ar_AE"/>
         </w:rPr>
         <w:t>مقاطع كتابية لدراسة أعمق</w:t>
@@ -2696,12 +3328,16 @@
       </w:pPr>
       <w:r>
         <w:rPr>
+          <w:rtl/>
+          <w:cs/>
           <w:lang w:val="ar_AE" w:bidi="ar_AE"/>
         </w:rPr>
       </w:r>
       <w:hyperlink r:id="rId93">
         <w:r>
           <w:rPr>
+            <w:rtl/>
+            <w:cs/>
             <w:lang w:val="ar_AE" w:bidi="ar_AE"/>
           </w:rPr>
           <w:rPr>
@@ -2713,6 +3349,8 @@
       </w:hyperlink>
       <w:r>
         <w:rPr>
+          <w:rtl/>
+          <w:cs/>
           <w:lang w:val="ar_AE" w:bidi="ar_AE"/>
         </w:rPr>
         <w:t xml:space="preserve">؛ </w:t>
@@ -2720,6 +3358,8 @@
       <w:hyperlink r:id="rId85">
         <w:r>
           <w:rPr>
+            <w:rtl/>
+            <w:cs/>
             <w:lang w:val="ar_AE" w:bidi="ar_AE"/>
           </w:rPr>
           <w:rPr>
@@ -2731,6 +3371,8 @@
       </w:hyperlink>
       <w:r>
         <w:rPr>
+          <w:rtl/>
+          <w:cs/>
           <w:lang w:val="ar_AE" w:bidi="ar_AE"/>
         </w:rPr>
         <w:t xml:space="preserve">؛ </w:t>
@@ -2738,6 +3380,8 @@
       <w:hyperlink r:id="rId94">
         <w:r>
           <w:rPr>
+            <w:rtl/>
+            <w:cs/>
             <w:lang w:val="ar_AE" w:bidi="ar_AE"/>
           </w:rPr>
           <w:rPr>
@@ -2749,6 +3393,8 @@
       </w:hyperlink>
       <w:r>
         <w:rPr>
+          <w:rtl/>
+          <w:cs/>
           <w:lang w:val="ar_AE" w:bidi="ar_AE"/>
         </w:rPr>
         <w:t xml:space="preserve">؛ </w:t>
@@ -2756,6 +3402,8 @@
       <w:hyperlink r:id="rId95">
         <w:r>
           <w:rPr>
+            <w:rtl/>
+            <w:cs/>
             <w:lang w:val="ar_AE" w:bidi="ar_AE"/>
           </w:rPr>
           <w:rPr>
@@ -2767,6 +3415,8 @@
       </w:hyperlink>
       <w:r>
         <w:rPr>
+          <w:rtl/>
+          <w:cs/>
           <w:lang w:val="ar_AE" w:bidi="ar_AE"/>
         </w:rPr>
         <w:t xml:space="preserve">؛ </w:t>
@@ -2774,6 +3424,8 @@
       <w:hyperlink r:id="rId96">
         <w:r>
           <w:rPr>
+            <w:rtl/>
+            <w:cs/>
             <w:lang w:val="ar_AE" w:bidi="ar_AE"/>
           </w:rPr>
           <w:rPr>
@@ -2785,6 +3437,8 @@
       </w:hyperlink>
       <w:r>
         <w:rPr>
+          <w:rtl/>
+          <w:cs/>
           <w:lang w:val="ar_AE" w:bidi="ar_AE"/>
         </w:rPr>
         <w:t xml:space="preserve">؛ </w:t>
@@ -2792,6 +3446,8 @@
       <w:hyperlink r:id="rId87">
         <w:r>
           <w:rPr>
+            <w:rtl/>
+            <w:cs/>
             <w:lang w:val="ar_AE" w:bidi="ar_AE"/>
           </w:rPr>
           <w:rPr>
@@ -2803,6 +3459,8 @@
       </w:hyperlink>
       <w:r>
         <w:rPr>
+          <w:rtl/>
+          <w:cs/>
           <w:lang w:val="ar_AE" w:bidi="ar_AE"/>
         </w:rPr>
         <w:t xml:space="preserve">؛ </w:t>
@@ -2810,6 +3468,8 @@
       <w:hyperlink r:id="rId97">
         <w:r>
           <w:rPr>
+            <w:rtl/>
+            <w:cs/>
             <w:lang w:val="ar_AE" w:bidi="ar_AE"/>
           </w:rPr>
           <w:rPr>
@@ -2821,6 +3481,8 @@
       </w:hyperlink>
       <w:r>
         <w:rPr>
+          <w:rtl/>
+          <w:cs/>
           <w:lang w:val="ar_AE" w:bidi="ar_AE"/>
         </w:rPr>
         <w:t xml:space="preserve">؛ </w:t>
@@ -2828,6 +3490,8 @@
       <w:hyperlink r:id="rId98">
         <w:r>
           <w:rPr>
+            <w:rtl/>
+            <w:cs/>
             <w:lang w:val="ar_AE" w:bidi="ar_AE"/>
           </w:rPr>
           <w:rPr>
@@ -2839,6 +3503,8 @@
       </w:hyperlink>
       <w:r>
         <w:rPr>
+          <w:rtl/>
+          <w:cs/>
           <w:lang w:val="ar_AE" w:bidi="ar_AE"/>
         </w:rPr>
         <w:t xml:space="preserve">؛ </w:t>
@@ -2846,6 +3512,8 @@
       <w:hyperlink r:id="rId99">
         <w:r>
           <w:rPr>
+            <w:rtl/>
+            <w:cs/>
             <w:lang w:val="ar_AE" w:bidi="ar_AE"/>
           </w:rPr>
           <w:rPr>
@@ -2857,6 +3525,8 @@
       </w:hyperlink>
       <w:r>
         <w:rPr>
+          <w:rtl/>
+          <w:cs/>
           <w:lang w:val="ar_AE" w:bidi="ar_AE"/>
         </w:rPr>
         <w:t xml:space="preserve">، </w:t>
@@ -2864,6 +3534,8 @@
       <w:hyperlink r:id="rId100">
         <w:r>
           <w:rPr>
+            <w:rtl/>
+            <w:cs/>
             <w:lang w:val="ar_AE" w:bidi="ar_AE"/>
           </w:rPr>
           <w:rPr>
@@ -2875,6 +3547,8 @@
       </w:hyperlink>
       <w:r>
         <w:rPr>
+          <w:rtl/>
+          <w:cs/>
           <w:lang w:val="ar_AE" w:bidi="ar_AE"/>
         </w:rPr>
         <w:t xml:space="preserve">، </w:t>
@@ -2882,6 +3556,8 @@
       <w:hyperlink r:id="rId101">
         <w:r>
           <w:rPr>
+            <w:rtl/>
+            <w:cs/>
             <w:lang w:val="ar_AE" w:bidi="ar_AE"/>
           </w:rPr>
           <w:rPr>
@@ -2893,6 +3569,8 @@
       </w:hyperlink>
       <w:r>
         <w:rPr>
+          <w:rtl/>
+          <w:cs/>
           <w:lang w:val="ar_AE" w:bidi="ar_AE"/>
         </w:rPr>
         <w:t xml:space="preserve">، </w:t>
@@ -2900,6 +3578,8 @@
       <w:hyperlink r:id="rId102">
         <w:r>
           <w:rPr>
+            <w:rtl/>
+            <w:cs/>
             <w:lang w:val="ar_AE" w:bidi="ar_AE"/>
           </w:rPr>
           <w:rPr>
@@ -2911,6 +3591,8 @@
       </w:hyperlink>
       <w:r>
         <w:rPr>
+          <w:rtl/>
+          <w:cs/>
           <w:lang w:val="ar_AE" w:bidi="ar_AE"/>
         </w:rPr>
         <w:t xml:space="preserve">؛ </w:t>
@@ -2918,6 +3600,8 @@
       <w:hyperlink r:id="rId103">
         <w:r>
           <w:rPr>
+            <w:rtl/>
+            <w:cs/>
             <w:lang w:val="ar_AE" w:bidi="ar_AE"/>
           </w:rPr>
           <w:rPr>
@@ -2929,6 +3613,8 @@
       </w:hyperlink>
       <w:r>
         <w:rPr>
+          <w:rtl/>
+          <w:cs/>
           <w:lang w:val="ar_AE" w:bidi="ar_AE"/>
         </w:rPr>
         <w:t xml:space="preserve">؛ </w:t>
@@ -2936,6 +3622,8 @@
       <w:hyperlink r:id="rId104">
         <w:r>
           <w:rPr>
+            <w:rtl/>
+            <w:cs/>
             <w:lang w:val="ar_AE" w:bidi="ar_AE"/>
           </w:rPr>
           <w:rPr>
@@ -2947,6 +3635,8 @@
       </w:hyperlink>
       <w:r>
         <w:rPr>
+          <w:rtl/>
+          <w:cs/>
           <w:lang w:val="ar_AE" w:bidi="ar_AE"/>
         </w:rPr>
         <w:t xml:space="preserve">؛ </w:t>
@@ -2954,6 +3644,8 @@
       <w:hyperlink r:id="rId105">
         <w:r>
           <w:rPr>
+            <w:rtl/>
+            <w:cs/>
             <w:lang w:val="ar_AE" w:bidi="ar_AE"/>
           </w:rPr>
           <w:rPr>
@@ -2965,6 +3657,8 @@
       </w:hyperlink>
       <w:r>
         <w:rPr>
+          <w:rtl/>
+          <w:cs/>
           <w:lang w:val="ar_AE" w:bidi="ar_AE"/>
         </w:rPr>
         <w:t xml:space="preserve">؛ </w:t>
@@ -2972,6 +3666,8 @@
       <w:hyperlink r:id="rId106">
         <w:r>
           <w:rPr>
+            <w:rtl/>
+            <w:cs/>
             <w:lang w:val="ar_AE" w:bidi="ar_AE"/>
           </w:rPr>
           <w:rPr>
@@ -2983,6 +3679,8 @@
       </w:hyperlink>
       <w:r>
         <w:rPr>
+          <w:rtl/>
+          <w:cs/>
           <w:lang w:val="ar_AE" w:bidi="ar_AE"/>
         </w:rPr>
         <w:t xml:space="preserve">؛ </w:t>
@@ -2990,6 +3688,8 @@
       <w:hyperlink r:id="rId107">
         <w:r>
           <w:rPr>
+            <w:rtl/>
+            <w:cs/>
             <w:lang w:val="ar_AE" w:bidi="ar_AE"/>
           </w:rPr>
           <w:rPr>
@@ -3001,17 +3701,23 @@
       </w:hyperlink>
       <w:r>
         <w:rPr>
+          <w:rtl/>
+          <w:cs/>
           <w:lang w:val="ar_AE" w:bidi="ar_AE"/>
         </w:rPr>
         <w:t>.</w:t>
       </w:r>
       <w:r>
         <w:rPr>
-          <w:lang w:val="ar_AE" w:bidi="ar_AE"/>
-        </w:rPr>
-      </w:r>
-      <w:r>
-        <w:rPr>
+          <w:rtl/>
+          <w:cs/>
+          <w:lang w:val="ar_AE" w:bidi="ar_AE"/>
+        </w:rPr>
+      </w:r>
+      <w:r>
+        <w:rPr>
+          <w:rtl/>
+          <w:cs/>
           <w:lang w:val="ar_AE" w:bidi="ar_AE"/>
         </w:rPr>
       </w:r>

--- a/arb/docx/006.content.docx
+++ b/arb/docx/006.content.docx
@@ -309,20 +309,14 @@
         </w:rPr>
         <w:t>كان العَمَالِيق من نسل عَمَالِيق، حفيد عيسو (</w:t>
       </w:r>
-      <w:hyperlink r:id="rId13">
-        <w:r>
-          <w:rPr>
-            <w:rtl/>
-            <w:cs/>
-            <w:lang w:val="ar_AE" w:bidi="ar_AE"/>
-          </w:rPr>
-          <w:rPr>
-            <w:color w:val="0000EE"/>
-            <w:u w:val="single"/>
-          </w:rPr>
-          <w:t>تكوين 36:12</w:t>
-        </w:r>
-      </w:hyperlink>
+      <w:r>
+        <w:rPr>
+          <w:rtl/>
+          <w:cs/>
+          <w:lang w:val="ar_AE" w:bidi="ar_AE"/>
+        </w:rPr>
+        <w:t>تكوين 36:12</w:t>
+      </w:r>
       <w:r>
         <w:rPr>
           <w:rtl/>
@@ -331,20 +325,14 @@
         </w:rPr>
         <w:t xml:space="preserve">؛ </w:t>
       </w:r>
-      <w:hyperlink r:id="rId14">
-        <w:r>
-          <w:rPr>
-            <w:rtl/>
-            <w:cs/>
-            <w:lang w:val="ar_AE" w:bidi="ar_AE"/>
-          </w:rPr>
-          <w:rPr>
-            <w:color w:val="0000EE"/>
-            <w:u w:val="single"/>
-          </w:rPr>
-          <w:t>1أخبار الأيام 1:36</w:t>
-        </w:r>
-      </w:hyperlink>
+      <w:r>
+        <w:rPr>
+          <w:rtl/>
+          <w:cs/>
+          <w:lang w:val="ar_AE" w:bidi="ar_AE"/>
+        </w:rPr>
+        <w:t>1أخبار الأيام 1:36</w:t>
+      </w:r>
       <w:r>
         <w:rPr>
           <w:rtl/>
@@ -421,20 +409,14 @@
         </w:rPr>
         <w:t>أعداء أقوياء لإسرائيل. التقى إسرائيل أول مرة بمحاربي عَمَالِيق في رفيديم بالقرب من سيناء عندما هاجموا إسرائيل (</w:t>
       </w:r>
-      <w:hyperlink r:id="rId15">
-        <w:r>
-          <w:rPr>
-            <w:rtl/>
-            <w:cs/>
-            <w:lang w:val="ar_AE" w:bidi="ar_AE"/>
-          </w:rPr>
-          <w:rPr>
-            <w:color w:val="0000EE"/>
-            <w:u w:val="single"/>
-          </w:rPr>
-          <w:t>خروج 17:8–16</w:t>
-        </w:r>
-      </w:hyperlink>
+      <w:r>
+        <w:rPr>
+          <w:rtl/>
+          <w:cs/>
+          <w:lang w:val="ar_AE" w:bidi="ar_AE"/>
+        </w:rPr>
+        <w:t>خروج 17:8–16</w:t>
+      </w:r>
       <w:r>
         <w:rPr>
           <w:rtl/>
@@ -443,20 +425,14 @@
         </w:rPr>
         <w:t>). هزم يشوع وجيش إسرائيل العَمَالِيق في تلك المعركة. لاحقًا، أوقف العَمَالِيق محاولة إسرائيل (في عصيانها) لدخول أرض الموعد (</w:t>
       </w:r>
-      <w:hyperlink r:id="rId16">
-        <w:r>
-          <w:rPr>
-            <w:rtl/>
-            <w:cs/>
-            <w:lang w:val="ar_AE" w:bidi="ar_AE"/>
-          </w:rPr>
-          <w:rPr>
-            <w:color w:val="0000EE"/>
-            <w:u w:val="single"/>
-          </w:rPr>
-          <w:t>عدد 14:39–45</w:t>
-        </w:r>
-      </w:hyperlink>
+      <w:r>
+        <w:rPr>
+          <w:rtl/>
+          <w:cs/>
+          <w:lang w:val="ar_AE" w:bidi="ar_AE"/>
+        </w:rPr>
+        <w:t>عدد 14:39–45</w:t>
+      </w:r>
       <w:r>
         <w:rPr>
           <w:rtl/>
@@ -485,20 +461,14 @@
         </w:rPr>
         <w:t>بسبب حقد العَمَالِيق وعداوتهم، أمر موسى إسرائيل بإهلاكهم [محو ذكرهم من تحت السماء] (</w:t>
       </w:r>
-      <w:hyperlink r:id="rId17">
-        <w:r>
-          <w:rPr>
-            <w:rtl/>
-            <w:cs/>
-            <w:lang w:val="ar_AE" w:bidi="ar_AE"/>
-          </w:rPr>
-          <w:rPr>
-            <w:color w:val="0000EE"/>
-            <w:u w:val="single"/>
-          </w:rPr>
-          <w:t>تثنية 25:17–19</w:t>
-        </w:r>
-      </w:hyperlink>
+      <w:r>
+        <w:rPr>
+          <w:rtl/>
+          <w:cs/>
+          <w:lang w:val="ar_AE" w:bidi="ar_AE"/>
+        </w:rPr>
+        <w:t>تثنية 25:17–19</w:t>
+      </w:r>
       <w:r>
         <w:rPr>
           <w:rtl/>
@@ -507,20 +477,14 @@
         </w:rPr>
         <w:t xml:space="preserve">). ومع ذلك، استمر العمالقة في العيش في الجَنُوب [النّقب] (انظر </w:t>
       </w:r>
-      <w:hyperlink r:id="rId18">
-        <w:r>
-          <w:rPr>
-            <w:rtl/>
-            <w:cs/>
-            <w:lang w:val="ar_AE" w:bidi="ar_AE"/>
-          </w:rPr>
-          <w:rPr>
-            <w:color w:val="0000EE"/>
-            <w:u w:val="single"/>
-          </w:rPr>
-          <w:t>قضاة 3:12–14</w:t>
-        </w:r>
-      </w:hyperlink>
+      <w:r>
+        <w:rPr>
+          <w:rtl/>
+          <w:cs/>
+          <w:lang w:val="ar_AE" w:bidi="ar_AE"/>
+        </w:rPr>
+        <w:t>قضاة 3:12–14</w:t>
+      </w:r>
       <w:r>
         <w:rPr>
           <w:rtl/>
@@ -529,20 +493,14 @@
         </w:rPr>
         <w:t xml:space="preserve">؛ </w:t>
       </w:r>
-      <w:hyperlink r:id="rId19">
-        <w:r>
-          <w:rPr>
-            <w:rtl/>
-            <w:cs/>
-            <w:lang w:val="ar_AE" w:bidi="ar_AE"/>
-          </w:rPr>
-          <w:rPr>
-            <w:color w:val="0000EE"/>
-            <w:u w:val="single"/>
-          </w:rPr>
-          <w:t>6:33</w:t>
-        </w:r>
-      </w:hyperlink>
+      <w:r>
+        <w:rPr>
+          <w:rtl/>
+          <w:cs/>
+          <w:lang w:val="ar_AE" w:bidi="ar_AE"/>
+        </w:rPr>
+        <w:t>6:33</w:t>
+      </w:r>
       <w:r>
         <w:rPr>
           <w:rtl/>
@@ -551,20 +509,14 @@
         </w:rPr>
         <w:t xml:space="preserve">؛ </w:t>
       </w:r>
-      <w:hyperlink r:id="rId20">
-        <w:r>
-          <w:rPr>
-            <w:rtl/>
-            <w:cs/>
-            <w:lang w:val="ar_AE" w:bidi="ar_AE"/>
-          </w:rPr>
-          <w:rPr>
-            <w:color w:val="0000EE"/>
-            <w:u w:val="single"/>
-          </w:rPr>
-          <w:t>1صموئيل 14:47–48</w:t>
-        </w:r>
-      </w:hyperlink>
+      <w:r>
+        <w:rPr>
+          <w:rtl/>
+          <w:cs/>
+          <w:lang w:val="ar_AE" w:bidi="ar_AE"/>
+        </w:rPr>
+        <w:t>1صموئيل 14:47–48</w:t>
+      </w:r>
       <w:r>
         <w:rPr>
           <w:rtl/>
@@ -573,20 +525,14 @@
         </w:rPr>
         <w:t xml:space="preserve">؛ </w:t>
       </w:r>
-      <w:hyperlink r:id="rId21">
-        <w:r>
-          <w:rPr>
-            <w:rtl/>
-            <w:cs/>
-            <w:lang w:val="ar_AE" w:bidi="ar_AE"/>
-          </w:rPr>
-          <w:rPr>
-            <w:color w:val="0000EE"/>
-            <w:u w:val="single"/>
-          </w:rPr>
-          <w:t>15:1–35</w:t>
-        </w:r>
-      </w:hyperlink>
+      <w:r>
+        <w:rPr>
+          <w:rtl/>
+          <w:cs/>
+          <w:lang w:val="ar_AE" w:bidi="ar_AE"/>
+        </w:rPr>
+        <w:t>15:1–35</w:t>
+      </w:r>
       <w:r>
         <w:rPr>
           <w:rtl/>
@@ -595,20 +541,14 @@
         </w:rPr>
         <w:t>). أولئك الذين نجوا من العَمَالِيق ظلوا أعداء لإسرائيل (</w:t>
       </w:r>
-      <w:hyperlink r:id="rId22">
-        <w:r>
-          <w:rPr>
-            <w:rtl/>
-            <w:cs/>
-            <w:lang w:val="ar_AE" w:bidi="ar_AE"/>
-          </w:rPr>
-          <w:rPr>
-            <w:color w:val="0000EE"/>
-            <w:u w:val="single"/>
-          </w:rPr>
-          <w:t>1صموئيل 27:8</w:t>
-        </w:r>
-      </w:hyperlink>
+      <w:r>
+        <w:rPr>
+          <w:rtl/>
+          <w:cs/>
+          <w:lang w:val="ar_AE" w:bidi="ar_AE"/>
+        </w:rPr>
+        <w:t>1صموئيل 27:8</w:t>
+      </w:r>
       <w:r>
         <w:rPr>
           <w:rtl/>
@@ -617,20 +557,14 @@
         </w:rPr>
         <w:t xml:space="preserve">؛ </w:t>
       </w:r>
-      <w:hyperlink r:id="rId23">
-        <w:r>
-          <w:rPr>
-            <w:rtl/>
-            <w:cs/>
-            <w:lang w:val="ar_AE" w:bidi="ar_AE"/>
-          </w:rPr>
-          <w:rPr>
-            <w:color w:val="0000EE"/>
-            <w:u w:val="single"/>
-          </w:rPr>
-          <w:t>30:1–20</w:t>
-        </w:r>
-      </w:hyperlink>
+      <w:r>
+        <w:rPr>
+          <w:rtl/>
+          <w:cs/>
+          <w:lang w:val="ar_AE" w:bidi="ar_AE"/>
+        </w:rPr>
+        <w:t>30:1–20</w:t>
+      </w:r>
       <w:r>
         <w:rPr>
           <w:rtl/>
@@ -639,20 +573,14 @@
         </w:rPr>
         <w:t xml:space="preserve">؛ </w:t>
       </w:r>
-      <w:hyperlink r:id="rId24">
-        <w:r>
-          <w:rPr>
-            <w:rtl/>
-            <w:cs/>
-            <w:lang w:val="ar_AE" w:bidi="ar_AE"/>
-          </w:rPr>
-          <w:rPr>
-            <w:color w:val="0000EE"/>
-            <w:u w:val="single"/>
-          </w:rPr>
-          <w:t>2صموئيل 8:11–12</w:t>
-        </w:r>
-      </w:hyperlink>
+      <w:r>
+        <w:rPr>
+          <w:rtl/>
+          <w:cs/>
+          <w:lang w:val="ar_AE" w:bidi="ar_AE"/>
+        </w:rPr>
+        <w:t>2صموئيل 8:11–12</w:t>
+      </w:r>
       <w:r>
         <w:rPr>
           <w:rtl/>
@@ -661,20 +589,14 @@
         </w:rPr>
         <w:t xml:space="preserve">؛ </w:t>
       </w:r>
-      <w:hyperlink r:id="rId25">
-        <w:r>
-          <w:rPr>
-            <w:rtl/>
-            <w:cs/>
-            <w:lang w:val="ar_AE" w:bidi="ar_AE"/>
-          </w:rPr>
-          <w:rPr>
-            <w:color w:val="0000EE"/>
-            <w:u w:val="single"/>
-          </w:rPr>
-          <w:t>مزمور 83:1–8</w:t>
-        </w:r>
-      </w:hyperlink>
+      <w:r>
+        <w:rPr>
+          <w:rtl/>
+          <w:cs/>
+          <w:lang w:val="ar_AE" w:bidi="ar_AE"/>
+        </w:rPr>
+        <w:t>مزمور 83:1–8</w:t>
+      </w:r>
       <w:r>
         <w:rPr>
           <w:rtl/>
@@ -683,20 +605,14 @@
         </w:rPr>
         <w:t>). وأُفنيت هذه المجموعة المتبقية في النهاية في أثناء حكم الملك حزقيّا (</w:t>
       </w:r>
-      <w:hyperlink r:id="rId26">
-        <w:r>
-          <w:rPr>
-            <w:rtl/>
-            <w:cs/>
-            <w:lang w:val="ar_AE" w:bidi="ar_AE"/>
-          </w:rPr>
-          <w:rPr>
-            <w:color w:val="0000EE"/>
-            <w:u w:val="single"/>
-          </w:rPr>
-          <w:t>1أخبار الأيام 4:42–43</w:t>
-        </w:r>
-      </w:hyperlink>
+      <w:r>
+        <w:rPr>
+          <w:rtl/>
+          <w:cs/>
+          <w:lang w:val="ar_AE" w:bidi="ar_AE"/>
+        </w:rPr>
+        <w:t>1أخبار الأيام 4:42–43</w:t>
+      </w:r>
       <w:r>
         <w:rPr>
           <w:rtl/>
@@ -705,20 +621,14 @@
         </w:rPr>
         <w:t>). في سفر أستير، أظهر هامان، الذي كان من نسل الملك أجاج، عداوتهم إلى آخر لحظة (</w:t>
       </w:r>
-      <w:hyperlink r:id="rId27">
-        <w:r>
-          <w:rPr>
-            <w:rtl/>
-            <w:cs/>
-            <w:lang w:val="ar_AE" w:bidi="ar_AE"/>
-          </w:rPr>
-          <w:rPr>
-            <w:color w:val="0000EE"/>
-            <w:u w:val="single"/>
-          </w:rPr>
-          <w:t>أستير 3</w:t>
-        </w:r>
-      </w:hyperlink>
+      <w:r>
+        <w:rPr>
+          <w:rtl/>
+          <w:cs/>
+          <w:lang w:val="ar_AE" w:bidi="ar_AE"/>
+        </w:rPr>
+        <w:t>أستير 3</w:t>
+      </w:r>
       <w:r>
         <w:rPr>
           <w:rtl/>
@@ -727,20 +637,14 @@
         </w:rPr>
         <w:t xml:space="preserve">؛ انظر </w:t>
       </w:r>
-      <w:hyperlink r:id="rId21">
-        <w:r>
-          <w:rPr>
-            <w:rtl/>
-            <w:cs/>
-            <w:lang w:val="ar_AE" w:bidi="ar_AE"/>
-          </w:rPr>
-          <w:rPr>
-            <w:color w:val="0000EE"/>
-            <w:u w:val="single"/>
-          </w:rPr>
-          <w:t>1صموئيل 15</w:t>
-        </w:r>
-      </w:hyperlink>
+      <w:r>
+        <w:rPr>
+          <w:rtl/>
+          <w:cs/>
+          <w:lang w:val="ar_AE" w:bidi="ar_AE"/>
+        </w:rPr>
+        <w:t>1صموئيل 15</w:t>
+      </w:r>
       <w:r>
         <w:rPr>
           <w:rtl/>
@@ -782,20 +686,14 @@
           <w:lang w:val="ar_AE" w:bidi="ar_AE"/>
         </w:rPr>
       </w:r>
-      <w:hyperlink r:id="rId28">
-        <w:r>
-          <w:rPr>
-            <w:rtl/>
-            <w:cs/>
-            <w:lang w:val="ar_AE" w:bidi="ar_AE"/>
-          </w:rPr>
-          <w:rPr>
-            <w:color w:val="0000EE"/>
-            <w:u w:val="single"/>
-          </w:rPr>
-          <w:t>1صموئيل 30:1–31</w:t>
-        </w:r>
-      </w:hyperlink>
+      <w:r>
+        <w:rPr>
+          <w:rtl/>
+          <w:cs/>
+          <w:lang w:val="ar_AE" w:bidi="ar_AE"/>
+        </w:rPr>
+        <w:t>1صموئيل 30:1–31</w:t>
+      </w:r>
       <w:r>
         <w:rPr>
           <w:rtl/>
@@ -887,20 +785,14 @@
         </w:rPr>
         <w:t xml:space="preserve">، الابن الأصغر لهارون (انظر </w:t>
       </w:r>
-      <w:hyperlink r:id="rId29">
-        <w:r>
-          <w:rPr>
-            <w:rtl/>
-            <w:cs/>
-            <w:lang w:val="ar_AE" w:bidi="ar_AE"/>
-          </w:rPr>
-          <w:rPr>
-            <w:color w:val="0000EE"/>
-            <w:u w:val="single"/>
-          </w:rPr>
-          <w:t>1ملوك 2:27</w:t>
-        </w:r>
-      </w:hyperlink>
+      <w:r>
+        <w:rPr>
+          <w:rtl/>
+          <w:cs/>
+          <w:lang w:val="ar_AE" w:bidi="ar_AE"/>
+        </w:rPr>
+        <w:t>1ملوك 2:27</w:t>
+      </w:r>
       <w:r>
         <w:rPr>
           <w:rtl/>
@@ -909,20 +801,14 @@
         </w:rPr>
         <w:t xml:space="preserve">؛ </w:t>
       </w:r>
-      <w:hyperlink r:id="rId30">
-        <w:r>
-          <w:rPr>
-            <w:rtl/>
-            <w:cs/>
-            <w:lang w:val="ar_AE" w:bidi="ar_AE"/>
-          </w:rPr>
-          <w:rPr>
-            <w:color w:val="0000EE"/>
-            <w:u w:val="single"/>
-          </w:rPr>
-          <w:t>1أخبار الأيام 18:16</w:t>
-        </w:r>
-      </w:hyperlink>
+      <w:r>
+        <w:rPr>
+          <w:rtl/>
+          <w:cs/>
+          <w:lang w:val="ar_AE" w:bidi="ar_AE"/>
+        </w:rPr>
+        <w:t>1أخبار الأيام 18:16</w:t>
+      </w:r>
       <w:r>
         <w:rPr>
           <w:rtl/>
@@ -931,20 +817,14 @@
         </w:rPr>
         <w:t xml:space="preserve">؛ </w:t>
       </w:r>
-      <w:hyperlink r:id="rId31">
-        <w:r>
-          <w:rPr>
-            <w:rtl/>
-            <w:cs/>
-            <w:lang w:val="ar_AE" w:bidi="ar_AE"/>
-          </w:rPr>
-          <w:rPr>
-            <w:color w:val="0000EE"/>
-            <w:u w:val="single"/>
-          </w:rPr>
-          <w:t>24:3</w:t>
-        </w:r>
-      </w:hyperlink>
+      <w:r>
+        <w:rPr>
+          <w:rtl/>
+          <w:cs/>
+          <w:lang w:val="ar_AE" w:bidi="ar_AE"/>
+        </w:rPr>
+        <w:t>24:3</w:t>
+      </w:r>
       <w:r>
         <w:rPr>
           <w:rtl/>
@@ -993,20 +873,14 @@
         </w:rPr>
         <w:t>حَظِيَ صموئيل برضا الرب والناس (</w:t>
       </w:r>
-      <w:hyperlink r:id="rId32">
-        <w:r>
-          <w:rPr>
-            <w:rtl/>
-            <w:cs/>
-            <w:lang w:val="ar_AE" w:bidi="ar_AE"/>
-          </w:rPr>
-          <w:rPr>
-            <w:color w:val="0000EE"/>
-            <w:u w:val="single"/>
-          </w:rPr>
-          <w:t>1صموئيل 2:26</w:t>
-        </w:r>
-      </w:hyperlink>
+      <w:r>
+        <w:rPr>
+          <w:rtl/>
+          <w:cs/>
+          <w:lang w:val="ar_AE" w:bidi="ar_AE"/>
+        </w:rPr>
+        <w:t>1صموئيل 2:26</w:t>
+      </w:r>
       <w:r>
         <w:rPr>
           <w:rtl/>
@@ -1015,20 +889,14 @@
         </w:rPr>
         <w:t>). أما أبناء عالي فكانوا مزدرين وغير أمناء (</w:t>
       </w:r>
-      <w:hyperlink r:id="rId33">
-        <w:r>
-          <w:rPr>
-            <w:rtl/>
-            <w:cs/>
-            <w:lang w:val="ar_AE" w:bidi="ar_AE"/>
-          </w:rPr>
-          <w:rPr>
-            <w:color w:val="0000EE"/>
-            <w:u w:val="single"/>
-          </w:rPr>
-          <w:t>1صموئيل 2:12</w:t>
-        </w:r>
-      </w:hyperlink>
+      <w:r>
+        <w:rPr>
+          <w:rtl/>
+          <w:cs/>
+          <w:lang w:val="ar_AE" w:bidi="ar_AE"/>
+        </w:rPr>
+        <w:t>1صموئيل 2:12</w:t>
+      </w:r>
       <w:r>
         <w:rPr>
           <w:rtl/>
@@ -1037,20 +905,14 @@
         </w:rPr>
         <w:t>). كانوا يسرقون من التقدمات ويغوون النساء اللواتي يخدمن عند باب خيمة الاجتماع. عندما وبّخهم عالي، لم يبالوا به. أرسل الله نبيًا لينتقد ضعف عالي وشرور أبنائه، معلنًا أن الله سيزيل الكهنوت عن عائلة عالي (</w:t>
       </w:r>
-      <w:hyperlink r:id="rId34">
-        <w:r>
-          <w:rPr>
-            <w:rtl/>
-            <w:cs/>
-            <w:lang w:val="ar_AE" w:bidi="ar_AE"/>
-          </w:rPr>
-          <w:rPr>
-            <w:color w:val="0000EE"/>
-            <w:u w:val="single"/>
-          </w:rPr>
-          <w:t>1صموئيل 2:27–36</w:t>
-        </w:r>
-      </w:hyperlink>
+      <w:r>
+        <w:rPr>
+          <w:rtl/>
+          <w:cs/>
+          <w:lang w:val="ar_AE" w:bidi="ar_AE"/>
+        </w:rPr>
+        <w:t>1صموئيل 2:27–36</w:t>
+      </w:r>
       <w:r>
         <w:rPr>
           <w:rtl/>
@@ -1059,20 +921,14 @@
         </w:rPr>
         <w:t>). تأيدت هذه الرسالة حين تكلم الله إلى صموئيل ذات ليلة، وأخبره أنه سيعاقب قريبًا عائلة عالي (</w:t>
       </w:r>
-      <w:hyperlink r:id="rId35">
-        <w:r>
-          <w:rPr>
-            <w:rtl/>
-            <w:cs/>
-            <w:lang w:val="ar_AE" w:bidi="ar_AE"/>
-          </w:rPr>
-          <w:rPr>
-            <w:color w:val="0000EE"/>
-            <w:u w:val="single"/>
-          </w:rPr>
-          <w:t>1 صموئيل 3:1–14</w:t>
-        </w:r>
-      </w:hyperlink>
+      <w:r>
+        <w:rPr>
+          <w:rtl/>
+          <w:cs/>
+          <w:lang w:val="ar_AE" w:bidi="ar_AE"/>
+        </w:rPr>
+        <w:t>1 صموئيل 3:1–14</w:t>
+      </w:r>
       <w:r>
         <w:rPr>
           <w:rtl/>
@@ -1133,20 +989,14 @@
         </w:rPr>
         <w:t xml:space="preserve"> (</w:t>
       </w:r>
-      <w:hyperlink r:id="rId36">
-        <w:r>
-          <w:rPr>
-            <w:rtl/>
-            <w:cs/>
-            <w:lang w:val="ar_AE" w:bidi="ar_AE"/>
-          </w:rPr>
-          <w:rPr>
-            <w:color w:val="0000EE"/>
-            <w:u w:val="single"/>
-          </w:rPr>
-          <w:t>1 صموئيل 4:1–11</w:t>
-        </w:r>
-      </w:hyperlink>
+      <w:r>
+        <w:rPr>
+          <w:rtl/>
+          <w:cs/>
+          <w:lang w:val="ar_AE" w:bidi="ar_AE"/>
+        </w:rPr>
+        <w:t>1 صموئيل 4:1–11</w:t>
+      </w:r>
       <w:r>
         <w:rPr>
           <w:rtl/>
@@ -1155,20 +1005,14 @@
         </w:rPr>
         <w:t>). عندما علم عالي، الذي كان يبلغ من العمر ثمانية وتسعين عامًا بخبر موت ابنيه سقط إلى الوراء وانكسرت رقبته فمات (</w:t>
       </w:r>
-      <w:hyperlink r:id="rId37">
-        <w:r>
-          <w:rPr>
-            <w:rtl/>
-            <w:cs/>
-            <w:lang w:val="ar_AE" w:bidi="ar_AE"/>
-          </w:rPr>
-          <w:rPr>
-            <w:color w:val="0000EE"/>
-            <w:u w:val="single"/>
-          </w:rPr>
-          <w:t>1 صموئيل 4:12–18</w:t>
-        </w:r>
-      </w:hyperlink>
+      <w:r>
+        <w:rPr>
+          <w:rtl/>
+          <w:cs/>
+          <w:lang w:val="ar_AE" w:bidi="ar_AE"/>
+        </w:rPr>
+        <w:t>1 صموئيل 4:12–18</w:t>
+      </w:r>
       <w:r>
         <w:rPr>
           <w:rtl/>
@@ -1193,20 +1037,14 @@
         </w:rPr>
         <w:t>، وماتت في أثناء ولادة حفيد عالي، الذي أطلق عليه اسم إِيخَابُود (بمعنى "أين المَجْد؟"، لأن المجد قد زال عن إسرائيل) (</w:t>
       </w:r>
-      <w:hyperlink r:id="rId38">
-        <w:r>
-          <w:rPr>
-            <w:rtl/>
-            <w:cs/>
-            <w:lang w:val="ar_AE" w:bidi="ar_AE"/>
-          </w:rPr>
-          <w:rPr>
-            <w:color w:val="0000EE"/>
-            <w:u w:val="single"/>
-          </w:rPr>
-          <w:t>1صموئيل 4:19–22</w:t>
-        </w:r>
-      </w:hyperlink>
+      <w:r>
+        <w:rPr>
+          <w:rtl/>
+          <w:cs/>
+          <w:lang w:val="ar_AE" w:bidi="ar_AE"/>
+        </w:rPr>
+        <w:t>1صموئيل 4:19–22</w:t>
+      </w:r>
       <w:r>
         <w:rPr>
           <w:rtl/>
@@ -1235,20 +1073,14 @@
         </w:rPr>
         <w:t>استمرت عائلة عالي في خدمة الكهنوت حتى وفاة الملك داود. كان أبياثار آخر نسل عالي الذي خدم رئيسًا للكهنة. أزال سليمان أبياثار عن الكهنوت لأن أبياثار كان قد دعم أدونيّا، الذي حاول أن يصبح ملكًا بدلًا من سليمان. ثم عيّن سليمان صادوق رئيسًا للكهنة (</w:t>
       </w:r>
-      <w:hyperlink r:id="rId29">
-        <w:r>
-          <w:rPr>
-            <w:rtl/>
-            <w:cs/>
-            <w:lang w:val="ar_AE" w:bidi="ar_AE"/>
-          </w:rPr>
-          <w:rPr>
-            <w:color w:val="0000EE"/>
-            <w:u w:val="single"/>
-          </w:rPr>
-          <w:t>1ملوك 2:27</w:t>
-        </w:r>
-      </w:hyperlink>
+      <w:r>
+        <w:rPr>
+          <w:rtl/>
+          <w:cs/>
+          <w:lang w:val="ar_AE" w:bidi="ar_AE"/>
+        </w:rPr>
+        <w:t>1ملوك 2:27</w:t>
+      </w:r>
       <w:r>
         <w:rPr>
           <w:rtl/>
@@ -1290,20 +1122,14 @@
           <w:lang w:val="ar_AE" w:bidi="ar_AE"/>
         </w:rPr>
       </w:r>
-      <w:hyperlink r:id="rId39">
-        <w:r>
-          <w:rPr>
-            <w:rtl/>
-            <w:cs/>
-            <w:lang w:val="ar_AE" w:bidi="ar_AE"/>
-          </w:rPr>
-          <w:rPr>
-            <w:color w:val="0000EE"/>
-            <w:u w:val="single"/>
-          </w:rPr>
-          <w:t>1صموئيل 1:9–18</w:t>
-        </w:r>
-      </w:hyperlink>
+      <w:r>
+        <w:rPr>
+          <w:rtl/>
+          <w:cs/>
+          <w:lang w:val="ar_AE" w:bidi="ar_AE"/>
+        </w:rPr>
+        <w:t>1صموئيل 1:9–18</w:t>
+      </w:r>
       <w:r>
         <w:rPr>
           <w:rtl/>
@@ -1312,20 +1138,14 @@
         </w:rPr>
         <w:t xml:space="preserve">، </w:t>
       </w:r>
-      <w:hyperlink r:id="rId40">
-        <w:r>
-          <w:rPr>
-            <w:rtl/>
-            <w:cs/>
-            <w:lang w:val="ar_AE" w:bidi="ar_AE"/>
-          </w:rPr>
-          <w:rPr>
-            <w:color w:val="0000EE"/>
-            <w:u w:val="single"/>
-          </w:rPr>
-          <w:t>25–28</w:t>
-        </w:r>
-      </w:hyperlink>
+      <w:r>
+        <w:rPr>
+          <w:rtl/>
+          <w:cs/>
+          <w:lang w:val="ar_AE" w:bidi="ar_AE"/>
+        </w:rPr>
+        <w:t>25–28</w:t>
+      </w:r>
       <w:r>
         <w:rPr>
           <w:rtl/>
@@ -1334,20 +1154,14 @@
         </w:rPr>
         <w:t xml:space="preserve">؛ </w:t>
       </w:r>
-      <w:hyperlink r:id="rId41">
-        <w:r>
-          <w:rPr>
-            <w:rtl/>
-            <w:cs/>
-            <w:lang w:val="ar_AE" w:bidi="ar_AE"/>
-          </w:rPr>
-          <w:rPr>
-            <w:color w:val="0000EE"/>
-            <w:u w:val="single"/>
-          </w:rPr>
-          <w:t>1صموئيل 2:11–4:22</w:t>
-        </w:r>
-      </w:hyperlink>
+      <w:r>
+        <w:rPr>
+          <w:rtl/>
+          <w:cs/>
+          <w:lang w:val="ar_AE" w:bidi="ar_AE"/>
+        </w:rPr>
+        <w:t>1صموئيل 2:11–4:22</w:t>
+      </w:r>
       <w:r>
         <w:rPr>
           <w:rtl/>
@@ -1356,20 +1170,14 @@
         </w:rPr>
         <w:t xml:space="preserve">؛ </w:t>
       </w:r>
-      <w:hyperlink r:id="rId29">
-        <w:r>
-          <w:rPr>
-            <w:rtl/>
-            <w:cs/>
-            <w:lang w:val="ar_AE" w:bidi="ar_AE"/>
-          </w:rPr>
-          <w:rPr>
-            <w:color w:val="0000EE"/>
-            <w:u w:val="single"/>
-          </w:rPr>
-          <w:t>1ملوك 2:27.</w:t>
-        </w:r>
-      </w:hyperlink>
+      <w:r>
+        <w:rPr>
+          <w:rtl/>
+          <w:cs/>
+          <w:lang w:val="ar_AE" w:bidi="ar_AE"/>
+        </w:rPr>
+        <w:t>1ملوك 2:27.</w:t>
+      </w:r>
       <w:r>
         <w:rPr>
           <w:rtl/>
@@ -1437,20 +1245,14 @@
         </w:rPr>
         <w:t>كان عزرا كاهنًا وكاتبًا (معلمًا وناسخًا للكتاب المقدس)، وينتمي إلى عائلة بارزة من رؤساء الكهنة المنحدرين من صادوق الكاهن (</w:t>
       </w:r>
-      <w:hyperlink r:id="rId42">
-        <w:r>
-          <w:rPr>
-            <w:rtl/>
-            <w:cs/>
-            <w:lang w:val="ar_AE" w:bidi="ar_AE"/>
-          </w:rPr>
-          <w:rPr>
-            <w:color w:val="0000EE"/>
-            <w:u w:val="single"/>
-          </w:rPr>
-          <w:t>عزرا 7:1–5،</w:t>
-        </w:r>
-      </w:hyperlink>
+      <w:r>
+        <w:rPr>
+          <w:rtl/>
+          <w:cs/>
+          <w:lang w:val="ar_AE" w:bidi="ar_AE"/>
+        </w:rPr>
+        <w:t>عزرا 7:1–5،</w:t>
+      </w:r>
       <w:r>
         <w:rPr>
           <w:rtl/>
@@ -1459,20 +1261,14 @@
         </w:rPr>
         <w:t xml:space="preserve"> </w:t>
       </w:r>
-      <w:hyperlink r:id="rId43">
-        <w:r>
-          <w:rPr>
-            <w:rtl/>
-            <w:cs/>
-            <w:lang w:val="ar_AE" w:bidi="ar_AE"/>
-          </w:rPr>
-          <w:rPr>
-            <w:color w:val="0000EE"/>
-            <w:u w:val="single"/>
-          </w:rPr>
-          <w:t>11–12</w:t>
-        </w:r>
-      </w:hyperlink>
+      <w:r>
+        <w:rPr>
+          <w:rtl/>
+          <w:cs/>
+          <w:lang w:val="ar_AE" w:bidi="ar_AE"/>
+        </w:rPr>
+        <w:t>11–12</w:t>
+      </w:r>
       <w:r>
         <w:rPr>
           <w:rtl/>
@@ -1481,20 +1277,14 @@
         </w:rPr>
         <w:t xml:space="preserve">؛ انظر أيضًا </w:t>
       </w:r>
-      <w:hyperlink r:id="rId44">
-        <w:r>
-          <w:rPr>
-            <w:rtl/>
-            <w:cs/>
-            <w:lang w:val="ar_AE" w:bidi="ar_AE"/>
-          </w:rPr>
-          <w:rPr>
-            <w:color w:val="0000EE"/>
-            <w:u w:val="single"/>
-          </w:rPr>
-          <w:t>نحميا 8:2</w:t>
-        </w:r>
-      </w:hyperlink>
+      <w:r>
+        <w:rPr>
+          <w:rtl/>
+          <w:cs/>
+          <w:lang w:val="ar_AE" w:bidi="ar_AE"/>
+        </w:rPr>
+        <w:t>نحميا 8:2</w:t>
+      </w:r>
       <w:r>
         <w:rPr>
           <w:rtl/>
@@ -1503,20 +1293,14 @@
         </w:rPr>
         <w:t xml:space="preserve">، </w:t>
       </w:r>
-      <w:hyperlink r:id="rId45">
-        <w:r>
-          <w:rPr>
-            <w:rtl/>
-            <w:cs/>
-            <w:lang w:val="ar_AE" w:bidi="ar_AE"/>
-          </w:rPr>
-          <w:rPr>
-            <w:color w:val="0000EE"/>
-            <w:u w:val="single"/>
-          </w:rPr>
-          <w:t>9</w:t>
-        </w:r>
-      </w:hyperlink>
+      <w:r>
+        <w:rPr>
+          <w:rtl/>
+          <w:cs/>
+          <w:lang w:val="ar_AE" w:bidi="ar_AE"/>
+        </w:rPr>
+        <w:t>9</w:t>
+      </w:r>
       <w:r>
         <w:rPr>
           <w:rtl/>
@@ -1525,20 +1309,14 @@
         </w:rPr>
         <w:t>). تولى عزرا زمام القيادة في يهوذا بعد عودة اليهود من السبي. ولم يكن عزرا بدوره كاتبًا مجرد ناسخ فحسب بل كان تلميذًا أمينًا لشريعة الله (</w:t>
       </w:r>
-      <w:hyperlink r:id="rId46">
-        <w:r>
-          <w:rPr>
-            <w:rtl/>
-            <w:cs/>
-            <w:lang w:val="ar_AE" w:bidi="ar_AE"/>
-          </w:rPr>
-          <w:rPr>
-            <w:color w:val="0000EE"/>
-            <w:u w:val="single"/>
-          </w:rPr>
-          <w:t>عزرا 7:6</w:t>
-        </w:r>
-      </w:hyperlink>
+      <w:r>
+        <w:rPr>
+          <w:rtl/>
+          <w:cs/>
+          <w:lang w:val="ar_AE" w:bidi="ar_AE"/>
+        </w:rPr>
+        <w:t>عزرا 7:6</w:t>
+      </w:r>
       <w:r>
         <w:rPr>
           <w:rtl/>
@@ -1567,20 +1345,14 @@
         </w:rPr>
         <w:t>عزرا، وهو مسؤول بارز ساعد الملك من جهة الشؤون اليهودية داخل الإمبراطورية الفارسية، زار أورشليم حوالي عام 458 قبل الميلاد. جلب معه أشياء للهيكل وكان يهدف إلى إقامة شريعة الله، ووضع قوانين فارس. كانت إحدى خطواته الأولى معالجة قضية الزواج المختلط مع الجيران غير اليهود (</w:t>
       </w:r>
-      <w:hyperlink r:id="rId47">
-        <w:r>
-          <w:rPr>
-            <w:rtl/>
-            <w:cs/>
-            <w:lang w:val="ar_AE" w:bidi="ar_AE"/>
-          </w:rPr>
-          <w:rPr>
-            <w:color w:val="0000EE"/>
-            <w:u w:val="single"/>
-          </w:rPr>
-          <w:t>عزرا 9:1–10:44</w:t>
-        </w:r>
-      </w:hyperlink>
+      <w:r>
+        <w:rPr>
+          <w:rtl/>
+          <w:cs/>
+          <w:lang w:val="ar_AE" w:bidi="ar_AE"/>
+        </w:rPr>
+        <w:t>عزرا 9:1–10:44</w:t>
+      </w:r>
       <w:r>
         <w:rPr>
           <w:rtl/>
@@ -1589,20 +1361,14 @@
         </w:rPr>
         <w:t>). ثم بعد إعادة بناء أسوار المدينة في عام 445 قبل الميلاد (</w:t>
       </w:r>
-      <w:hyperlink r:id="rId48">
-        <w:r>
-          <w:rPr>
-            <w:rtl/>
-            <w:cs/>
-            <w:lang w:val="ar_AE" w:bidi="ar_AE"/>
-          </w:rPr>
-          <w:rPr>
-            <w:color w:val="0000EE"/>
-            <w:u w:val="single"/>
-          </w:rPr>
-          <w:t>نحميا 6:15</w:t>
-        </w:r>
-      </w:hyperlink>
+      <w:r>
+        <w:rPr>
+          <w:rtl/>
+          <w:cs/>
+          <w:lang w:val="ar_AE" w:bidi="ar_AE"/>
+        </w:rPr>
+        <w:t>نحميا 6:15</w:t>
+      </w:r>
       <w:r>
         <w:rPr>
           <w:rtl/>
@@ -1611,20 +1377,14 @@
         </w:rPr>
         <w:t>)، قاد عزرا المجتمع لاتباع كلام شريعة الله بأكثر تدقيق (</w:t>
       </w:r>
-      <w:hyperlink r:id="rId49">
-        <w:r>
-          <w:rPr>
-            <w:rtl/>
-            <w:cs/>
-            <w:lang w:val="ar_AE" w:bidi="ar_AE"/>
-          </w:rPr>
-          <w:rPr>
-            <w:color w:val="0000EE"/>
-            <w:u w:val="single"/>
-          </w:rPr>
-          <w:t>نحميا 8:13–15</w:t>
-        </w:r>
-      </w:hyperlink>
+      <w:r>
+        <w:rPr>
+          <w:rtl/>
+          <w:cs/>
+          <w:lang w:val="ar_AE" w:bidi="ar_AE"/>
+        </w:rPr>
+        <w:t>نحميا 8:13–15</w:t>
+      </w:r>
       <w:r>
         <w:rPr>
           <w:rtl/>
@@ -1653,20 +1413,14 @@
         </w:rPr>
         <w:t>لقد أكرم عزرا الله بحُسن إدارته للشؤون المالية. اعتمد الملك الفارسي على أراء عزرا وحكمته، وسمح له بطلب مال أكثر عند الحاجة (</w:t>
       </w:r>
-      <w:hyperlink r:id="rId50">
-        <w:r>
-          <w:rPr>
-            <w:rtl/>
-            <w:cs/>
-            <w:lang w:val="ar_AE" w:bidi="ar_AE"/>
-          </w:rPr>
-          <w:rPr>
-            <w:color w:val="0000EE"/>
-            <w:u w:val="single"/>
-          </w:rPr>
-          <w:t>عزرا 7:15–20</w:t>
-        </w:r>
-      </w:hyperlink>
+      <w:r>
+        <w:rPr>
+          <w:rtl/>
+          <w:cs/>
+          <w:lang w:val="ar_AE" w:bidi="ar_AE"/>
+        </w:rPr>
+        <w:t>عزرا 7:15–20</w:t>
+      </w:r>
       <w:r>
         <w:rPr>
           <w:rtl/>
@@ -1675,20 +1429,14 @@
         </w:rPr>
         <w:t>). وكلّّما أمكن أعطى عزرا مسؤوليات مالية لآخرين، وطالبهم بنزاهة مالية صارمة (</w:t>
       </w:r>
-      <w:hyperlink r:id="rId51">
-        <w:r>
-          <w:rPr>
-            <w:rtl/>
-            <w:cs/>
-            <w:lang w:val="ar_AE" w:bidi="ar_AE"/>
-          </w:rPr>
-          <w:rPr>
-            <w:color w:val="0000EE"/>
-            <w:u w:val="single"/>
-          </w:rPr>
-          <w:t>عزرا 8:24–30</w:t>
-        </w:r>
-      </w:hyperlink>
+      <w:r>
+        <w:rPr>
+          <w:rtl/>
+          <w:cs/>
+          <w:lang w:val="ar_AE" w:bidi="ar_AE"/>
+        </w:rPr>
+        <w:t>عزرا 8:24–30</w:t>
+      </w:r>
       <w:r>
         <w:rPr>
           <w:rtl/>
@@ -1717,20 +1465,14 @@
         </w:rPr>
         <w:t>أظهر عزرا تواضعًا أمام الله عندما بدأ الشعب رحلتهم للعودة (</w:t>
       </w:r>
-      <w:hyperlink r:id="rId52">
-        <w:r>
-          <w:rPr>
-            <w:rtl/>
-            <w:cs/>
-            <w:lang w:val="ar_AE" w:bidi="ar_AE"/>
-          </w:rPr>
-          <w:rPr>
-            <w:color w:val="0000EE"/>
-            <w:u w:val="single"/>
-          </w:rPr>
-          <w:t>عزرا 8:21–23</w:t>
-        </w:r>
-      </w:hyperlink>
+      <w:r>
+        <w:rPr>
+          <w:rtl/>
+          <w:cs/>
+          <w:lang w:val="ar_AE" w:bidi="ar_AE"/>
+        </w:rPr>
+        <w:t>عزرا 8:21–23</w:t>
+      </w:r>
       <w:r>
         <w:rPr>
           <w:rtl/>
@@ -1739,20 +1481,14 @@
         </w:rPr>
         <w:t>)، وعندما علم عن زواج الشعب غير المقدس (</w:t>
       </w:r>
-      <w:hyperlink r:id="rId53">
-        <w:r>
-          <w:rPr>
-            <w:rtl/>
-            <w:cs/>
-            <w:lang w:val="ar_AE" w:bidi="ar_AE"/>
-          </w:rPr>
-          <w:rPr>
-            <w:color w:val="0000EE"/>
-            <w:u w:val="single"/>
-          </w:rPr>
-          <w:t>عزرا 9:5–15</w:t>
-        </w:r>
-      </w:hyperlink>
+      <w:r>
+        <w:rPr>
+          <w:rtl/>
+          <w:cs/>
+          <w:lang w:val="ar_AE" w:bidi="ar_AE"/>
+        </w:rPr>
+        <w:t>عزرا 9:5–15</w:t>
+      </w:r>
       <w:r>
         <w:rPr>
           <w:rtl/>
@@ -1761,20 +1497,14 @@
         </w:rPr>
         <w:t>)، وعندما جمع الذين كان عليهم تطليق زوجاتهم الوثنيات (</w:t>
       </w:r>
-      <w:hyperlink r:id="rId54">
-        <w:r>
-          <w:rPr>
-            <w:rtl/>
-            <w:cs/>
-            <w:lang w:val="ar_AE" w:bidi="ar_AE"/>
-          </w:rPr>
-          <w:rPr>
-            <w:color w:val="0000EE"/>
-            <w:u w:val="single"/>
-          </w:rPr>
-          <w:t>10:6</w:t>
-        </w:r>
-      </w:hyperlink>
+      <w:r>
+        <w:rPr>
+          <w:rtl/>
+          <w:cs/>
+          <w:lang w:val="ar_AE" w:bidi="ar_AE"/>
+        </w:rPr>
+        <w:t>10:6</w:t>
+      </w:r>
       <w:r>
         <w:rPr>
           <w:rtl/>
@@ -1799,20 +1529,14 @@
         </w:rPr>
         <w:t>- وليس قدرته أو حكمته الشخصية - هي التي أحدثت كل الأمور الصالحة (</w:t>
       </w:r>
-      <w:hyperlink r:id="rId46">
-        <w:r>
-          <w:rPr>
-            <w:rtl/>
-            <w:cs/>
-            <w:lang w:val="ar_AE" w:bidi="ar_AE"/>
-          </w:rPr>
-          <w:rPr>
-            <w:color w:val="0000EE"/>
-            <w:u w:val="single"/>
-          </w:rPr>
-          <w:t>عزرا 7:6</w:t>
-        </w:r>
-      </w:hyperlink>
+      <w:r>
+        <w:rPr>
+          <w:rtl/>
+          <w:cs/>
+          <w:lang w:val="ar_AE" w:bidi="ar_AE"/>
+        </w:rPr>
+        <w:t>عزرا 7:6</w:t>
+      </w:r>
       <w:r>
         <w:rPr>
           <w:rtl/>
@@ -1821,20 +1545,14 @@
         </w:rPr>
         <w:t xml:space="preserve">، </w:t>
       </w:r>
-      <w:hyperlink r:id="rId55">
-        <w:r>
-          <w:rPr>
-            <w:rtl/>
-            <w:cs/>
-            <w:lang w:val="ar_AE" w:bidi="ar_AE"/>
-          </w:rPr>
-          <w:rPr>
-            <w:color w:val="0000EE"/>
-            <w:u w:val="single"/>
-          </w:rPr>
-          <w:t>9</w:t>
-        </w:r>
-      </w:hyperlink>
+      <w:r>
+        <w:rPr>
+          <w:rtl/>
+          <w:cs/>
+          <w:lang w:val="ar_AE" w:bidi="ar_AE"/>
+        </w:rPr>
+        <w:t>9</w:t>
+      </w:r>
       <w:r>
         <w:rPr>
           <w:rtl/>
@@ -1843,20 +1561,14 @@
         </w:rPr>
         <w:t xml:space="preserve">، </w:t>
       </w:r>
-      <w:hyperlink r:id="rId56">
-        <w:r>
-          <w:rPr>
-            <w:rtl/>
-            <w:cs/>
-            <w:lang w:val="ar_AE" w:bidi="ar_AE"/>
-          </w:rPr>
-          <w:rPr>
-            <w:color w:val="0000EE"/>
-            <w:u w:val="single"/>
-          </w:rPr>
-          <w:t>28</w:t>
-        </w:r>
-      </w:hyperlink>
+      <w:r>
+        <w:rPr>
+          <w:rtl/>
+          <w:cs/>
+          <w:lang w:val="ar_AE" w:bidi="ar_AE"/>
+        </w:rPr>
+        <w:t>28</w:t>
+      </w:r>
       <w:r>
         <w:rPr>
           <w:rtl/>
@@ -1865,20 +1577,14 @@
         </w:rPr>
         <w:t xml:space="preserve">؛ </w:t>
       </w:r>
-      <w:hyperlink r:id="rId57">
-        <w:r>
-          <w:rPr>
-            <w:rtl/>
-            <w:cs/>
-            <w:lang w:val="ar_AE" w:bidi="ar_AE"/>
-          </w:rPr>
-          <w:rPr>
-            <w:color w:val="0000EE"/>
-            <w:u w:val="single"/>
-          </w:rPr>
-          <w:t>8:18</w:t>
-        </w:r>
-      </w:hyperlink>
+      <w:r>
+        <w:rPr>
+          <w:rtl/>
+          <w:cs/>
+          <w:lang w:val="ar_AE" w:bidi="ar_AE"/>
+        </w:rPr>
+        <w:t>8:18</w:t>
+      </w:r>
       <w:r>
         <w:rPr>
           <w:rtl/>
@@ -1887,20 +1593,14 @@
         </w:rPr>
         <w:t xml:space="preserve">، </w:t>
       </w:r>
-      <w:hyperlink r:id="rId58">
-        <w:r>
-          <w:rPr>
-            <w:rtl/>
-            <w:cs/>
-            <w:lang w:val="ar_AE" w:bidi="ar_AE"/>
-          </w:rPr>
-          <w:rPr>
-            <w:color w:val="0000EE"/>
-            <w:u w:val="single"/>
-          </w:rPr>
-          <w:t>22</w:t>
-        </w:r>
-      </w:hyperlink>
+      <w:r>
+        <w:rPr>
+          <w:rtl/>
+          <w:cs/>
+          <w:lang w:val="ar_AE" w:bidi="ar_AE"/>
+        </w:rPr>
+        <w:t>22</w:t>
+      </w:r>
       <w:r>
         <w:rPr>
           <w:rtl/>
@@ -1909,20 +1609,14 @@
         </w:rPr>
         <w:t xml:space="preserve">، </w:t>
       </w:r>
-      <w:hyperlink r:id="rId59">
-        <w:r>
-          <w:rPr>
-            <w:rtl/>
-            <w:cs/>
-            <w:lang w:val="ar_AE" w:bidi="ar_AE"/>
-          </w:rPr>
-          <w:rPr>
-            <w:color w:val="0000EE"/>
-            <w:u w:val="single"/>
-          </w:rPr>
-          <w:t>31</w:t>
-        </w:r>
-      </w:hyperlink>
+      <w:r>
+        <w:rPr>
+          <w:rtl/>
+          <w:cs/>
+          <w:lang w:val="ar_AE" w:bidi="ar_AE"/>
+        </w:rPr>
+        <w:t>31</w:t>
+      </w:r>
       <w:r>
         <w:rPr>
           <w:rtl/>
@@ -1931,20 +1625,14 @@
         </w:rPr>
         <w:t xml:space="preserve">؛ </w:t>
       </w:r>
-      <w:hyperlink r:id="rId60">
-        <w:r>
-          <w:rPr>
-            <w:rtl/>
-            <w:cs/>
-            <w:lang w:val="ar_AE" w:bidi="ar_AE"/>
-          </w:rPr>
-          <w:rPr>
-            <w:color w:val="0000EE"/>
-            <w:u w:val="single"/>
-          </w:rPr>
-          <w:t>9:8–9</w:t>
-        </w:r>
-      </w:hyperlink>
+      <w:r>
+        <w:rPr>
+          <w:rtl/>
+          <w:cs/>
+          <w:lang w:val="ar_AE" w:bidi="ar_AE"/>
+        </w:rPr>
+        <w:t>9:8–9</w:t>
+      </w:r>
       <w:r>
         <w:rPr>
           <w:rtl/>
@@ -1953,20 +1641,14 @@
         </w:rPr>
         <w:t>). لقد هيأ عزرا قلبه لكلمة الله، وقد عمل بها، وكذلك علّم الشعب أن يهيء قلبه لإعلانات الله (</w:t>
       </w:r>
-      <w:hyperlink r:id="rId61">
-        <w:r>
-          <w:rPr>
-            <w:rtl/>
-            <w:cs/>
-            <w:lang w:val="ar_AE" w:bidi="ar_AE"/>
-          </w:rPr>
-          <w:rPr>
-            <w:color w:val="0000EE"/>
-            <w:u w:val="single"/>
-          </w:rPr>
-          <w:t>عزرا 7:10</w:t>
-        </w:r>
-      </w:hyperlink>
+      <w:r>
+        <w:rPr>
+          <w:rtl/>
+          <w:cs/>
+          <w:lang w:val="ar_AE" w:bidi="ar_AE"/>
+        </w:rPr>
+        <w:t>عزرا 7:10</w:t>
+      </w:r>
       <w:r>
         <w:rPr>
           <w:rtl/>
@@ -2028,20 +1710,14 @@
           <w:lang w:val="ar_AE" w:bidi="ar_AE"/>
         </w:rPr>
       </w:r>
-      <w:hyperlink r:id="rId62">
-        <w:r>
-          <w:rPr>
-            <w:rtl/>
-            <w:cs/>
-            <w:lang w:val="ar_AE" w:bidi="ar_AE"/>
-          </w:rPr>
-          <w:rPr>
-            <w:color w:val="0000EE"/>
-            <w:u w:val="single"/>
-          </w:rPr>
-          <w:t>عزرا 7:1–10:44</w:t>
-        </w:r>
-      </w:hyperlink>
+      <w:r>
+        <w:rPr>
+          <w:rtl/>
+          <w:cs/>
+          <w:lang w:val="ar_AE" w:bidi="ar_AE"/>
+        </w:rPr>
+        <w:t>عزرا 7:1–10:44</w:t>
+      </w:r>
       <w:r>
         <w:rPr>
           <w:rtl/>
@@ -2050,20 +1726,14 @@
         </w:rPr>
         <w:t xml:space="preserve">؛ </w:t>
       </w:r>
-      <w:hyperlink r:id="rId63">
-        <w:r>
-          <w:rPr>
-            <w:rtl/>
-            <w:cs/>
-            <w:lang w:val="ar_AE" w:bidi="ar_AE"/>
-          </w:rPr>
-          <w:rPr>
-            <w:color w:val="0000EE"/>
-            <w:u w:val="single"/>
-          </w:rPr>
-          <w:t>نحميا 8:1–18</w:t>
-        </w:r>
-      </w:hyperlink>
+      <w:r>
+        <w:rPr>
+          <w:rtl/>
+          <w:cs/>
+          <w:lang w:val="ar_AE" w:bidi="ar_AE"/>
+        </w:rPr>
+        <w:t>نحميا 8:1–18</w:t>
+      </w:r>
       <w:r>
         <w:rPr>
           <w:rtl/>
@@ -2072,20 +1742,14 @@
         </w:rPr>
         <w:t xml:space="preserve">؛ </w:t>
       </w:r>
-      <w:hyperlink r:id="rId64">
-        <w:r>
-          <w:rPr>
-            <w:rtl/>
-            <w:cs/>
-            <w:lang w:val="ar_AE" w:bidi="ar_AE"/>
-          </w:rPr>
-          <w:rPr>
-            <w:color w:val="0000EE"/>
-            <w:u w:val="single"/>
-          </w:rPr>
-          <w:t>12:1</w:t>
-        </w:r>
-      </w:hyperlink>
+      <w:r>
+        <w:rPr>
+          <w:rtl/>
+          <w:cs/>
+          <w:lang w:val="ar_AE" w:bidi="ar_AE"/>
+        </w:rPr>
+        <w:t>12:1</w:t>
+      </w:r>
       <w:r>
         <w:rPr>
           <w:rtl/>
@@ -2094,20 +1758,14 @@
         </w:rPr>
         <w:t xml:space="preserve">، </w:t>
       </w:r>
-      <w:hyperlink r:id="rId65">
-        <w:r>
-          <w:rPr>
-            <w:rtl/>
-            <w:cs/>
-            <w:lang w:val="ar_AE" w:bidi="ar_AE"/>
-          </w:rPr>
-          <w:rPr>
-            <w:color w:val="0000EE"/>
-            <w:u w:val="single"/>
-          </w:rPr>
-          <w:t>26</w:t>
-        </w:r>
-      </w:hyperlink>
+      <w:r>
+        <w:rPr>
+          <w:rtl/>
+          <w:cs/>
+          <w:lang w:val="ar_AE" w:bidi="ar_AE"/>
+        </w:rPr>
+        <w:t>26</w:t>
+      </w:r>
       <w:r>
         <w:rPr>
           <w:rtl/>
@@ -2116,20 +1774,14 @@
         </w:rPr>
         <w:t xml:space="preserve">، </w:t>
       </w:r>
-      <w:hyperlink r:id="rId66">
-        <w:r>
-          <w:rPr>
-            <w:rtl/>
-            <w:cs/>
-            <w:lang w:val="ar_AE" w:bidi="ar_AE"/>
-          </w:rPr>
-          <w:rPr>
-            <w:color w:val="0000EE"/>
-            <w:u w:val="single"/>
-          </w:rPr>
-          <w:t>36</w:t>
-        </w:r>
-      </w:hyperlink>
+      <w:r>
+        <w:rPr>
+          <w:rtl/>
+          <w:cs/>
+          <w:lang w:val="ar_AE" w:bidi="ar_AE"/>
+        </w:rPr>
+        <w:t>36</w:t>
+      </w:r>
       <w:r>
         <w:rPr>
           <w:rtl/>
@@ -2229,20 +1881,14 @@
         </w:rPr>
         <w:t xml:space="preserve">. حكم يهوذا مدة 52 عامًا، من 792 إلى 740 قبل الميلاد (انظر </w:t>
       </w:r>
-      <w:hyperlink r:id="rId67">
-        <w:r>
-          <w:rPr>
-            <w:rtl/>
-            <w:cs/>
-            <w:lang w:val="ar_AE" w:bidi="ar_AE"/>
-          </w:rPr>
-          <w:rPr>
-            <w:color w:val="0000EE"/>
-            <w:u w:val="single"/>
-          </w:rPr>
-          <w:t>2ملوك 14:21–22</w:t>
-        </w:r>
-      </w:hyperlink>
+      <w:r>
+        <w:rPr>
+          <w:rtl/>
+          <w:cs/>
+          <w:lang w:val="ar_AE" w:bidi="ar_AE"/>
+        </w:rPr>
+        <w:t>2ملوك 14:21–22</w:t>
+      </w:r>
       <w:r>
         <w:rPr>
           <w:rtl/>
@@ -2251,20 +1897,14 @@
         </w:rPr>
         <w:t xml:space="preserve">؛ </w:t>
       </w:r>
-      <w:hyperlink r:id="rId68">
-        <w:r>
-          <w:rPr>
-            <w:rtl/>
-            <w:cs/>
-            <w:lang w:val="ar_AE" w:bidi="ar_AE"/>
-          </w:rPr>
-          <w:rPr>
-            <w:color w:val="0000EE"/>
-            <w:u w:val="single"/>
-          </w:rPr>
-          <w:t>15:1–2</w:t>
-        </w:r>
-      </w:hyperlink>
+      <w:r>
+        <w:rPr>
+          <w:rtl/>
+          <w:cs/>
+          <w:lang w:val="ar_AE" w:bidi="ar_AE"/>
+        </w:rPr>
+        <w:t>15:1–2</w:t>
+      </w:r>
       <w:r>
         <w:rPr>
           <w:rtl/>
@@ -2273,20 +1913,14 @@
         </w:rPr>
         <w:t xml:space="preserve">؛ </w:t>
       </w:r>
-      <w:hyperlink r:id="rId69">
-        <w:r>
-          <w:rPr>
-            <w:rtl/>
-            <w:cs/>
-            <w:lang w:val="ar_AE" w:bidi="ar_AE"/>
-          </w:rPr>
-          <w:rPr>
-            <w:color w:val="0000EE"/>
-            <w:u w:val="single"/>
-          </w:rPr>
-          <w:t>2أخبار الأيام 26:1–3</w:t>
-        </w:r>
-      </w:hyperlink>
+      <w:r>
+        <w:rPr>
+          <w:rtl/>
+          <w:cs/>
+          <w:lang w:val="ar_AE" w:bidi="ar_AE"/>
+        </w:rPr>
+        <w:t>2أخبار الأيام 26:1–3</w:t>
+      </w:r>
       <w:r>
         <w:rPr>
           <w:rtl/>
@@ -2331,20 +1965,14 @@
         </w:rPr>
         <w:t xml:space="preserve"> (</w:t>
       </w:r>
-      <w:hyperlink r:id="rId70">
-        <w:r>
-          <w:rPr>
-            <w:rtl/>
-            <w:cs/>
-            <w:lang w:val="ar_AE" w:bidi="ar_AE"/>
-          </w:rPr>
-          <w:rPr>
-            <w:color w:val="0000EE"/>
-            <w:u w:val="single"/>
-          </w:rPr>
-          <w:t>2أخبار الأيام 26:5</w:t>
-        </w:r>
-      </w:hyperlink>
+      <w:r>
+        <w:rPr>
+          <w:rtl/>
+          <w:cs/>
+          <w:lang w:val="ar_AE" w:bidi="ar_AE"/>
+        </w:rPr>
+        <w:t>2أخبار الأيام 26:5</w:t>
+      </w:r>
       <w:r>
         <w:rPr>
           <w:rtl/>
@@ -2373,20 +2001,14 @@
         </w:rPr>
         <w:t>نشط أنبياء كثيرون في فترة حكم عزّيّا. فتنبأ عاموس وهوشع في أثناء حياته (</w:t>
       </w:r>
-      <w:hyperlink r:id="rId71">
-        <w:r>
-          <w:rPr>
-            <w:rtl/>
-            <w:cs/>
-            <w:lang w:val="ar_AE" w:bidi="ar_AE"/>
-          </w:rPr>
-          <w:rPr>
-            <w:color w:val="0000EE"/>
-            <w:u w:val="single"/>
-          </w:rPr>
-          <w:t>هوشع 1:1</w:t>
-        </w:r>
-      </w:hyperlink>
+      <w:r>
+        <w:rPr>
+          <w:rtl/>
+          <w:cs/>
+          <w:lang w:val="ar_AE" w:bidi="ar_AE"/>
+        </w:rPr>
+        <w:t>هوشع 1:1</w:t>
+      </w:r>
       <w:r>
         <w:rPr>
           <w:rtl/>
@@ -2395,20 +2017,14 @@
         </w:rPr>
         <w:t xml:space="preserve">؛ </w:t>
       </w:r>
-      <w:hyperlink r:id="rId72">
-        <w:r>
-          <w:rPr>
-            <w:rtl/>
-            <w:cs/>
-            <w:lang w:val="ar_AE" w:bidi="ar_AE"/>
-          </w:rPr>
-          <w:rPr>
-            <w:color w:val="0000EE"/>
-            <w:u w:val="single"/>
-          </w:rPr>
-          <w:t>عاموس 1:1</w:t>
-        </w:r>
-      </w:hyperlink>
+      <w:r>
+        <w:rPr>
+          <w:rtl/>
+          <w:cs/>
+          <w:lang w:val="ar_AE" w:bidi="ar_AE"/>
+        </w:rPr>
+        <w:t>عاموس 1:1</w:t>
+      </w:r>
       <w:r>
         <w:rPr>
           <w:rtl/>
@@ -2417,20 +2033,14 @@
         </w:rPr>
         <w:t>)، مع أنّ معظم رسائلهم كانت موجهة إلى المملكة الشمالية. تلقى النبي إشعياء دعوته في السنة التي توفي فيها عزّيّا (</w:t>
       </w:r>
-      <w:hyperlink r:id="rId73">
-        <w:r>
-          <w:rPr>
-            <w:rtl/>
-            <w:cs/>
-            <w:lang w:val="ar_AE" w:bidi="ar_AE"/>
-          </w:rPr>
-          <w:rPr>
-            <w:color w:val="0000EE"/>
-            <w:u w:val="single"/>
-          </w:rPr>
-          <w:t>إشعياء 1:1</w:t>
-        </w:r>
-      </w:hyperlink>
+      <w:r>
+        <w:rPr>
+          <w:rtl/>
+          <w:cs/>
+          <w:lang w:val="ar_AE" w:bidi="ar_AE"/>
+        </w:rPr>
+        <w:t>إشعياء 1:1</w:t>
+      </w:r>
       <w:r>
         <w:rPr>
           <w:rtl/>
@@ -2439,20 +2049,14 @@
         </w:rPr>
         <w:t xml:space="preserve">؛ </w:t>
       </w:r>
-      <w:hyperlink r:id="rId74">
-        <w:r>
-          <w:rPr>
-            <w:rtl/>
-            <w:cs/>
-            <w:lang w:val="ar_AE" w:bidi="ar_AE"/>
-          </w:rPr>
-          <w:rPr>
-            <w:color w:val="0000EE"/>
-            <w:u w:val="single"/>
-          </w:rPr>
-          <w:t>6:1</w:t>
-        </w:r>
-      </w:hyperlink>
+      <w:r>
+        <w:rPr>
+          <w:rtl/>
+          <w:cs/>
+          <w:lang w:val="ar_AE" w:bidi="ar_AE"/>
+        </w:rPr>
+        <w:t>6:1</w:t>
+      </w:r>
       <w:r>
         <w:rPr>
           <w:rtl/>
@@ -2497,20 +2101,14 @@
         </w:rPr>
         <w:t xml:space="preserve"> بتعدد نجاحاته، مما أدى إلى سقوطه (</w:t>
       </w:r>
-      <w:hyperlink r:id="rId75">
-        <w:r>
-          <w:rPr>
-            <w:rtl/>
-            <w:cs/>
-            <w:lang w:val="ar_AE" w:bidi="ar_AE"/>
-          </w:rPr>
-          <w:rPr>
-            <w:color w:val="0000EE"/>
-            <w:u w:val="single"/>
-          </w:rPr>
-          <w:t>2أخبار الأيام 26:16</w:t>
-        </w:r>
-      </w:hyperlink>
+      <w:r>
+        <w:rPr>
+          <w:rtl/>
+          <w:cs/>
+          <w:lang w:val="ar_AE" w:bidi="ar_AE"/>
+        </w:rPr>
+        <w:t>2أخبار الأيام 26:16</w:t>
+      </w:r>
       <w:r>
         <w:rPr>
           <w:rtl/>
@@ -2551,20 +2149,14 @@
         </w:rPr>
         <w:t>، ولكن على مسافة بعيدة بسبب برصه (</w:t>
       </w:r>
-      <w:hyperlink r:id="rId76">
-        <w:r>
-          <w:rPr>
-            <w:rtl/>
-            <w:cs/>
-            <w:lang w:val="ar_AE" w:bidi="ar_AE"/>
-          </w:rPr>
-          <w:rPr>
-            <w:color w:val="0000EE"/>
-            <w:u w:val="single"/>
-          </w:rPr>
-          <w:t>2أخبار الأيام 26:23</w:t>
-        </w:r>
-      </w:hyperlink>
+      <w:r>
+        <w:rPr>
+          <w:rtl/>
+          <w:cs/>
+          <w:lang w:val="ar_AE" w:bidi="ar_AE"/>
+        </w:rPr>
+        <w:t>2أخبار الأيام 26:23</w:t>
+      </w:r>
       <w:r>
         <w:rPr>
           <w:rtl/>
@@ -2606,20 +2198,14 @@
           <w:lang w:val="ar_AE" w:bidi="ar_AE"/>
         </w:rPr>
       </w:r>
-      <w:hyperlink r:id="rId67">
-        <w:r>
-          <w:rPr>
-            <w:rtl/>
-            <w:cs/>
-            <w:lang w:val="ar_AE" w:bidi="ar_AE"/>
-          </w:rPr>
-          <w:rPr>
-            <w:color w:val="0000EE"/>
-            <w:u w:val="single"/>
-          </w:rPr>
-          <w:t>2ملوك 14:21–22</w:t>
-        </w:r>
-      </w:hyperlink>
+      <w:r>
+        <w:rPr>
+          <w:rtl/>
+          <w:cs/>
+          <w:lang w:val="ar_AE" w:bidi="ar_AE"/>
+        </w:rPr>
+        <w:t>2ملوك 14:21–22</w:t>
+      </w:r>
       <w:r>
         <w:rPr>
           <w:rtl/>
@@ -2628,20 +2214,14 @@
         </w:rPr>
         <w:t xml:space="preserve">؛ </w:t>
       </w:r>
-      <w:hyperlink r:id="rId77">
-        <w:r>
-          <w:rPr>
-            <w:rtl/>
-            <w:cs/>
-            <w:lang w:val="ar_AE" w:bidi="ar_AE"/>
-          </w:rPr>
-          <w:rPr>
-            <w:color w:val="0000EE"/>
-            <w:u w:val="single"/>
-          </w:rPr>
-          <w:t>15:1–7</w:t>
-        </w:r>
-      </w:hyperlink>
+      <w:r>
+        <w:rPr>
+          <w:rtl/>
+          <w:cs/>
+          <w:lang w:val="ar_AE" w:bidi="ar_AE"/>
+        </w:rPr>
+        <w:t>15:1–7</w:t>
+      </w:r>
       <w:r>
         <w:rPr>
           <w:rtl/>
@@ -2650,20 +2230,14 @@
         </w:rPr>
         <w:t xml:space="preserve">؛ </w:t>
       </w:r>
-      <w:hyperlink r:id="rId78">
-        <w:r>
-          <w:rPr>
-            <w:rtl/>
-            <w:cs/>
-            <w:lang w:val="ar_AE" w:bidi="ar_AE"/>
-          </w:rPr>
-          <w:rPr>
-            <w:color w:val="0000EE"/>
-            <w:u w:val="single"/>
-          </w:rPr>
-          <w:t>2أخبار الأيام 26:1–23</w:t>
-        </w:r>
-      </w:hyperlink>
+      <w:r>
+        <w:rPr>
+          <w:rtl/>
+          <w:cs/>
+          <w:lang w:val="ar_AE" w:bidi="ar_AE"/>
+        </w:rPr>
+        <w:t>2أخبار الأيام 26:1–23</w:t>
+      </w:r>
       <w:r>
         <w:rPr>
           <w:rtl/>
@@ -2672,20 +2246,14 @@
         </w:rPr>
         <w:t xml:space="preserve">؛ </w:t>
       </w:r>
-      <w:hyperlink r:id="rId73">
-        <w:r>
-          <w:rPr>
-            <w:rtl/>
-            <w:cs/>
-            <w:lang w:val="ar_AE" w:bidi="ar_AE"/>
-          </w:rPr>
-          <w:rPr>
-            <w:color w:val="0000EE"/>
-            <w:u w:val="single"/>
-          </w:rPr>
-          <w:t>إشعياء 1:1</w:t>
-        </w:r>
-      </w:hyperlink>
+      <w:r>
+        <w:rPr>
+          <w:rtl/>
+          <w:cs/>
+          <w:lang w:val="ar_AE" w:bidi="ar_AE"/>
+        </w:rPr>
+        <w:t>إشعياء 1:1</w:t>
+      </w:r>
       <w:r>
         <w:rPr>
           <w:rtl/>
@@ -2694,20 +2262,14 @@
         </w:rPr>
         <w:t xml:space="preserve">؛ </w:t>
       </w:r>
-      <w:hyperlink r:id="rId74">
-        <w:r>
-          <w:rPr>
-            <w:rtl/>
-            <w:cs/>
-            <w:lang w:val="ar_AE" w:bidi="ar_AE"/>
-          </w:rPr>
-          <w:rPr>
-            <w:color w:val="0000EE"/>
-            <w:u w:val="single"/>
-          </w:rPr>
-          <w:t>6:1</w:t>
-        </w:r>
-      </w:hyperlink>
+      <w:r>
+        <w:rPr>
+          <w:rtl/>
+          <w:cs/>
+          <w:lang w:val="ar_AE" w:bidi="ar_AE"/>
+        </w:rPr>
+        <w:t>6:1</w:t>
+      </w:r>
       <w:r>
         <w:rPr>
           <w:rtl/>
@@ -2716,20 +2278,14 @@
         </w:rPr>
         <w:t xml:space="preserve">؛ </w:t>
       </w:r>
-      <w:hyperlink r:id="rId71">
-        <w:r>
-          <w:rPr>
-            <w:rtl/>
-            <w:cs/>
-            <w:lang w:val="ar_AE" w:bidi="ar_AE"/>
-          </w:rPr>
-          <w:rPr>
-            <w:color w:val="0000EE"/>
-            <w:u w:val="single"/>
-          </w:rPr>
-          <w:t>هوشع 1:1</w:t>
-        </w:r>
-      </w:hyperlink>
+      <w:r>
+        <w:rPr>
+          <w:rtl/>
+          <w:cs/>
+          <w:lang w:val="ar_AE" w:bidi="ar_AE"/>
+        </w:rPr>
+        <w:t>هوشع 1:1</w:t>
+      </w:r>
       <w:r>
         <w:rPr>
           <w:rtl/>
@@ -2738,20 +2294,14 @@
         </w:rPr>
         <w:t xml:space="preserve">؛ </w:t>
       </w:r>
-      <w:hyperlink r:id="rId72">
-        <w:r>
-          <w:rPr>
-            <w:rtl/>
-            <w:cs/>
-            <w:lang w:val="ar_AE" w:bidi="ar_AE"/>
-          </w:rPr>
-          <w:rPr>
-            <w:color w:val="0000EE"/>
-            <w:u w:val="single"/>
-          </w:rPr>
-          <w:t>عاموس 1:1</w:t>
-        </w:r>
-      </w:hyperlink>
+      <w:r>
+        <w:rPr>
+          <w:rtl/>
+          <w:cs/>
+          <w:lang w:val="ar_AE" w:bidi="ar_AE"/>
+        </w:rPr>
+        <w:t>عاموس 1:1</w:t>
+      </w:r>
       <w:r>
         <w:rPr>
           <w:rtl/>
@@ -2760,20 +2310,14 @@
         </w:rPr>
         <w:t xml:space="preserve">؛ </w:t>
       </w:r>
-      <w:hyperlink r:id="rId79">
-        <w:r>
-          <w:rPr>
-            <w:rtl/>
-            <w:cs/>
-            <w:lang w:val="ar_AE" w:bidi="ar_AE"/>
-          </w:rPr>
-          <w:rPr>
-            <w:color w:val="0000EE"/>
-            <w:u w:val="single"/>
-          </w:rPr>
-          <w:t>زكريّا 14:5</w:t>
-        </w:r>
-      </w:hyperlink>
+      <w:r>
+        <w:rPr>
+          <w:rtl/>
+          <w:cs/>
+          <w:lang w:val="ar_AE" w:bidi="ar_AE"/>
+        </w:rPr>
+        <w:t>زكريّا 14:5</w:t>
+      </w:r>
       <w:r>
         <w:rPr>
           <w:rtl/>
@@ -2849,20 +2393,14 @@
         </w:rPr>
         <w:t>عيسو هو ابن إسحاق ورفقة، والأخ التوأم الأكبر ليعقوب (</w:t>
       </w:r>
-      <w:hyperlink r:id="rId80">
-        <w:r>
-          <w:rPr>
-            <w:rtl/>
-            <w:cs/>
-            <w:lang w:val="ar_AE" w:bidi="ar_AE"/>
-          </w:rPr>
-          <w:rPr>
-            <w:color w:val="0000EE"/>
-            <w:u w:val="single"/>
-          </w:rPr>
-          <w:t>تكوين 25:24–26</w:t>
-        </w:r>
-      </w:hyperlink>
+      <w:r>
+        <w:rPr>
+          <w:rtl/>
+          <w:cs/>
+          <w:lang w:val="ar_AE" w:bidi="ar_AE"/>
+        </w:rPr>
+        <w:t>تكوين 25:24–26</w:t>
+      </w:r>
       <w:r>
         <w:rPr>
           <w:rtl/>
@@ -2894,20 +2432,14 @@
         </w:rPr>
         <w:t>لون عيسو الأحمر عند ولادته (</w:t>
       </w:r>
-      <w:hyperlink r:id="rId81">
-        <w:r>
-          <w:rPr>
-            <w:rtl/>
-            <w:cs/>
-            <w:lang w:val="ar_AE" w:bidi="ar_AE"/>
-          </w:rPr>
-          <w:rPr>
-            <w:color w:val="0000EE"/>
-            <w:u w:val="single"/>
-          </w:rPr>
-          <w:t>تكوين 25:25</w:t>
-        </w:r>
-      </w:hyperlink>
+      <w:r>
+        <w:rPr>
+          <w:rtl/>
+          <w:cs/>
+          <w:lang w:val="ar_AE" w:bidi="ar_AE"/>
+        </w:rPr>
+        <w:t>تكوين 25:25</w:t>
+      </w:r>
       <w:r>
         <w:rPr>
           <w:rtl/>
@@ -2939,20 +2471,14 @@
         </w:rPr>
         <w:t>حِساء العدس الأحمر الذي حصل عليه من يعقوب (</w:t>
       </w:r>
-      <w:hyperlink r:id="rId82">
-        <w:r>
-          <w:rPr>
-            <w:rtl/>
-            <w:cs/>
-            <w:lang w:val="ar_AE" w:bidi="ar_AE"/>
-          </w:rPr>
-          <w:rPr>
-            <w:color w:val="0000EE"/>
-            <w:u w:val="single"/>
-          </w:rPr>
-          <w:t>تكوين 25:30</w:t>
-        </w:r>
-      </w:hyperlink>
+      <w:r>
+        <w:rPr>
+          <w:rtl/>
+          <w:cs/>
+          <w:lang w:val="ar_AE" w:bidi="ar_AE"/>
+        </w:rPr>
+        <w:t>تكوين 25:30</w:t>
+      </w:r>
       <w:r>
         <w:rPr>
           <w:rtl/>
@@ -3020,20 +2546,14 @@
         </w:rPr>
         <w:t>كان عيسو صيادًا ماهرًا يجلب لحمًا بريًّا شهي إلى أبيه. كان إسحاق يفضل طعم اللحم الدسم القوّي عن مذاق اللحم الخفيف الذي كان يعقوب يوفره من قطعان العائلة. في إحدى الأيام، عاد عيسو إلى البيت جائعًا جدًا بعد رحلة صيد غير ناجحة. أقنع يعقوب عيسو بالتخلي عن حقوقه وامتيازاته كونه البكر مقابل الطعام (</w:t>
       </w:r>
-      <w:hyperlink r:id="rId83">
-        <w:r>
-          <w:rPr>
-            <w:rtl/>
-            <w:cs/>
-            <w:lang w:val="ar_AE" w:bidi="ar_AE"/>
-          </w:rPr>
-          <w:rPr>
-            <w:color w:val="0000EE"/>
-            <w:u w:val="single"/>
-          </w:rPr>
-          <w:t>تكوين 25:29–34</w:t>
-        </w:r>
-      </w:hyperlink>
+      <w:r>
+        <w:rPr>
+          <w:rtl/>
+          <w:cs/>
+          <w:lang w:val="ar_AE" w:bidi="ar_AE"/>
+        </w:rPr>
+        <w:t>تكوين 25:29–34</w:t>
+      </w:r>
       <w:r>
         <w:rPr>
           <w:rtl/>
@@ -3042,20 +2562,14 @@
         </w:rPr>
         <w:t xml:space="preserve">). لم يكن عيسو يقدّر حقوق البكورية، إذ كانت رغباته وشهواته الجسدية هي ما تحرّكه (انظر </w:t>
       </w:r>
-      <w:hyperlink r:id="rId84">
-        <w:r>
-          <w:rPr>
-            <w:rtl/>
-            <w:cs/>
-            <w:lang w:val="ar_AE" w:bidi="ar_AE"/>
-          </w:rPr>
-          <w:rPr>
-            <w:color w:val="0000EE"/>
-            <w:u w:val="single"/>
-          </w:rPr>
-          <w:t>عبرانيين 12:16</w:t>
-        </w:r>
-      </w:hyperlink>
+      <w:r>
+        <w:rPr>
+          <w:rtl/>
+          <w:cs/>
+          <w:lang w:val="ar_AE" w:bidi="ar_AE"/>
+        </w:rPr>
+        <w:t>عبرانيين 12:16</w:t>
+      </w:r>
       <w:r>
         <w:rPr>
           <w:rtl/>
@@ -3084,20 +2598,14 @@
         </w:rPr>
         <w:t>تزوج عيسو امرأتين من المنطقة التي يسكن فيه، ولم تكونا من نسل إبراهيم (</w:t>
       </w:r>
-      <w:hyperlink r:id="rId85">
-        <w:r>
-          <w:rPr>
-            <w:rtl/>
-            <w:cs/>
-            <w:lang w:val="ar_AE" w:bidi="ar_AE"/>
-          </w:rPr>
-          <w:rPr>
-            <w:color w:val="0000EE"/>
-            <w:u w:val="single"/>
-          </w:rPr>
-          <w:t>تكوين 26:34–35</w:t>
-        </w:r>
-      </w:hyperlink>
+      <w:r>
+        <w:rPr>
+          <w:rtl/>
+          <w:cs/>
+          <w:lang w:val="ar_AE" w:bidi="ar_AE"/>
+        </w:rPr>
+        <w:t>تكوين 26:34–35</w:t>
+      </w:r>
       <w:r>
         <w:rPr>
           <w:rtl/>
@@ -3106,20 +2614,14 @@
         </w:rPr>
         <w:t>). ربما هذا الأمر كان سبب تفضيل رفقة ليعقوب وتدبيرها لانتزاع بركة إسحاق التي كانت من نصيب عيسو (</w:t>
       </w:r>
-      <w:hyperlink r:id="rId86">
-        <w:r>
-          <w:rPr>
-            <w:rtl/>
-            <w:cs/>
-            <w:lang w:val="ar_AE" w:bidi="ar_AE"/>
-          </w:rPr>
-          <w:rPr>
-            <w:color w:val="0000EE"/>
-            <w:u w:val="single"/>
-          </w:rPr>
-          <w:t>تكوين 27:1–40</w:t>
-        </w:r>
-      </w:hyperlink>
+      <w:r>
+        <w:rPr>
+          <w:rtl/>
+          <w:cs/>
+          <w:lang w:val="ar_AE" w:bidi="ar_AE"/>
+        </w:rPr>
+        <w:t>تكوين 27:1–40</w:t>
+      </w:r>
       <w:r>
         <w:rPr>
           <w:rtl/>
@@ -3128,20 +2630,14 @@
         </w:rPr>
         <w:t>). حين اكتشف عيسو خداع أخيه له، غضب عيسو غضبًا شديدًا حتى إن يعقوب هرب من وجه عيسو إلى حاران. واجتمع الأخوان بعد عشرين عامًا عندما أظهر عيسو غفرانه لأخيه، وترأف به. (</w:t>
       </w:r>
-      <w:hyperlink r:id="rId87">
-        <w:r>
-          <w:rPr>
-            <w:rtl/>
-            <w:cs/>
-            <w:lang w:val="ar_AE" w:bidi="ar_AE"/>
-          </w:rPr>
-          <w:rPr>
-            <w:color w:val="0000EE"/>
-            <w:u w:val="single"/>
-          </w:rPr>
-          <w:t>تكوين 33:1–16</w:t>
-        </w:r>
-      </w:hyperlink>
+      <w:r>
+        <w:rPr>
+          <w:rtl/>
+          <w:cs/>
+          <w:lang w:val="ar_AE" w:bidi="ar_AE"/>
+        </w:rPr>
+        <w:t>تكوين 33:1–16</w:t>
+      </w:r>
       <w:r>
         <w:rPr>
           <w:rtl/>
@@ -3170,20 +2666,14 @@
         </w:rPr>
         <w:t>وُلد عيسو، ويعقوب مُمسِكًا بعقبه، ورأى الناس في تلك الحادثة إشارة إلى أن نسل عيسو سيكون عبيدًا لنسل يعقوب. في عهد داود بدأ الأدوميون في خدمة بني إسرائيل، أي عبيدًا لهم (</w:t>
       </w:r>
-      <w:hyperlink r:id="rId88">
-        <w:r>
-          <w:rPr>
-            <w:rtl/>
-            <w:cs/>
-            <w:lang w:val="ar_AE" w:bidi="ar_AE"/>
-          </w:rPr>
-          <w:rPr>
-            <w:color w:val="0000EE"/>
-            <w:u w:val="single"/>
-          </w:rPr>
-          <w:t>2 صموئيل 8:11–15</w:t>
-        </w:r>
-      </w:hyperlink>
+      <w:r>
+        <w:rPr>
+          <w:rtl/>
+          <w:cs/>
+          <w:lang w:val="ar_AE" w:bidi="ar_AE"/>
+        </w:rPr>
+        <w:t>2 صموئيل 8:11–15</w:t>
+      </w:r>
       <w:r>
         <w:rPr>
           <w:rtl/>
@@ -3192,20 +2682,14 @@
         </w:rPr>
         <w:t xml:space="preserve">؛ </w:t>
       </w:r>
-      <w:hyperlink r:id="rId89">
-        <w:r>
-          <w:rPr>
-            <w:rtl/>
-            <w:cs/>
-            <w:lang w:val="ar_AE" w:bidi="ar_AE"/>
-          </w:rPr>
-          <w:rPr>
-            <w:color w:val="0000EE"/>
-            <w:u w:val="single"/>
-          </w:rPr>
-          <w:t>1 أخبار الأيام 18:11–13</w:t>
-        </w:r>
-      </w:hyperlink>
+      <w:r>
+        <w:rPr>
+          <w:rtl/>
+          <w:cs/>
+          <w:lang w:val="ar_AE" w:bidi="ar_AE"/>
+        </w:rPr>
+        <w:t>1 أخبار الأيام 18:11–13</w:t>
+      </w:r>
       <w:r>
         <w:rPr>
           <w:rtl/>
@@ -3214,20 +2698,14 @@
         </w:rPr>
         <w:t>) واستمر ذلك حتى عهد يهورام (</w:t>
       </w:r>
-      <w:hyperlink r:id="rId90">
-        <w:r>
-          <w:rPr>
-            <w:rtl/>
-            <w:cs/>
-            <w:lang w:val="ar_AE" w:bidi="ar_AE"/>
-          </w:rPr>
-          <w:rPr>
-            <w:color w:val="0000EE"/>
-            <w:u w:val="single"/>
-          </w:rPr>
-          <w:t>2 ملوك 8:20–22</w:t>
-        </w:r>
-      </w:hyperlink>
+      <w:r>
+        <w:rPr>
+          <w:rtl/>
+          <w:cs/>
+          <w:lang w:val="ar_AE" w:bidi="ar_AE"/>
+        </w:rPr>
+        <w:t>2 ملوك 8:20–22</w:t>
+      </w:r>
       <w:r>
         <w:rPr>
           <w:rtl/>
@@ -3236,20 +2714,14 @@
         </w:rPr>
         <w:t xml:space="preserve">؛ </w:t>
       </w:r>
-      <w:hyperlink r:id="rId91">
-        <w:r>
-          <w:rPr>
-            <w:rtl/>
-            <w:cs/>
-            <w:lang w:val="ar_AE" w:bidi="ar_AE"/>
-          </w:rPr>
-          <w:rPr>
-            <w:color w:val="0000EE"/>
-            <w:u w:val="single"/>
-          </w:rPr>
-          <w:t>2 أخبار الأيام 21:8–10</w:t>
-        </w:r>
-      </w:hyperlink>
+      <w:r>
+        <w:rPr>
+          <w:rtl/>
+          <w:cs/>
+          <w:lang w:val="ar_AE" w:bidi="ar_AE"/>
+        </w:rPr>
+        <w:t>2 أخبار الأيام 21:8–10</w:t>
+      </w:r>
       <w:r>
         <w:rPr>
           <w:rtl/>
@@ -3278,20 +2750,14 @@
         </w:rPr>
         <w:t xml:space="preserve">في العهد الجديد، يرمز عيسو إلى نسل إبراهيم الذين لم يؤمن بالله ومواعيده، وقد رفضهم الله نتيجة لبركات الموعد (انظر </w:t>
       </w:r>
-      <w:hyperlink r:id="rId92">
-        <w:r>
-          <w:rPr>
-            <w:rtl/>
-            <w:cs/>
-            <w:lang w:val="ar_AE" w:bidi="ar_AE"/>
-          </w:rPr>
-          <w:rPr>
-            <w:color w:val="0000EE"/>
-            <w:u w:val="single"/>
-          </w:rPr>
-          <w:t>رومية 9:6–24</w:t>
-        </w:r>
-      </w:hyperlink>
+      <w:r>
+        <w:rPr>
+          <w:rtl/>
+          <w:cs/>
+          <w:lang w:val="ar_AE" w:bidi="ar_AE"/>
+        </w:rPr>
+        <w:t>رومية 9:6–24</w:t>
+      </w:r>
       <w:r>
         <w:rPr>
           <w:rtl/>
@@ -3333,20 +2799,14 @@
           <w:lang w:val="ar_AE" w:bidi="ar_AE"/>
         </w:rPr>
       </w:r>
-      <w:hyperlink r:id="rId93">
-        <w:r>
-          <w:rPr>
-            <w:rtl/>
-            <w:cs/>
-            <w:lang w:val="ar_AE" w:bidi="ar_AE"/>
-          </w:rPr>
-          <w:rPr>
-            <w:color w:val="0000EE"/>
-            <w:u w:val="single"/>
-          </w:rPr>
-          <w:t>تكوين 25:21–34</w:t>
-        </w:r>
-      </w:hyperlink>
+      <w:r>
+        <w:rPr>
+          <w:rtl/>
+          <w:cs/>
+          <w:lang w:val="ar_AE" w:bidi="ar_AE"/>
+        </w:rPr>
+        <w:t>تكوين 25:21–34</w:t>
+      </w:r>
       <w:r>
         <w:rPr>
           <w:rtl/>
@@ -3355,20 +2815,14 @@
         </w:rPr>
         <w:t xml:space="preserve">؛ </w:t>
       </w:r>
-      <w:hyperlink r:id="rId85">
-        <w:r>
-          <w:rPr>
-            <w:rtl/>
-            <w:cs/>
-            <w:lang w:val="ar_AE" w:bidi="ar_AE"/>
-          </w:rPr>
-          <w:rPr>
-            <w:color w:val="0000EE"/>
-            <w:u w:val="single"/>
-          </w:rPr>
-          <w:t>26:34–35</w:t>
-        </w:r>
-      </w:hyperlink>
+      <w:r>
+        <w:rPr>
+          <w:rtl/>
+          <w:cs/>
+          <w:lang w:val="ar_AE" w:bidi="ar_AE"/>
+        </w:rPr>
+        <w:t>26:34–35</w:t>
+      </w:r>
       <w:r>
         <w:rPr>
           <w:rtl/>
@@ -3377,20 +2831,14 @@
         </w:rPr>
         <w:t xml:space="preserve">؛ </w:t>
       </w:r>
-      <w:hyperlink r:id="rId94">
-        <w:r>
-          <w:rPr>
-            <w:rtl/>
-            <w:cs/>
-            <w:lang w:val="ar_AE" w:bidi="ar_AE"/>
-          </w:rPr>
-          <w:rPr>
-            <w:color w:val="0000EE"/>
-            <w:u w:val="single"/>
-          </w:rPr>
-          <w:t>27:1–42</w:t>
-        </w:r>
-      </w:hyperlink>
+      <w:r>
+        <w:rPr>
+          <w:rtl/>
+          <w:cs/>
+          <w:lang w:val="ar_AE" w:bidi="ar_AE"/>
+        </w:rPr>
+        <w:t>27:1–42</w:t>
+      </w:r>
       <w:r>
         <w:rPr>
           <w:rtl/>
@@ -3399,20 +2847,14 @@
         </w:rPr>
         <w:t xml:space="preserve">؛ </w:t>
       </w:r>
-      <w:hyperlink r:id="rId95">
-        <w:r>
-          <w:rPr>
-            <w:rtl/>
-            <w:cs/>
-            <w:lang w:val="ar_AE" w:bidi="ar_AE"/>
-          </w:rPr>
-          <w:rPr>
-            <w:color w:val="0000EE"/>
-            <w:u w:val="single"/>
-          </w:rPr>
-          <w:t>28:6–9</w:t>
-        </w:r>
-      </w:hyperlink>
+      <w:r>
+        <w:rPr>
+          <w:rtl/>
+          <w:cs/>
+          <w:lang w:val="ar_AE" w:bidi="ar_AE"/>
+        </w:rPr>
+        <w:t>28:6–9</w:t>
+      </w:r>
       <w:r>
         <w:rPr>
           <w:rtl/>
@@ -3421,20 +2863,14 @@
         </w:rPr>
         <w:t xml:space="preserve">؛ </w:t>
       </w:r>
-      <w:hyperlink r:id="rId96">
-        <w:r>
-          <w:rPr>
-            <w:rtl/>
-            <w:cs/>
-            <w:lang w:val="ar_AE" w:bidi="ar_AE"/>
-          </w:rPr>
-          <w:rPr>
-            <w:color w:val="0000EE"/>
-            <w:u w:val="single"/>
-          </w:rPr>
-          <w:t>32:3–20</w:t>
-        </w:r>
-      </w:hyperlink>
+      <w:r>
+        <w:rPr>
+          <w:rtl/>
+          <w:cs/>
+          <w:lang w:val="ar_AE" w:bidi="ar_AE"/>
+        </w:rPr>
+        <w:t>32:3–20</w:t>
+      </w:r>
       <w:r>
         <w:rPr>
           <w:rtl/>
@@ -3443,20 +2879,14 @@
         </w:rPr>
         <w:t xml:space="preserve">؛ </w:t>
       </w:r>
-      <w:hyperlink r:id="rId87">
-        <w:r>
-          <w:rPr>
-            <w:rtl/>
-            <w:cs/>
-            <w:lang w:val="ar_AE" w:bidi="ar_AE"/>
-          </w:rPr>
-          <w:rPr>
-            <w:color w:val="0000EE"/>
-            <w:u w:val="single"/>
-          </w:rPr>
-          <w:t>33:1–16</w:t>
-        </w:r>
-      </w:hyperlink>
+      <w:r>
+        <w:rPr>
+          <w:rtl/>
+          <w:cs/>
+          <w:lang w:val="ar_AE" w:bidi="ar_AE"/>
+        </w:rPr>
+        <w:t>33:1–16</w:t>
+      </w:r>
       <w:r>
         <w:rPr>
           <w:rtl/>
@@ -3465,20 +2895,14 @@
         </w:rPr>
         <w:t xml:space="preserve">؛ </w:t>
       </w:r>
-      <w:hyperlink r:id="rId97">
-        <w:r>
-          <w:rPr>
-            <w:rtl/>
-            <w:cs/>
-            <w:lang w:val="ar_AE" w:bidi="ar_AE"/>
-          </w:rPr>
-          <w:rPr>
-            <w:color w:val="0000EE"/>
-            <w:u w:val="single"/>
-          </w:rPr>
-          <w:t>35:28–29</w:t>
-        </w:r>
-      </w:hyperlink>
+      <w:r>
+        <w:rPr>
+          <w:rtl/>
+          <w:cs/>
+          <w:lang w:val="ar_AE" w:bidi="ar_AE"/>
+        </w:rPr>
+        <w:t>35:28–29</w:t>
+      </w:r>
       <w:r>
         <w:rPr>
           <w:rtl/>
@@ -3487,20 +2911,14 @@
         </w:rPr>
         <w:t xml:space="preserve">؛ </w:t>
       </w:r>
-      <w:hyperlink r:id="rId98">
-        <w:r>
-          <w:rPr>
-            <w:rtl/>
-            <w:cs/>
-            <w:lang w:val="ar_AE" w:bidi="ar_AE"/>
-          </w:rPr>
-          <w:rPr>
-            <w:color w:val="0000EE"/>
-            <w:u w:val="single"/>
-          </w:rPr>
-          <w:t>36:1–43</w:t>
-        </w:r>
-      </w:hyperlink>
+      <w:r>
+        <w:rPr>
+          <w:rtl/>
+          <w:cs/>
+          <w:lang w:val="ar_AE" w:bidi="ar_AE"/>
+        </w:rPr>
+        <w:t>36:1–43</w:t>
+      </w:r>
       <w:r>
         <w:rPr>
           <w:rtl/>
@@ -3509,20 +2927,14 @@
         </w:rPr>
         <w:t xml:space="preserve">؛ </w:t>
       </w:r>
-      <w:hyperlink r:id="rId99">
-        <w:r>
-          <w:rPr>
-            <w:rtl/>
-            <w:cs/>
-            <w:lang w:val="ar_AE" w:bidi="ar_AE"/>
-          </w:rPr>
-          <w:rPr>
-            <w:color w:val="0000EE"/>
-            <w:u w:val="single"/>
-          </w:rPr>
-          <w:t>تثنية 2:1–8</w:t>
-        </w:r>
-      </w:hyperlink>
+      <w:r>
+        <w:rPr>
+          <w:rtl/>
+          <w:cs/>
+          <w:lang w:val="ar_AE" w:bidi="ar_AE"/>
+        </w:rPr>
+        <w:t>تثنية 2:1–8</w:t>
+      </w:r>
       <w:r>
         <w:rPr>
           <w:rtl/>
@@ -3531,20 +2943,14 @@
         </w:rPr>
         <w:t xml:space="preserve">، </w:t>
       </w:r>
-      <w:hyperlink r:id="rId100">
-        <w:r>
-          <w:rPr>
-            <w:rtl/>
-            <w:cs/>
-            <w:lang w:val="ar_AE" w:bidi="ar_AE"/>
-          </w:rPr>
-          <w:rPr>
-            <w:color w:val="0000EE"/>
-            <w:u w:val="single"/>
-          </w:rPr>
-          <w:t>12</w:t>
-        </w:r>
-      </w:hyperlink>
+      <w:r>
+        <w:rPr>
+          <w:rtl/>
+          <w:cs/>
+          <w:lang w:val="ar_AE" w:bidi="ar_AE"/>
+        </w:rPr>
+        <w:t>12</w:t>
+      </w:r>
       <w:r>
         <w:rPr>
           <w:rtl/>
@@ -3553,20 +2959,14 @@
         </w:rPr>
         <w:t xml:space="preserve">، </w:t>
       </w:r>
-      <w:hyperlink r:id="rId101">
-        <w:r>
-          <w:rPr>
-            <w:rtl/>
-            <w:cs/>
-            <w:lang w:val="ar_AE" w:bidi="ar_AE"/>
-          </w:rPr>
-          <w:rPr>
-            <w:color w:val="0000EE"/>
-            <w:u w:val="single"/>
-          </w:rPr>
-          <w:t>22</w:t>
-        </w:r>
-      </w:hyperlink>
+      <w:r>
+        <w:rPr>
+          <w:rtl/>
+          <w:cs/>
+          <w:lang w:val="ar_AE" w:bidi="ar_AE"/>
+        </w:rPr>
+        <w:t>22</w:t>
+      </w:r>
       <w:r>
         <w:rPr>
           <w:rtl/>
@@ -3575,20 +2975,14 @@
         </w:rPr>
         <w:t xml:space="preserve">، </w:t>
       </w:r>
-      <w:hyperlink r:id="rId102">
-        <w:r>
-          <w:rPr>
-            <w:rtl/>
-            <w:cs/>
-            <w:lang w:val="ar_AE" w:bidi="ar_AE"/>
-          </w:rPr>
-          <w:rPr>
-            <w:color w:val="0000EE"/>
-            <w:u w:val="single"/>
-          </w:rPr>
-          <w:t>29</w:t>
-        </w:r>
-      </w:hyperlink>
+      <w:r>
+        <w:rPr>
+          <w:rtl/>
+          <w:cs/>
+          <w:lang w:val="ar_AE" w:bidi="ar_AE"/>
+        </w:rPr>
+        <w:t>29</w:t>
+      </w:r>
       <w:r>
         <w:rPr>
           <w:rtl/>
@@ -3597,20 +2991,14 @@
         </w:rPr>
         <w:t xml:space="preserve">؛ </w:t>
       </w:r>
-      <w:hyperlink r:id="rId103">
-        <w:r>
-          <w:rPr>
-            <w:rtl/>
-            <w:cs/>
-            <w:lang w:val="ar_AE" w:bidi="ar_AE"/>
-          </w:rPr>
-          <w:rPr>
-            <w:color w:val="0000EE"/>
-            <w:u w:val="single"/>
-          </w:rPr>
-          <w:t>يشوع 24:4</w:t>
-        </w:r>
-      </w:hyperlink>
+      <w:r>
+        <w:rPr>
+          <w:rtl/>
+          <w:cs/>
+          <w:lang w:val="ar_AE" w:bidi="ar_AE"/>
+        </w:rPr>
+        <w:t>يشوع 24:4</w:t>
+      </w:r>
       <w:r>
         <w:rPr>
           <w:rtl/>
@@ -3619,20 +3007,14 @@
         </w:rPr>
         <w:t xml:space="preserve">؛ </w:t>
       </w:r>
-      <w:hyperlink r:id="rId104">
-        <w:r>
-          <w:rPr>
-            <w:rtl/>
-            <w:cs/>
-            <w:lang w:val="ar_AE" w:bidi="ar_AE"/>
-          </w:rPr>
-          <w:rPr>
-            <w:color w:val="0000EE"/>
-            <w:u w:val="single"/>
-          </w:rPr>
-          <w:t>ملاخي 1:2–5</w:t>
-        </w:r>
-      </w:hyperlink>
+      <w:r>
+        <w:rPr>
+          <w:rtl/>
+          <w:cs/>
+          <w:lang w:val="ar_AE" w:bidi="ar_AE"/>
+        </w:rPr>
+        <w:t>ملاخي 1:2–5</w:t>
+      </w:r>
       <w:r>
         <w:rPr>
           <w:rtl/>
@@ -3641,20 +3023,14 @@
         </w:rPr>
         <w:t xml:space="preserve">؛ </w:t>
       </w:r>
-      <w:hyperlink r:id="rId105">
-        <w:r>
-          <w:rPr>
-            <w:rtl/>
-            <w:cs/>
-            <w:lang w:val="ar_AE" w:bidi="ar_AE"/>
-          </w:rPr>
-          <w:rPr>
-            <w:color w:val="0000EE"/>
-            <w:u w:val="single"/>
-          </w:rPr>
-          <w:t>رومية 9:6–13</w:t>
-        </w:r>
-      </w:hyperlink>
+      <w:r>
+        <w:rPr>
+          <w:rtl/>
+          <w:cs/>
+          <w:lang w:val="ar_AE" w:bidi="ar_AE"/>
+        </w:rPr>
+        <w:t>رومية 9:6–13</w:t>
+      </w:r>
       <w:r>
         <w:rPr>
           <w:rtl/>
@@ -3663,20 +3039,14 @@
         </w:rPr>
         <w:t xml:space="preserve">؛ </w:t>
       </w:r>
-      <w:hyperlink r:id="rId106">
-        <w:r>
-          <w:rPr>
-            <w:rtl/>
-            <w:cs/>
-            <w:lang w:val="ar_AE" w:bidi="ar_AE"/>
-          </w:rPr>
-          <w:rPr>
-            <w:color w:val="0000EE"/>
-            <w:u w:val="single"/>
-          </w:rPr>
-          <w:t>العبرانيين 11:20</w:t>
-        </w:r>
-      </w:hyperlink>
+      <w:r>
+        <w:rPr>
+          <w:rtl/>
+          <w:cs/>
+          <w:lang w:val="ar_AE" w:bidi="ar_AE"/>
+        </w:rPr>
+        <w:t>العبرانيين 11:20</w:t>
+      </w:r>
       <w:r>
         <w:rPr>
           <w:rtl/>
@@ -3685,20 +3055,14 @@
         </w:rPr>
         <w:t xml:space="preserve">؛ </w:t>
       </w:r>
-      <w:hyperlink r:id="rId107">
-        <w:r>
-          <w:rPr>
-            <w:rtl/>
-            <w:cs/>
-            <w:lang w:val="ar_AE" w:bidi="ar_AE"/>
-          </w:rPr>
-          <w:rPr>
-            <w:color w:val="0000EE"/>
-            <w:u w:val="single"/>
-          </w:rPr>
-          <w:t>12:16–17</w:t>
-        </w:r>
-      </w:hyperlink>
+      <w:r>
+        <w:rPr>
+          <w:rtl/>
+          <w:cs/>
+          <w:lang w:val="ar_AE" w:bidi="ar_AE"/>
+        </w:rPr>
+        <w:t>12:16–17</w:t>
+      </w:r>
       <w:r>
         <w:rPr>
           <w:rtl/>
